--- a/song journeys for copying/Song Journey - the cure.docx
+++ b/song journeys for copying/Song Journey - the cure.docx
@@ -1417,7 +1417,7 @@
           <w:sz w:val="22"/>
           <w:szCs w:val="22"/>
         </w:rPr>
-        <w:t>Play the whole song with one power chord shape. Play it quietly.</w:t>
+        <w:t>Play the whole song with one power chord shape, moving between both root strings. Play it quietly.</w:t>
       </w:r>
     </w:p>
     <w:p>
@@ -1453,7 +1453,7 @@
           <w:sz w:val="18"/>
           <w:szCs w:val="18"/>
         </w:rPr>
-        <w:t>Power chords · root on the low E · 4 beats per chord</w:t>
+        <w:t>Power chords · roots on the low E and A strings · 4 beats per chord</w:t>
       </w:r>
     </w:p>
     <w:p>
@@ -1548,374 +1548,365 @@
           <w:sz w:val="17"/>
           <w:szCs w:val="17"/>
         </w:rPr>
-        <w:t>D |----------------|----------------|---</w:t>
-      </w:r>
-      <w:r>
-        <w:rPr>
-          <w:rFonts w:ascii="Courier New" w:eastAsia="Courier New" w:hAnsi="Courier New" w:cs="Courier New"/>
-          <w:color w:val="222222"/>
-          <w:sz w:val="17"/>
-          <w:szCs w:val="17"/>
-        </w:rPr>
-        <w:t>-------------|----------------|</w:t>
-      </w:r>
-    </w:p>
-    <w:p>
-      <w:pPr>
-        <w:keepNext/>
-        <w:keepLines/>
-        <w:pBdr>
-          <w:left w:val="single" w:sz="18" w:space="8" w:color="5B3FA6"/>
-        </w:pBdr>
-        <w:ind w:left="120"/>
-      </w:pPr>
-      <w:r>
-        <w:rPr>
-          <w:rFonts w:ascii="Courier New" w:eastAsia="Courier New" w:hAnsi="Courier New" w:cs="Courier New"/>
-          <w:color w:val="222222"/>
-          <w:sz w:val="17"/>
-          <w:szCs w:val="17"/>
-        </w:rPr>
-        <w:t>A |--</w:t>
-      </w:r>
-      <w:r>
-        <w:rPr>
-          <w:rFonts w:ascii="Courier New" w:eastAsia="Courier New" w:hAnsi="Courier New" w:cs="Courier New"/>
-          <w:b/>
-          <w:bCs/>
-          <w:color w:val="5B3FA6"/>
-          <w:sz w:val="17"/>
-          <w:szCs w:val="17"/>
-        </w:rPr>
-        <w:t>7</w:t>
-      </w:r>
-      <w:r>
-        <w:rPr>
-          <w:rFonts w:ascii="Courier New" w:eastAsia="Courier New" w:hAnsi="Courier New" w:cs="Courier New"/>
-          <w:color w:val="222222"/>
-          <w:sz w:val="17"/>
-          <w:szCs w:val="17"/>
-        </w:rPr>
-        <w:t>--</w:t>
-      </w:r>
-      <w:r>
-        <w:rPr>
-          <w:rFonts w:ascii="Courier New" w:eastAsia="Courier New" w:hAnsi="Courier New" w:cs="Courier New"/>
-          <w:b/>
-          <w:bCs/>
-          <w:color w:val="5B3FA6"/>
-          <w:sz w:val="17"/>
-          <w:szCs w:val="17"/>
-        </w:rPr>
-        <w:t>7</w:t>
-      </w:r>
-      <w:r>
-        <w:rPr>
-          <w:rFonts w:ascii="Courier New" w:eastAsia="Courier New" w:hAnsi="Courier New" w:cs="Courier New"/>
-          <w:color w:val="222222"/>
-          <w:sz w:val="17"/>
-          <w:szCs w:val="17"/>
-        </w:rPr>
-        <w:t>--</w:t>
-      </w:r>
-      <w:r>
-        <w:rPr>
-          <w:rFonts w:ascii="Courier New" w:eastAsia="Courier New" w:hAnsi="Courier New" w:cs="Courier New"/>
-          <w:b/>
-          <w:bCs/>
-          <w:color w:val="5B3FA6"/>
-          <w:sz w:val="17"/>
-          <w:szCs w:val="17"/>
-        </w:rPr>
-        <w:t>7</w:t>
-      </w:r>
-      <w:r>
-        <w:rPr>
-          <w:rFonts w:ascii="Courier New" w:eastAsia="Courier New" w:hAnsi="Courier New" w:cs="Courier New"/>
-          <w:color w:val="222222"/>
-          <w:sz w:val="17"/>
-          <w:szCs w:val="17"/>
-        </w:rPr>
-        <w:t>--</w:t>
-      </w:r>
-      <w:r>
-        <w:rPr>
-          <w:rFonts w:ascii="Courier New" w:eastAsia="Courier New" w:hAnsi="Courier New" w:cs="Courier New"/>
-          <w:b/>
-          <w:bCs/>
-          <w:color w:val="5B3FA6"/>
-          <w:sz w:val="17"/>
-          <w:szCs w:val="17"/>
-        </w:rPr>
-        <w:t>7</w:t>
-      </w:r>
-      <w:r>
-        <w:rPr>
-          <w:rFonts w:ascii="Courier New" w:eastAsia="Courier New" w:hAnsi="Courier New" w:cs="Courier New"/>
-          <w:color w:val="222222"/>
-          <w:sz w:val="17"/>
-          <w:szCs w:val="17"/>
-        </w:rPr>
-        <w:t>----|-</w:t>
-      </w:r>
-      <w:r>
-        <w:rPr>
-          <w:rFonts w:ascii="Courier New" w:eastAsia="Courier New" w:hAnsi="Courier New" w:cs="Courier New"/>
-          <w:b/>
-          <w:bCs/>
-          <w:color w:val="5B3FA6"/>
-          <w:sz w:val="17"/>
-          <w:szCs w:val="17"/>
-        </w:rPr>
-        <w:t>10</w:t>
-      </w:r>
-      <w:r>
-        <w:rPr>
-          <w:rFonts w:ascii="Courier New" w:eastAsia="Courier New" w:hAnsi="Courier New" w:cs="Courier New"/>
-          <w:color w:val="222222"/>
-          <w:sz w:val="17"/>
-          <w:szCs w:val="17"/>
-        </w:rPr>
-        <w:t xml:space="preserve"> </w:t>
-      </w:r>
-      <w:r>
-        <w:rPr>
-          <w:rFonts w:ascii="Courier New" w:eastAsia="Courier New" w:hAnsi="Courier New" w:cs="Courier New"/>
-          <w:b/>
-          <w:bCs/>
-          <w:color w:val="5B3FA6"/>
-          <w:sz w:val="17"/>
-          <w:szCs w:val="17"/>
-        </w:rPr>
-        <w:t>10</w:t>
-      </w:r>
-      <w:r>
-        <w:rPr>
-          <w:rFonts w:ascii="Courier New" w:eastAsia="Courier New" w:hAnsi="Courier New" w:cs="Courier New"/>
-          <w:color w:val="222222"/>
-          <w:sz w:val="17"/>
-          <w:szCs w:val="17"/>
-        </w:rPr>
-        <w:t xml:space="preserve"> </w:t>
-      </w:r>
-      <w:r>
-        <w:rPr>
-          <w:rFonts w:ascii="Courier New" w:eastAsia="Courier New" w:hAnsi="Courier New" w:cs="Courier New"/>
-          <w:b/>
-          <w:bCs/>
-          <w:color w:val="5B3FA6"/>
-          <w:sz w:val="17"/>
-          <w:szCs w:val="17"/>
-        </w:rPr>
-        <w:t>10</w:t>
-      </w:r>
-      <w:r>
-        <w:rPr>
-          <w:rFonts w:ascii="Courier New" w:eastAsia="Courier New" w:hAnsi="Courier New" w:cs="Courier New"/>
-          <w:color w:val="222222"/>
-          <w:sz w:val="17"/>
-          <w:szCs w:val="17"/>
-        </w:rPr>
-        <w:t xml:space="preserve"> </w:t>
-      </w:r>
-      <w:r>
-        <w:rPr>
-          <w:rFonts w:ascii="Courier New" w:eastAsia="Courier New" w:hAnsi="Courier New" w:cs="Courier New"/>
-          <w:b/>
-          <w:bCs/>
-          <w:color w:val="5B3FA6"/>
-          <w:sz w:val="17"/>
-          <w:szCs w:val="17"/>
-        </w:rPr>
-        <w:t>10</w:t>
-      </w:r>
-      <w:r>
-        <w:rPr>
-          <w:rFonts w:ascii="Courier New" w:eastAsia="Courier New" w:hAnsi="Courier New" w:cs="Courier New"/>
-          <w:color w:val="222222"/>
-          <w:sz w:val="17"/>
-          <w:szCs w:val="17"/>
-        </w:rPr>
-        <w:t>----|--</w:t>
-      </w:r>
-      <w:r>
-        <w:rPr>
-          <w:rFonts w:ascii="Courier New" w:eastAsia="Courier New" w:hAnsi="Courier New" w:cs="Courier New"/>
-          <w:b/>
-          <w:bCs/>
-          <w:color w:val="5B3FA6"/>
-          <w:sz w:val="17"/>
-          <w:szCs w:val="17"/>
-        </w:rPr>
-        <w:t>3</w:t>
-      </w:r>
-      <w:r>
-        <w:rPr>
-          <w:rFonts w:ascii="Courier New" w:eastAsia="Courier New" w:hAnsi="Courier New" w:cs="Courier New"/>
-          <w:color w:val="222222"/>
-          <w:sz w:val="17"/>
-          <w:szCs w:val="17"/>
-        </w:rPr>
-        <w:t>--</w:t>
-      </w:r>
-      <w:r>
-        <w:rPr>
-          <w:rFonts w:ascii="Courier New" w:eastAsia="Courier New" w:hAnsi="Courier New" w:cs="Courier New"/>
-          <w:b/>
-          <w:bCs/>
-          <w:color w:val="5B3FA6"/>
-          <w:sz w:val="17"/>
-          <w:szCs w:val="17"/>
-        </w:rPr>
-        <w:t>3</w:t>
-      </w:r>
-      <w:r>
-        <w:rPr>
-          <w:rFonts w:ascii="Courier New" w:eastAsia="Courier New" w:hAnsi="Courier New" w:cs="Courier New"/>
-          <w:color w:val="222222"/>
-          <w:sz w:val="17"/>
-          <w:szCs w:val="17"/>
-        </w:rPr>
-        <w:t>--</w:t>
-      </w:r>
-      <w:r>
-        <w:rPr>
-          <w:rFonts w:ascii="Courier New" w:eastAsia="Courier New" w:hAnsi="Courier New" w:cs="Courier New"/>
-          <w:b/>
-          <w:bCs/>
-          <w:color w:val="5B3FA6"/>
-          <w:sz w:val="17"/>
-          <w:szCs w:val="17"/>
-        </w:rPr>
-        <w:t>3</w:t>
-      </w:r>
-      <w:r>
-        <w:rPr>
-          <w:rFonts w:ascii="Courier New" w:eastAsia="Courier New" w:hAnsi="Courier New" w:cs="Courier New"/>
-          <w:color w:val="222222"/>
-          <w:sz w:val="17"/>
-          <w:szCs w:val="17"/>
-        </w:rPr>
-        <w:t>--</w:t>
-      </w:r>
-      <w:r>
-        <w:rPr>
-          <w:rFonts w:ascii="Courier New" w:eastAsia="Courier New" w:hAnsi="Courier New" w:cs="Courier New"/>
-          <w:b/>
-          <w:bCs/>
-          <w:color w:val="5B3FA6"/>
-          <w:sz w:val="17"/>
-          <w:szCs w:val="17"/>
-        </w:rPr>
-        <w:t>3</w:t>
-      </w:r>
-      <w:r>
-        <w:rPr>
-          <w:rFonts w:ascii="Courier New" w:eastAsia="Courier New" w:hAnsi="Courier New" w:cs="Courier New"/>
-          <w:color w:val="222222"/>
-          <w:sz w:val="17"/>
-          <w:szCs w:val="17"/>
-        </w:rPr>
-        <w:t>----|-</w:t>
-      </w:r>
-      <w:r>
-        <w:rPr>
-          <w:rFonts w:ascii="Courier New" w:eastAsia="Courier New" w:hAnsi="Courier New" w:cs="Courier New"/>
-          <w:b/>
-          <w:bCs/>
-          <w:color w:val="5B3FA6"/>
-          <w:sz w:val="17"/>
-          <w:szCs w:val="17"/>
-        </w:rPr>
-        <w:t>10</w:t>
-      </w:r>
-      <w:r>
-        <w:rPr>
-          <w:rFonts w:ascii="Courier New" w:eastAsia="Courier New" w:hAnsi="Courier New" w:cs="Courier New"/>
-          <w:color w:val="222222"/>
-          <w:sz w:val="17"/>
-          <w:szCs w:val="17"/>
-        </w:rPr>
-        <w:t xml:space="preserve"> </w:t>
-      </w:r>
-      <w:r>
-        <w:rPr>
-          <w:rFonts w:ascii="Courier New" w:eastAsia="Courier New" w:hAnsi="Courier New" w:cs="Courier New"/>
-          <w:b/>
-          <w:bCs/>
-          <w:color w:val="5B3FA6"/>
-          <w:sz w:val="17"/>
-          <w:szCs w:val="17"/>
-        </w:rPr>
-        <w:t>10</w:t>
-      </w:r>
-      <w:r>
-        <w:rPr>
-          <w:rFonts w:ascii="Courier New" w:eastAsia="Courier New" w:hAnsi="Courier New" w:cs="Courier New"/>
-          <w:color w:val="222222"/>
-          <w:sz w:val="17"/>
-          <w:szCs w:val="17"/>
-        </w:rPr>
-        <w:t xml:space="preserve"> </w:t>
-      </w:r>
-      <w:r>
-        <w:rPr>
-          <w:rFonts w:ascii="Courier New" w:eastAsia="Courier New" w:hAnsi="Courier New" w:cs="Courier New"/>
-          <w:b/>
-          <w:bCs/>
-          <w:color w:val="5B3FA6"/>
-          <w:sz w:val="17"/>
-          <w:szCs w:val="17"/>
-        </w:rPr>
-        <w:t>10</w:t>
-      </w:r>
-      <w:r>
-        <w:rPr>
-          <w:rFonts w:ascii="Courier New" w:eastAsia="Courier New" w:hAnsi="Courier New" w:cs="Courier New"/>
-          <w:color w:val="222222"/>
-          <w:sz w:val="17"/>
-          <w:szCs w:val="17"/>
-        </w:rPr>
-        <w:t xml:space="preserve"> </w:t>
-      </w:r>
-      <w:r>
-        <w:rPr>
-          <w:rFonts w:ascii="Courier New" w:eastAsia="Courier New" w:hAnsi="Courier New" w:cs="Courier New"/>
-          <w:b/>
-          <w:bCs/>
-          <w:color w:val="5B3FA6"/>
-          <w:sz w:val="17"/>
-          <w:szCs w:val="17"/>
-        </w:rPr>
-        <w:t>10</w:t>
-      </w:r>
-      <w:r>
-        <w:rPr>
-          <w:rFonts w:ascii="Courier New" w:eastAsia="Courier New" w:hAnsi="Courier New" w:cs="Courier New"/>
-          <w:color w:val="222222"/>
-          <w:sz w:val="17"/>
-          <w:szCs w:val="17"/>
-        </w:rPr>
-        <w:t>----|</w:t>
-      </w:r>
-    </w:p>
-    <w:p>
-      <w:pPr>
-        <w:keepNext/>
-        <w:keepLines/>
-        <w:pBdr>
-          <w:left w:val="single" w:sz="18" w:space="8" w:color="5B3FA6"/>
-        </w:pBdr>
-        <w:ind w:left="120"/>
-      </w:pPr>
-      <w:r>
-        <w:rPr>
-          <w:rFonts w:ascii="Courier New" w:eastAsia="Courier New" w:hAnsi="Courier New" w:cs="Courier New"/>
-          <w:color w:val="222222"/>
-          <w:sz w:val="17"/>
-          <w:szCs w:val="17"/>
-        </w:rPr>
-        <w:t>E |--5--5--5--5----|--8--8--8--8----|--1--1--1--1----|--8--8--8--8----|</w:t>
+        <w:t xml:space="preserve">D |----------------|--</w:t>
+      </w:r>
+      <w:r>
+        <w:rPr>
+          <w:rFonts w:ascii="Courier New" w:eastAsia="Courier New" w:hAnsi="Courier New" w:cs="Courier New"/>
+          <w:b/>
+          <w:bCs/>
+          <w:color w:val="5B3FA6"/>
+          <w:sz w:val="17"/>
+          <w:szCs w:val="17"/>
+        </w:rPr>
+        <w:t xml:space="preserve">5</w:t>
+      </w:r>
+      <w:r>
+        <w:rPr>
+          <w:rFonts w:ascii="Courier New" w:eastAsia="Courier New" w:hAnsi="Courier New" w:cs="Courier New"/>
+          <w:color w:val="222222"/>
+          <w:sz w:val="17"/>
+          <w:szCs w:val="17"/>
+        </w:rPr>
+        <w:t xml:space="preserve">--</w:t>
+      </w:r>
+      <w:r>
+        <w:rPr>
+          <w:rFonts w:ascii="Courier New" w:eastAsia="Courier New" w:hAnsi="Courier New" w:cs="Courier New"/>
+          <w:b/>
+          <w:bCs/>
+          <w:color w:val="5B3FA6"/>
+          <w:sz w:val="17"/>
+          <w:szCs w:val="17"/>
+        </w:rPr>
+        <w:t xml:space="preserve">5</w:t>
+      </w:r>
+      <w:r>
+        <w:rPr>
+          <w:rFonts w:ascii="Courier New" w:eastAsia="Courier New" w:hAnsi="Courier New" w:cs="Courier New"/>
+          <w:color w:val="222222"/>
+          <w:sz w:val="17"/>
+          <w:szCs w:val="17"/>
+        </w:rPr>
+        <w:t xml:space="preserve">--</w:t>
+      </w:r>
+      <w:r>
+        <w:rPr>
+          <w:rFonts w:ascii="Courier New" w:eastAsia="Courier New" w:hAnsi="Courier New" w:cs="Courier New"/>
+          <w:b/>
+          <w:bCs/>
+          <w:color w:val="5B3FA6"/>
+          <w:sz w:val="17"/>
+          <w:szCs w:val="17"/>
+        </w:rPr>
+        <w:t xml:space="preserve">5</w:t>
+      </w:r>
+      <w:r>
+        <w:rPr>
+          <w:rFonts w:ascii="Courier New" w:eastAsia="Courier New" w:hAnsi="Courier New" w:cs="Courier New"/>
+          <w:color w:val="222222"/>
+          <w:sz w:val="17"/>
+          <w:szCs w:val="17"/>
+        </w:rPr>
+        <w:t xml:space="preserve">--</w:t>
+      </w:r>
+      <w:r>
+        <w:rPr>
+          <w:rFonts w:ascii="Courier New" w:eastAsia="Courier New" w:hAnsi="Courier New" w:cs="Courier New"/>
+          <w:b/>
+          <w:bCs/>
+          <w:color w:val="5B3FA6"/>
+          <w:sz w:val="17"/>
+          <w:szCs w:val="17"/>
+        </w:rPr>
+        <w:t xml:space="preserve">5</w:t>
+      </w:r>
+      <w:r>
+        <w:rPr>
+          <w:rFonts w:ascii="Courier New" w:eastAsia="Courier New" w:hAnsi="Courier New" w:cs="Courier New"/>
+          <w:color w:val="222222"/>
+          <w:sz w:val="17"/>
+          <w:szCs w:val="17"/>
+        </w:rPr>
+        <w:t xml:space="preserve">----|----------------|--</w:t>
+      </w:r>
+      <w:r>
+        <w:rPr>
+          <w:rFonts w:ascii="Courier New" w:eastAsia="Courier New" w:hAnsi="Courier New" w:cs="Courier New"/>
+          <w:b/>
+          <w:bCs/>
+          <w:color w:val="5B3FA6"/>
+          <w:sz w:val="17"/>
+          <w:szCs w:val="17"/>
+        </w:rPr>
+        <w:t xml:space="preserve">5</w:t>
+      </w:r>
+      <w:r>
+        <w:rPr>
+          <w:rFonts w:ascii="Courier New" w:eastAsia="Courier New" w:hAnsi="Courier New" w:cs="Courier New"/>
+          <w:color w:val="222222"/>
+          <w:sz w:val="17"/>
+          <w:szCs w:val="17"/>
+        </w:rPr>
+        <w:t xml:space="preserve">--</w:t>
+      </w:r>
+      <w:r>
+        <w:rPr>
+          <w:rFonts w:ascii="Courier New" w:eastAsia="Courier New" w:hAnsi="Courier New" w:cs="Courier New"/>
+          <w:b/>
+          <w:bCs/>
+          <w:color w:val="5B3FA6"/>
+          <w:sz w:val="17"/>
+          <w:szCs w:val="17"/>
+        </w:rPr>
+        <w:t xml:space="preserve">5</w:t>
+      </w:r>
+      <w:r>
+        <w:rPr>
+          <w:rFonts w:ascii="Courier New" w:eastAsia="Courier New" w:hAnsi="Courier New" w:cs="Courier New"/>
+          <w:color w:val="222222"/>
+          <w:sz w:val="17"/>
+          <w:szCs w:val="17"/>
+        </w:rPr>
+        <w:t xml:space="preserve">--</w:t>
+      </w:r>
+      <w:r>
+        <w:rPr>
+          <w:rFonts w:ascii="Courier New" w:eastAsia="Courier New" w:hAnsi="Courier New" w:cs="Courier New"/>
+          <w:b/>
+          <w:bCs/>
+          <w:color w:val="5B3FA6"/>
+          <w:sz w:val="17"/>
+          <w:szCs w:val="17"/>
+        </w:rPr>
+        <w:t xml:space="preserve">5</w:t>
+      </w:r>
+      <w:r>
+        <w:rPr>
+          <w:rFonts w:ascii="Courier New" w:eastAsia="Courier New" w:hAnsi="Courier New" w:cs="Courier New"/>
+          <w:color w:val="222222"/>
+          <w:sz w:val="17"/>
+          <w:szCs w:val="17"/>
+        </w:rPr>
+        <w:t xml:space="preserve">--</w:t>
+      </w:r>
+      <w:r>
+        <w:rPr>
+          <w:rFonts w:ascii="Courier New" w:eastAsia="Courier New" w:hAnsi="Courier New" w:cs="Courier New"/>
+          <w:b/>
+          <w:bCs/>
+          <w:color w:val="5B3FA6"/>
+          <w:sz w:val="17"/>
+          <w:szCs w:val="17"/>
+        </w:rPr>
+        <w:t xml:space="preserve">5</w:t>
+      </w:r>
+      <w:r>
+        <w:rPr>
+          <w:rFonts w:ascii="Courier New" w:eastAsia="Courier New" w:hAnsi="Courier New" w:cs="Courier New"/>
+          <w:color w:val="222222"/>
+          <w:sz w:val="17"/>
+          <w:szCs w:val="17"/>
+        </w:rPr>
+        <w:t xml:space="preserve">----|</w:t>
+      </w:r>
+    </w:p>
+    <w:p>
+      <w:pPr>
+        <w:keepNext/>
+        <w:keepLines/>
+        <w:pBdr>
+          <w:left w:val="single" w:sz="18" w:space="8" w:color="5B3FA6"/>
+        </w:pBdr>
+        <w:ind w:left="120"/>
+      </w:pPr>
+      <w:r>
+        <w:rPr>
+          <w:rFonts w:ascii="Courier New" w:eastAsia="Courier New" w:hAnsi="Courier New" w:cs="Courier New"/>
+          <w:color w:val="222222"/>
+          <w:sz w:val="17"/>
+          <w:szCs w:val="17"/>
+        </w:rPr>
+        <w:t xml:space="preserve">A |--</w:t>
+      </w:r>
+      <w:r>
+        <w:rPr>
+          <w:rFonts w:ascii="Courier New" w:eastAsia="Courier New" w:hAnsi="Courier New" w:cs="Courier New"/>
+          <w:b/>
+          <w:bCs/>
+          <w:color w:val="5B3FA6"/>
+          <w:sz w:val="17"/>
+          <w:szCs w:val="17"/>
+        </w:rPr>
+        <w:t xml:space="preserve">7</w:t>
+      </w:r>
+      <w:r>
+        <w:rPr>
+          <w:rFonts w:ascii="Courier New" w:eastAsia="Courier New" w:hAnsi="Courier New" w:cs="Courier New"/>
+          <w:color w:val="222222"/>
+          <w:sz w:val="17"/>
+          <w:szCs w:val="17"/>
+        </w:rPr>
+        <w:t xml:space="preserve">--</w:t>
+      </w:r>
+      <w:r>
+        <w:rPr>
+          <w:rFonts w:ascii="Courier New" w:eastAsia="Courier New" w:hAnsi="Courier New" w:cs="Courier New"/>
+          <w:b/>
+          <w:bCs/>
+          <w:color w:val="5B3FA6"/>
+          <w:sz w:val="17"/>
+          <w:szCs w:val="17"/>
+        </w:rPr>
+        <w:t xml:space="preserve">7</w:t>
+      </w:r>
+      <w:r>
+        <w:rPr>
+          <w:rFonts w:ascii="Courier New" w:eastAsia="Courier New" w:hAnsi="Courier New" w:cs="Courier New"/>
+          <w:color w:val="222222"/>
+          <w:sz w:val="17"/>
+          <w:szCs w:val="17"/>
+        </w:rPr>
+        <w:t xml:space="preserve">--</w:t>
+      </w:r>
+      <w:r>
+        <w:rPr>
+          <w:rFonts w:ascii="Courier New" w:eastAsia="Courier New" w:hAnsi="Courier New" w:cs="Courier New"/>
+          <w:b/>
+          <w:bCs/>
+          <w:color w:val="5B3FA6"/>
+          <w:sz w:val="17"/>
+          <w:szCs w:val="17"/>
+        </w:rPr>
+        <w:t xml:space="preserve">7</w:t>
+      </w:r>
+      <w:r>
+        <w:rPr>
+          <w:rFonts w:ascii="Courier New" w:eastAsia="Courier New" w:hAnsi="Courier New" w:cs="Courier New"/>
+          <w:color w:val="222222"/>
+          <w:sz w:val="17"/>
+          <w:szCs w:val="17"/>
+        </w:rPr>
+        <w:t xml:space="preserve">--</w:t>
+      </w:r>
+      <w:r>
+        <w:rPr>
+          <w:rFonts w:ascii="Courier New" w:eastAsia="Courier New" w:hAnsi="Courier New" w:cs="Courier New"/>
+          <w:b/>
+          <w:bCs/>
+          <w:color w:val="5B3FA6"/>
+          <w:sz w:val="17"/>
+          <w:szCs w:val="17"/>
+        </w:rPr>
+        <w:t xml:space="preserve">7</w:t>
+      </w:r>
+      <w:r>
+        <w:rPr>
+          <w:rFonts w:ascii="Courier New" w:eastAsia="Courier New" w:hAnsi="Courier New" w:cs="Courier New"/>
+          <w:color w:val="222222"/>
+          <w:sz w:val="17"/>
+          <w:szCs w:val="17"/>
+        </w:rPr>
+        <w:t xml:space="preserve">----|--3--3--3--3----|--</w:t>
+      </w:r>
+      <w:r>
+        <w:rPr>
+          <w:rFonts w:ascii="Courier New" w:eastAsia="Courier New" w:hAnsi="Courier New" w:cs="Courier New"/>
+          <w:b/>
+          <w:bCs/>
+          <w:color w:val="5B3FA6"/>
+          <w:sz w:val="17"/>
+          <w:szCs w:val="17"/>
+        </w:rPr>
+        <w:t xml:space="preserve">3</w:t>
+      </w:r>
+      <w:r>
+        <w:rPr>
+          <w:rFonts w:ascii="Courier New" w:eastAsia="Courier New" w:hAnsi="Courier New" w:cs="Courier New"/>
+          <w:color w:val="222222"/>
+          <w:sz w:val="17"/>
+          <w:szCs w:val="17"/>
+        </w:rPr>
+        <w:t xml:space="preserve">--</w:t>
+      </w:r>
+      <w:r>
+        <w:rPr>
+          <w:rFonts w:ascii="Courier New" w:eastAsia="Courier New" w:hAnsi="Courier New" w:cs="Courier New"/>
+          <w:b/>
+          <w:bCs/>
+          <w:color w:val="5B3FA6"/>
+          <w:sz w:val="17"/>
+          <w:szCs w:val="17"/>
+        </w:rPr>
+        <w:t xml:space="preserve">3</w:t>
+      </w:r>
+      <w:r>
+        <w:rPr>
+          <w:rFonts w:ascii="Courier New" w:eastAsia="Courier New" w:hAnsi="Courier New" w:cs="Courier New"/>
+          <w:color w:val="222222"/>
+          <w:sz w:val="17"/>
+          <w:szCs w:val="17"/>
+        </w:rPr>
+        <w:t xml:space="preserve">--</w:t>
+      </w:r>
+      <w:r>
+        <w:rPr>
+          <w:rFonts w:ascii="Courier New" w:eastAsia="Courier New" w:hAnsi="Courier New" w:cs="Courier New"/>
+          <w:b/>
+          <w:bCs/>
+          <w:color w:val="5B3FA6"/>
+          <w:sz w:val="17"/>
+          <w:szCs w:val="17"/>
+        </w:rPr>
+        <w:t xml:space="preserve">3</w:t>
+      </w:r>
+      <w:r>
+        <w:rPr>
+          <w:rFonts w:ascii="Courier New" w:eastAsia="Courier New" w:hAnsi="Courier New" w:cs="Courier New"/>
+          <w:color w:val="222222"/>
+          <w:sz w:val="17"/>
+          <w:szCs w:val="17"/>
+        </w:rPr>
+        <w:t xml:space="preserve">--</w:t>
+      </w:r>
+      <w:r>
+        <w:rPr>
+          <w:rFonts w:ascii="Courier New" w:eastAsia="Courier New" w:hAnsi="Courier New" w:cs="Courier New"/>
+          <w:b/>
+          <w:bCs/>
+          <w:color w:val="5B3FA6"/>
+          <w:sz w:val="17"/>
+          <w:szCs w:val="17"/>
+        </w:rPr>
+        <w:t xml:space="preserve">3</w:t>
+      </w:r>
+      <w:r>
+        <w:rPr>
+          <w:rFonts w:ascii="Courier New" w:eastAsia="Courier New" w:hAnsi="Courier New" w:cs="Courier New"/>
+          <w:color w:val="222222"/>
+          <w:sz w:val="17"/>
+          <w:szCs w:val="17"/>
+        </w:rPr>
+        <w:t xml:space="preserve">----|--3--3--3--3----|</w:t>
+      </w:r>
+    </w:p>
+    <w:p>
+      <w:pPr>
+        <w:keepNext/>
+        <w:keepLines/>
+        <w:pBdr>
+          <w:left w:val="single" w:sz="18" w:space="8" w:color="5B3FA6"/>
+        </w:pBdr>
+        <w:ind w:left="120"/>
+      </w:pPr>
+      <w:r>
+        <w:rPr>
+          <w:rFonts w:ascii="Courier New" w:eastAsia="Courier New" w:hAnsi="Courier New" w:cs="Courier New"/>
+          <w:color w:val="222222"/>
+          <w:sz w:val="17"/>
+          <w:szCs w:val="17"/>
+        </w:rPr>
+        <w:t xml:space="preserve">E |--5--5--5--5----|----------------|--1--1--1--1----|----------------|</w:t>
       </w:r>
     </w:p>
     <w:p>
@@ -2028,373 +2019,364 @@
           <w:sz w:val="17"/>
           <w:szCs w:val="17"/>
         </w:rPr>
-        <w:t>D |----------------|----------------|---------</w:t>
-      </w:r>
-      <w:r>
-        <w:rPr>
-          <w:rFonts w:ascii="Courier New" w:eastAsia="Courier New" w:hAnsi="Courier New" w:cs="Courier New"/>
-          <w:color w:val="222222"/>
-          <w:sz w:val="17"/>
-          <w:szCs w:val="17"/>
-        </w:rPr>
-        <w:t>-------|----------------|</w:t>
-      </w:r>
-    </w:p>
-    <w:p>
-      <w:pPr>
-        <w:keepNext/>
-        <w:keepLines/>
-        <w:pBdr>
-          <w:left w:val="single" w:sz="18" w:space="8" w:color="5B3FA6"/>
-        </w:pBdr>
-        <w:ind w:left="120"/>
-      </w:pPr>
-      <w:r>
-        <w:rPr>
-          <w:rFonts w:ascii="Courier New" w:eastAsia="Courier New" w:hAnsi="Courier New" w:cs="Courier New"/>
-          <w:color w:val="222222"/>
-          <w:sz w:val="17"/>
-          <w:szCs w:val="17"/>
-        </w:rPr>
-        <w:t>A |-</w:t>
-      </w:r>
-      <w:r>
-        <w:rPr>
-          <w:rFonts w:ascii="Courier New" w:eastAsia="Courier New" w:hAnsi="Courier New" w:cs="Courier New"/>
-          <w:b/>
-          <w:bCs/>
-          <w:color w:val="5B3FA6"/>
-          <w:sz w:val="17"/>
-          <w:szCs w:val="17"/>
-        </w:rPr>
-        <w:t>12</w:t>
-      </w:r>
-      <w:r>
-        <w:rPr>
-          <w:rFonts w:ascii="Courier New" w:eastAsia="Courier New" w:hAnsi="Courier New" w:cs="Courier New"/>
-          <w:color w:val="222222"/>
-          <w:sz w:val="17"/>
-          <w:szCs w:val="17"/>
-        </w:rPr>
-        <w:t xml:space="preserve"> </w:t>
-      </w:r>
-      <w:r>
-        <w:rPr>
-          <w:rFonts w:ascii="Courier New" w:eastAsia="Courier New" w:hAnsi="Courier New" w:cs="Courier New"/>
-          <w:b/>
-          <w:bCs/>
-          <w:color w:val="5B3FA6"/>
-          <w:sz w:val="17"/>
-          <w:szCs w:val="17"/>
-        </w:rPr>
-        <w:t>12</w:t>
-      </w:r>
-      <w:r>
-        <w:rPr>
-          <w:rFonts w:ascii="Courier New" w:eastAsia="Courier New" w:hAnsi="Courier New" w:cs="Courier New"/>
-          <w:color w:val="222222"/>
-          <w:sz w:val="17"/>
-          <w:szCs w:val="17"/>
-        </w:rPr>
-        <w:t xml:space="preserve"> </w:t>
-      </w:r>
-      <w:r>
-        <w:rPr>
-          <w:rFonts w:ascii="Courier New" w:eastAsia="Courier New" w:hAnsi="Courier New" w:cs="Courier New"/>
-          <w:b/>
-          <w:bCs/>
-          <w:color w:val="5B3FA6"/>
-          <w:sz w:val="17"/>
-          <w:szCs w:val="17"/>
-        </w:rPr>
-        <w:t>12</w:t>
-      </w:r>
-      <w:r>
-        <w:rPr>
-          <w:rFonts w:ascii="Courier New" w:eastAsia="Courier New" w:hAnsi="Courier New" w:cs="Courier New"/>
-          <w:color w:val="222222"/>
-          <w:sz w:val="17"/>
-          <w:szCs w:val="17"/>
-        </w:rPr>
-        <w:t xml:space="preserve"> </w:t>
-      </w:r>
-      <w:r>
-        <w:rPr>
-          <w:rFonts w:ascii="Courier New" w:eastAsia="Courier New" w:hAnsi="Courier New" w:cs="Courier New"/>
-          <w:b/>
-          <w:bCs/>
-          <w:color w:val="5B3FA6"/>
-          <w:sz w:val="17"/>
-          <w:szCs w:val="17"/>
-        </w:rPr>
-        <w:t>12</w:t>
-      </w:r>
-      <w:r>
-        <w:rPr>
-          <w:rFonts w:ascii="Courier New" w:eastAsia="Courier New" w:hAnsi="Courier New" w:cs="Courier New"/>
-          <w:color w:val="222222"/>
-          <w:sz w:val="17"/>
-          <w:szCs w:val="17"/>
-        </w:rPr>
-        <w:t>----|--</w:t>
-      </w:r>
-      <w:r>
-        <w:rPr>
-          <w:rFonts w:ascii="Courier New" w:eastAsia="Courier New" w:hAnsi="Courier New" w:cs="Courier New"/>
-          <w:b/>
-          <w:bCs/>
-          <w:color w:val="5B3FA6"/>
-          <w:sz w:val="17"/>
-          <w:szCs w:val="17"/>
-        </w:rPr>
-        <w:t>3</w:t>
-      </w:r>
-      <w:r>
-        <w:rPr>
-          <w:rFonts w:ascii="Courier New" w:eastAsia="Courier New" w:hAnsi="Courier New" w:cs="Courier New"/>
-          <w:color w:val="222222"/>
-          <w:sz w:val="17"/>
-          <w:szCs w:val="17"/>
-        </w:rPr>
-        <w:t>--</w:t>
-      </w:r>
-      <w:r>
-        <w:rPr>
-          <w:rFonts w:ascii="Courier New" w:eastAsia="Courier New" w:hAnsi="Courier New" w:cs="Courier New"/>
-          <w:b/>
-          <w:bCs/>
-          <w:color w:val="5B3FA6"/>
-          <w:sz w:val="17"/>
-          <w:szCs w:val="17"/>
-        </w:rPr>
-        <w:t>3</w:t>
-      </w:r>
-      <w:r>
-        <w:rPr>
-          <w:rFonts w:ascii="Courier New" w:eastAsia="Courier New" w:hAnsi="Courier New" w:cs="Courier New"/>
-          <w:color w:val="222222"/>
-          <w:sz w:val="17"/>
-          <w:szCs w:val="17"/>
-        </w:rPr>
-        <w:t>--</w:t>
-      </w:r>
-      <w:r>
-        <w:rPr>
-          <w:rFonts w:ascii="Courier New" w:eastAsia="Courier New" w:hAnsi="Courier New" w:cs="Courier New"/>
-          <w:b/>
-          <w:bCs/>
-          <w:color w:val="5B3FA6"/>
-          <w:sz w:val="17"/>
-          <w:szCs w:val="17"/>
-        </w:rPr>
-        <w:t>3</w:t>
-      </w:r>
-      <w:r>
-        <w:rPr>
-          <w:rFonts w:ascii="Courier New" w:eastAsia="Courier New" w:hAnsi="Courier New" w:cs="Courier New"/>
-          <w:color w:val="222222"/>
-          <w:sz w:val="17"/>
-          <w:szCs w:val="17"/>
-        </w:rPr>
-        <w:t>--</w:t>
-      </w:r>
-      <w:r>
-        <w:rPr>
-          <w:rFonts w:ascii="Courier New" w:eastAsia="Courier New" w:hAnsi="Courier New" w:cs="Courier New"/>
-          <w:b/>
-          <w:bCs/>
-          <w:color w:val="5B3FA6"/>
-          <w:sz w:val="17"/>
-          <w:szCs w:val="17"/>
-        </w:rPr>
-        <w:t>3</w:t>
-      </w:r>
-      <w:r>
-        <w:rPr>
-          <w:rFonts w:ascii="Courier New" w:eastAsia="Courier New" w:hAnsi="Courier New" w:cs="Courier New"/>
-          <w:color w:val="222222"/>
-          <w:sz w:val="17"/>
-          <w:szCs w:val="17"/>
-        </w:rPr>
-        <w:t>----|-</w:t>
-      </w:r>
-      <w:r>
-        <w:rPr>
-          <w:rFonts w:ascii="Courier New" w:eastAsia="Courier New" w:hAnsi="Courier New" w:cs="Courier New"/>
-          <w:b/>
-          <w:bCs/>
-          <w:color w:val="5B3FA6"/>
-          <w:sz w:val="17"/>
-          <w:szCs w:val="17"/>
-        </w:rPr>
-        <w:t>10</w:t>
-      </w:r>
-      <w:r>
-        <w:rPr>
-          <w:rFonts w:ascii="Courier New" w:eastAsia="Courier New" w:hAnsi="Courier New" w:cs="Courier New"/>
-          <w:color w:val="222222"/>
-          <w:sz w:val="17"/>
-          <w:szCs w:val="17"/>
-        </w:rPr>
-        <w:t xml:space="preserve"> </w:t>
-      </w:r>
-      <w:r>
-        <w:rPr>
-          <w:rFonts w:ascii="Courier New" w:eastAsia="Courier New" w:hAnsi="Courier New" w:cs="Courier New"/>
-          <w:b/>
-          <w:bCs/>
-          <w:color w:val="5B3FA6"/>
-          <w:sz w:val="17"/>
-          <w:szCs w:val="17"/>
-        </w:rPr>
-        <w:t>10</w:t>
-      </w:r>
-      <w:r>
-        <w:rPr>
-          <w:rFonts w:ascii="Courier New" w:eastAsia="Courier New" w:hAnsi="Courier New" w:cs="Courier New"/>
-          <w:color w:val="222222"/>
-          <w:sz w:val="17"/>
-          <w:szCs w:val="17"/>
-        </w:rPr>
-        <w:t xml:space="preserve"> </w:t>
-      </w:r>
-      <w:r>
-        <w:rPr>
-          <w:rFonts w:ascii="Courier New" w:eastAsia="Courier New" w:hAnsi="Courier New" w:cs="Courier New"/>
-          <w:b/>
-          <w:bCs/>
-          <w:color w:val="5B3FA6"/>
-          <w:sz w:val="17"/>
-          <w:szCs w:val="17"/>
-        </w:rPr>
-        <w:t>10</w:t>
-      </w:r>
-      <w:r>
-        <w:rPr>
-          <w:rFonts w:ascii="Courier New" w:eastAsia="Courier New" w:hAnsi="Courier New" w:cs="Courier New"/>
-          <w:color w:val="222222"/>
-          <w:sz w:val="17"/>
-          <w:szCs w:val="17"/>
-        </w:rPr>
-        <w:t xml:space="preserve"> </w:t>
-      </w:r>
-      <w:r>
-        <w:rPr>
-          <w:rFonts w:ascii="Courier New" w:eastAsia="Courier New" w:hAnsi="Courier New" w:cs="Courier New"/>
-          <w:b/>
-          <w:bCs/>
-          <w:color w:val="5B3FA6"/>
-          <w:sz w:val="17"/>
-          <w:szCs w:val="17"/>
-        </w:rPr>
-        <w:t>10</w:t>
-      </w:r>
-      <w:r>
-        <w:rPr>
-          <w:rFonts w:ascii="Courier New" w:eastAsia="Courier New" w:hAnsi="Courier New" w:cs="Courier New"/>
-          <w:color w:val="222222"/>
-          <w:sz w:val="17"/>
-          <w:szCs w:val="17"/>
-        </w:rPr>
-        <w:t>----|--</w:t>
-      </w:r>
-      <w:r>
-        <w:rPr>
-          <w:rFonts w:ascii="Courier New" w:eastAsia="Courier New" w:hAnsi="Courier New" w:cs="Courier New"/>
-          <w:b/>
-          <w:bCs/>
-          <w:color w:val="5B3FA6"/>
-          <w:sz w:val="17"/>
-          <w:szCs w:val="17"/>
-        </w:rPr>
-        <w:t>5</w:t>
-      </w:r>
-      <w:r>
-        <w:rPr>
-          <w:rFonts w:ascii="Courier New" w:eastAsia="Courier New" w:hAnsi="Courier New" w:cs="Courier New"/>
-          <w:color w:val="222222"/>
-          <w:sz w:val="17"/>
-          <w:szCs w:val="17"/>
-        </w:rPr>
-        <w:t>--</w:t>
-      </w:r>
-      <w:r>
-        <w:rPr>
-          <w:rFonts w:ascii="Courier New" w:eastAsia="Courier New" w:hAnsi="Courier New" w:cs="Courier New"/>
-          <w:b/>
-          <w:bCs/>
-          <w:color w:val="5B3FA6"/>
-          <w:sz w:val="17"/>
-          <w:szCs w:val="17"/>
-        </w:rPr>
-        <w:t>5</w:t>
-      </w:r>
-      <w:r>
-        <w:rPr>
-          <w:rFonts w:ascii="Courier New" w:eastAsia="Courier New" w:hAnsi="Courier New" w:cs="Courier New"/>
-          <w:color w:val="222222"/>
-          <w:sz w:val="17"/>
-          <w:szCs w:val="17"/>
-        </w:rPr>
-        <w:t>--</w:t>
-      </w:r>
-      <w:r>
-        <w:rPr>
-          <w:rFonts w:ascii="Courier New" w:eastAsia="Courier New" w:hAnsi="Courier New" w:cs="Courier New"/>
-          <w:b/>
-          <w:bCs/>
-          <w:color w:val="5B3FA6"/>
-          <w:sz w:val="17"/>
-          <w:szCs w:val="17"/>
-        </w:rPr>
-        <w:t>5</w:t>
-      </w:r>
-      <w:r>
-        <w:rPr>
-          <w:rFonts w:ascii="Courier New" w:eastAsia="Courier New" w:hAnsi="Courier New" w:cs="Courier New"/>
-          <w:color w:val="222222"/>
-          <w:sz w:val="17"/>
-          <w:szCs w:val="17"/>
-        </w:rPr>
-        <w:t>--</w:t>
-      </w:r>
-      <w:r>
-        <w:rPr>
-          <w:rFonts w:ascii="Courier New" w:eastAsia="Courier New" w:hAnsi="Courier New" w:cs="Courier New"/>
-          <w:b/>
-          <w:bCs/>
-          <w:color w:val="5B3FA6"/>
-          <w:sz w:val="17"/>
-          <w:szCs w:val="17"/>
-        </w:rPr>
-        <w:t>5</w:t>
-      </w:r>
-      <w:r>
-        <w:rPr>
-          <w:rFonts w:ascii="Courier New" w:eastAsia="Courier New" w:hAnsi="Courier New" w:cs="Courier New"/>
-          <w:color w:val="222222"/>
-          <w:sz w:val="17"/>
-          <w:szCs w:val="17"/>
-        </w:rPr>
-        <w:t>----|</w:t>
-      </w:r>
-    </w:p>
-    <w:p>
-      <w:pPr>
-        <w:keepLines/>
-        <w:pBdr>
-          <w:left w:val="single" w:sz="18" w:space="8" w:color="5B3FA6"/>
-        </w:pBdr>
-        <w:ind w:left="120"/>
-      </w:pPr>
-      <w:r>
-        <w:rPr>
-          <w:rFonts w:ascii="Courier New" w:eastAsia="Courier New" w:hAnsi="Courier New" w:cs="Courier New"/>
-          <w:color w:val="222222"/>
-          <w:sz w:val="17"/>
-          <w:szCs w:val="17"/>
-        </w:rPr>
-        <w:t>E |-10 10 10 10----|--1--1--1--1----|--8--8--8--8----|--3--3--3--3----|</w:t>
+        <w:t xml:space="preserve">D |--</w:t>
+      </w:r>
+      <w:r>
+        <w:rPr>
+          <w:rFonts w:ascii="Courier New" w:eastAsia="Courier New" w:hAnsi="Courier New" w:cs="Courier New"/>
+          <w:b/>
+          <w:bCs/>
+          <w:color w:val="5B3FA6"/>
+          <w:sz w:val="17"/>
+          <w:szCs w:val="17"/>
+        </w:rPr>
+        <w:t xml:space="preserve">7</w:t>
+      </w:r>
+      <w:r>
+        <w:rPr>
+          <w:rFonts w:ascii="Courier New" w:eastAsia="Courier New" w:hAnsi="Courier New" w:cs="Courier New"/>
+          <w:color w:val="222222"/>
+          <w:sz w:val="17"/>
+          <w:szCs w:val="17"/>
+        </w:rPr>
+        <w:t xml:space="preserve">--</w:t>
+      </w:r>
+      <w:r>
+        <w:rPr>
+          <w:rFonts w:ascii="Courier New" w:eastAsia="Courier New" w:hAnsi="Courier New" w:cs="Courier New"/>
+          <w:b/>
+          <w:bCs/>
+          <w:color w:val="5B3FA6"/>
+          <w:sz w:val="17"/>
+          <w:szCs w:val="17"/>
+        </w:rPr>
+        <w:t xml:space="preserve">7</w:t>
+      </w:r>
+      <w:r>
+        <w:rPr>
+          <w:rFonts w:ascii="Courier New" w:eastAsia="Courier New" w:hAnsi="Courier New" w:cs="Courier New"/>
+          <w:color w:val="222222"/>
+          <w:sz w:val="17"/>
+          <w:szCs w:val="17"/>
+        </w:rPr>
+        <w:t xml:space="preserve">--</w:t>
+      </w:r>
+      <w:r>
+        <w:rPr>
+          <w:rFonts w:ascii="Courier New" w:eastAsia="Courier New" w:hAnsi="Courier New" w:cs="Courier New"/>
+          <w:b/>
+          <w:bCs/>
+          <w:color w:val="5B3FA6"/>
+          <w:sz w:val="17"/>
+          <w:szCs w:val="17"/>
+        </w:rPr>
+        <w:t xml:space="preserve">7</w:t>
+      </w:r>
+      <w:r>
+        <w:rPr>
+          <w:rFonts w:ascii="Courier New" w:eastAsia="Courier New" w:hAnsi="Courier New" w:cs="Courier New"/>
+          <w:color w:val="222222"/>
+          <w:sz w:val="17"/>
+          <w:szCs w:val="17"/>
+        </w:rPr>
+        <w:t xml:space="preserve">--</w:t>
+      </w:r>
+      <w:r>
+        <w:rPr>
+          <w:rFonts w:ascii="Courier New" w:eastAsia="Courier New" w:hAnsi="Courier New" w:cs="Courier New"/>
+          <w:b/>
+          <w:bCs/>
+          <w:color w:val="5B3FA6"/>
+          <w:sz w:val="17"/>
+          <w:szCs w:val="17"/>
+        </w:rPr>
+        <w:t xml:space="preserve">7</w:t>
+      </w:r>
+      <w:r>
+        <w:rPr>
+          <w:rFonts w:ascii="Courier New" w:eastAsia="Courier New" w:hAnsi="Courier New" w:cs="Courier New"/>
+          <w:color w:val="222222"/>
+          <w:sz w:val="17"/>
+          <w:szCs w:val="17"/>
+        </w:rPr>
+        <w:t xml:space="preserve">----|----------------|--</w:t>
+      </w:r>
+      <w:r>
+        <w:rPr>
+          <w:rFonts w:ascii="Courier New" w:eastAsia="Courier New" w:hAnsi="Courier New" w:cs="Courier New"/>
+          <w:b/>
+          <w:bCs/>
+          <w:color w:val="5B3FA6"/>
+          <w:sz w:val="17"/>
+          <w:szCs w:val="17"/>
+        </w:rPr>
+        <w:t xml:space="preserve">5</w:t>
+      </w:r>
+      <w:r>
+        <w:rPr>
+          <w:rFonts w:ascii="Courier New" w:eastAsia="Courier New" w:hAnsi="Courier New" w:cs="Courier New"/>
+          <w:color w:val="222222"/>
+          <w:sz w:val="17"/>
+          <w:szCs w:val="17"/>
+        </w:rPr>
+        <w:t xml:space="preserve">--</w:t>
+      </w:r>
+      <w:r>
+        <w:rPr>
+          <w:rFonts w:ascii="Courier New" w:eastAsia="Courier New" w:hAnsi="Courier New" w:cs="Courier New"/>
+          <w:b/>
+          <w:bCs/>
+          <w:color w:val="5B3FA6"/>
+          <w:sz w:val="17"/>
+          <w:szCs w:val="17"/>
+        </w:rPr>
+        <w:t xml:space="preserve">5</w:t>
+      </w:r>
+      <w:r>
+        <w:rPr>
+          <w:rFonts w:ascii="Courier New" w:eastAsia="Courier New" w:hAnsi="Courier New" w:cs="Courier New"/>
+          <w:color w:val="222222"/>
+          <w:sz w:val="17"/>
+          <w:szCs w:val="17"/>
+        </w:rPr>
+        <w:t xml:space="preserve">--</w:t>
+      </w:r>
+      <w:r>
+        <w:rPr>
+          <w:rFonts w:ascii="Courier New" w:eastAsia="Courier New" w:hAnsi="Courier New" w:cs="Courier New"/>
+          <w:b/>
+          <w:bCs/>
+          <w:color w:val="5B3FA6"/>
+          <w:sz w:val="17"/>
+          <w:szCs w:val="17"/>
+        </w:rPr>
+        <w:t xml:space="preserve">5</w:t>
+      </w:r>
+      <w:r>
+        <w:rPr>
+          <w:rFonts w:ascii="Courier New" w:eastAsia="Courier New" w:hAnsi="Courier New" w:cs="Courier New"/>
+          <w:color w:val="222222"/>
+          <w:sz w:val="17"/>
+          <w:szCs w:val="17"/>
+        </w:rPr>
+        <w:t xml:space="preserve">--</w:t>
+      </w:r>
+      <w:r>
+        <w:rPr>
+          <w:rFonts w:ascii="Courier New" w:eastAsia="Courier New" w:hAnsi="Courier New" w:cs="Courier New"/>
+          <w:b/>
+          <w:bCs/>
+          <w:color w:val="5B3FA6"/>
+          <w:sz w:val="17"/>
+          <w:szCs w:val="17"/>
+        </w:rPr>
+        <w:t xml:space="preserve">5</w:t>
+      </w:r>
+      <w:r>
+        <w:rPr>
+          <w:rFonts w:ascii="Courier New" w:eastAsia="Courier New" w:hAnsi="Courier New" w:cs="Courier New"/>
+          <w:color w:val="222222"/>
+          <w:sz w:val="17"/>
+          <w:szCs w:val="17"/>
+        </w:rPr>
+        <w:t xml:space="preserve">----|----------------|</w:t>
+      </w:r>
+    </w:p>
+    <w:p>
+      <w:pPr>
+        <w:keepNext/>
+        <w:keepLines/>
+        <w:pBdr>
+          <w:left w:val="single" w:sz="18" w:space="8" w:color="5B3FA6"/>
+        </w:pBdr>
+        <w:ind w:left="120"/>
+      </w:pPr>
+      <w:r>
+        <w:rPr>
+          <w:rFonts w:ascii="Courier New" w:eastAsia="Courier New" w:hAnsi="Courier New" w:cs="Courier New"/>
+          <w:color w:val="222222"/>
+          <w:sz w:val="17"/>
+          <w:szCs w:val="17"/>
+        </w:rPr>
+        <w:t xml:space="preserve">A |--5--5--5--5----|--</w:t>
+      </w:r>
+      <w:r>
+        <w:rPr>
+          <w:rFonts w:ascii="Courier New" w:eastAsia="Courier New" w:hAnsi="Courier New" w:cs="Courier New"/>
+          <w:b/>
+          <w:bCs/>
+          <w:color w:val="5B3FA6"/>
+          <w:sz w:val="17"/>
+          <w:szCs w:val="17"/>
+        </w:rPr>
+        <w:t xml:space="preserve">3</w:t>
+      </w:r>
+      <w:r>
+        <w:rPr>
+          <w:rFonts w:ascii="Courier New" w:eastAsia="Courier New" w:hAnsi="Courier New" w:cs="Courier New"/>
+          <w:color w:val="222222"/>
+          <w:sz w:val="17"/>
+          <w:szCs w:val="17"/>
+        </w:rPr>
+        <w:t xml:space="preserve">--</w:t>
+      </w:r>
+      <w:r>
+        <w:rPr>
+          <w:rFonts w:ascii="Courier New" w:eastAsia="Courier New" w:hAnsi="Courier New" w:cs="Courier New"/>
+          <w:b/>
+          <w:bCs/>
+          <w:color w:val="5B3FA6"/>
+          <w:sz w:val="17"/>
+          <w:szCs w:val="17"/>
+        </w:rPr>
+        <w:t xml:space="preserve">3</w:t>
+      </w:r>
+      <w:r>
+        <w:rPr>
+          <w:rFonts w:ascii="Courier New" w:eastAsia="Courier New" w:hAnsi="Courier New" w:cs="Courier New"/>
+          <w:color w:val="222222"/>
+          <w:sz w:val="17"/>
+          <w:szCs w:val="17"/>
+        </w:rPr>
+        <w:t xml:space="preserve">--</w:t>
+      </w:r>
+      <w:r>
+        <w:rPr>
+          <w:rFonts w:ascii="Courier New" w:eastAsia="Courier New" w:hAnsi="Courier New" w:cs="Courier New"/>
+          <w:b/>
+          <w:bCs/>
+          <w:color w:val="5B3FA6"/>
+          <w:sz w:val="17"/>
+          <w:szCs w:val="17"/>
+        </w:rPr>
+        <w:t xml:space="preserve">3</w:t>
+      </w:r>
+      <w:r>
+        <w:rPr>
+          <w:rFonts w:ascii="Courier New" w:eastAsia="Courier New" w:hAnsi="Courier New" w:cs="Courier New"/>
+          <w:color w:val="222222"/>
+          <w:sz w:val="17"/>
+          <w:szCs w:val="17"/>
+        </w:rPr>
+        <w:t xml:space="preserve">--</w:t>
+      </w:r>
+      <w:r>
+        <w:rPr>
+          <w:rFonts w:ascii="Courier New" w:eastAsia="Courier New" w:hAnsi="Courier New" w:cs="Courier New"/>
+          <w:b/>
+          <w:bCs/>
+          <w:color w:val="5B3FA6"/>
+          <w:sz w:val="17"/>
+          <w:szCs w:val="17"/>
+        </w:rPr>
+        <w:t xml:space="preserve">3</w:t>
+      </w:r>
+      <w:r>
+        <w:rPr>
+          <w:rFonts w:ascii="Courier New" w:eastAsia="Courier New" w:hAnsi="Courier New" w:cs="Courier New"/>
+          <w:color w:val="222222"/>
+          <w:sz w:val="17"/>
+          <w:szCs w:val="17"/>
+        </w:rPr>
+        <w:t xml:space="preserve">----|--3--3--3--3----|--</w:t>
+      </w:r>
+      <w:r>
+        <w:rPr>
+          <w:rFonts w:ascii="Courier New" w:eastAsia="Courier New" w:hAnsi="Courier New" w:cs="Courier New"/>
+          <w:b/>
+          <w:bCs/>
+          <w:color w:val="5B3FA6"/>
+          <w:sz w:val="17"/>
+          <w:szCs w:val="17"/>
+        </w:rPr>
+        <w:t xml:space="preserve">5</w:t>
+      </w:r>
+      <w:r>
+        <w:rPr>
+          <w:rFonts w:ascii="Courier New" w:eastAsia="Courier New" w:hAnsi="Courier New" w:cs="Courier New"/>
+          <w:color w:val="222222"/>
+          <w:sz w:val="17"/>
+          <w:szCs w:val="17"/>
+        </w:rPr>
+        <w:t xml:space="preserve">--</w:t>
+      </w:r>
+      <w:r>
+        <w:rPr>
+          <w:rFonts w:ascii="Courier New" w:eastAsia="Courier New" w:hAnsi="Courier New" w:cs="Courier New"/>
+          <w:b/>
+          <w:bCs/>
+          <w:color w:val="5B3FA6"/>
+          <w:sz w:val="17"/>
+          <w:szCs w:val="17"/>
+        </w:rPr>
+        <w:t xml:space="preserve">5</w:t>
+      </w:r>
+      <w:r>
+        <w:rPr>
+          <w:rFonts w:ascii="Courier New" w:eastAsia="Courier New" w:hAnsi="Courier New" w:cs="Courier New"/>
+          <w:color w:val="222222"/>
+          <w:sz w:val="17"/>
+          <w:szCs w:val="17"/>
+        </w:rPr>
+        <w:t xml:space="preserve">--</w:t>
+      </w:r>
+      <w:r>
+        <w:rPr>
+          <w:rFonts w:ascii="Courier New" w:eastAsia="Courier New" w:hAnsi="Courier New" w:cs="Courier New"/>
+          <w:b/>
+          <w:bCs/>
+          <w:color w:val="5B3FA6"/>
+          <w:sz w:val="17"/>
+          <w:szCs w:val="17"/>
+        </w:rPr>
+        <w:t xml:space="preserve">5</w:t>
+      </w:r>
+      <w:r>
+        <w:rPr>
+          <w:rFonts w:ascii="Courier New" w:eastAsia="Courier New" w:hAnsi="Courier New" w:cs="Courier New"/>
+          <w:color w:val="222222"/>
+          <w:sz w:val="17"/>
+          <w:szCs w:val="17"/>
+        </w:rPr>
+        <w:t xml:space="preserve">--</w:t>
+      </w:r>
+      <w:r>
+        <w:rPr>
+          <w:rFonts w:ascii="Courier New" w:eastAsia="Courier New" w:hAnsi="Courier New" w:cs="Courier New"/>
+          <w:b/>
+          <w:bCs/>
+          <w:color w:val="5B3FA6"/>
+          <w:sz w:val="17"/>
+          <w:szCs w:val="17"/>
+        </w:rPr>
+        <w:t xml:space="preserve">5</w:t>
+      </w:r>
+      <w:r>
+        <w:rPr>
+          <w:rFonts w:ascii="Courier New" w:eastAsia="Courier New" w:hAnsi="Courier New" w:cs="Courier New"/>
+          <w:color w:val="222222"/>
+          <w:sz w:val="17"/>
+          <w:szCs w:val="17"/>
+        </w:rPr>
+        <w:t xml:space="preserve">----|</w:t>
+      </w:r>
+    </w:p>
+    <w:p>
+      <w:pPr>
+        <w:keepLines/>
+        <w:pBdr>
+          <w:left w:val="single" w:sz="18" w:space="8" w:color="5B3FA6"/>
+        </w:pBdr>
+        <w:ind w:left="120"/>
+      </w:pPr>
+      <w:r>
+        <w:rPr>
+          <w:rFonts w:ascii="Courier New" w:eastAsia="Courier New" w:hAnsi="Courier New" w:cs="Courier New"/>
+          <w:color w:val="222222"/>
+          <w:sz w:val="17"/>
+          <w:szCs w:val="17"/>
+        </w:rPr>
+        <w:t xml:space="preserve">E |----------------|--1--1--1--1----|----------------|--3--3--3--3----|</w:t>
       </w:r>
     </w:p>
     <w:p>
@@ -2442,7 +2424,7 @@
         <w:rPr>
           <w:color w:val="222222"/>
         </w:rPr>
-        <w:t>Move both fingers together when you change chords.</w:t>
+        <w:t>Move both fingers together when you change chords, even when the shape crosses to the other string.</w:t>
       </w:r>
     </w:p>
     <w:p>

--- a/song journeys for copying/Song Journey - the cure.docx
+++ b/song journeys for copying/Song Journey - the cure.docx
@@ -795,6 +795,7 @@
     </w:p>
     <w:p>
       <w:pPr>
+        <w:keepNext/>
         <w:keepLines/>
         <w:pBdr>
           <w:left w:val="single" w:sz="18" w:space="8" w:color="5B3FA6"/>
@@ -822,6 +823,7 @@
     </w:p>
     <w:p>
       <w:pPr>
+        <w:keepNext/>
         <w:spacing w:after="60"/>
       </w:pPr>
     </w:p>
@@ -903,7 +905,13 @@
         <w:rPr>
           <w:color w:val="222222"/>
         </w:rPr>
-        <w:t>2 clean laps at 60 BPM. Your hand moves from fret 8 back to fret 1 without looking.</w:t>
+        <w:t>2 clean laps at 60 BPM. Your hand</w:t>
+      </w:r>
+      <w:r>
+        <w:rPr>
+          <w:color w:val="222222"/>
+        </w:rPr>
+        <w:t xml:space="preserve"> moves from fret 8 back to fret 1 without looking.</w:t>
       </w:r>
     </w:p>
     <w:p>
@@ -972,16 +980,7 @@
           <w:sz w:val="17"/>
           <w:szCs w:val="17"/>
         </w:rPr>
-        <w:t xml:space="preserve">        A               C                F        </w:t>
-      </w:r>
-      <w:r>
-        <w:rPr>
-          <w:rFonts w:ascii="Courier New" w:eastAsia="Courier New" w:hAnsi="Courier New" w:cs="Courier New"/>
-          <w:color w:val="222222"/>
-          <w:sz w:val="17"/>
-          <w:szCs w:val="17"/>
-        </w:rPr>
-        <w:t xml:space="preserve">       C</w:t>
+        <w:t xml:space="preserve">        A               C                F               C</w:t>
       </w:r>
     </w:p>
     <w:p>
@@ -1057,16 +1056,16 @@
           <w:sz w:val="17"/>
           <w:szCs w:val="17"/>
         </w:rPr>
-        <w:t>D |----------------|-----------</w:t>
-      </w:r>
-      <w:r>
-        <w:rPr>
-          <w:rFonts w:ascii="Courier New" w:eastAsia="Courier New" w:hAnsi="Courier New" w:cs="Courier New"/>
-          <w:color w:val="222222"/>
-          <w:sz w:val="17"/>
-          <w:szCs w:val="17"/>
-        </w:rPr>
-        <w:t>-----|----------------|----------------|</w:t>
+        <w:t>D |----------------|----------------|---</w:t>
+      </w:r>
+      <w:r>
+        <w:rPr>
+          <w:rFonts w:ascii="Courier New" w:eastAsia="Courier New" w:hAnsi="Courier New" w:cs="Courier New"/>
+          <w:color w:val="222222"/>
+          <w:sz w:val="17"/>
+          <w:szCs w:val="17"/>
+        </w:rPr>
+        <w:t>-------------|----------------|</w:t>
       </w:r>
     </w:p>
     <w:p>
@@ -1330,6 +1329,7 @@
     </w:p>
     <w:p>
       <w:pPr>
+        <w:keepNext/>
         <w:keepLines/>
         <w:pBdr>
           <w:left w:val="single" w:sz="18" w:space="8" w:color="5B3FA6"/>
@@ -1348,6 +1348,7 @@
     </w:p>
     <w:p>
       <w:pPr>
+        <w:keepNext/>
         <w:spacing w:after="60"/>
       </w:pPr>
     </w:p>
@@ -1417,7 +1418,7 @@
           <w:sz w:val="22"/>
           <w:szCs w:val="22"/>
         </w:rPr>
-        <w:t>Play the whole song with one power chord shape, moving between both root strings. Play it quietly.</w:t>
+        <w:t>Play the whole song with one power chord shape moving between two root strings you know. A5, F5, and G5 keep their root on the low E string; C5 and D5 move to the A string, which keeps the whole song inside the first five frets. Play it quietly.</w:t>
       </w:r>
     </w:p>
     <w:p>
@@ -1433,7 +1434,17 @@
           <w:sz w:val="22"/>
           <w:szCs w:val="22"/>
         </w:rPr>
-        <w:t>Verse: A5 · C5 · F5 · C5     Chorus: D5 · F5 · C5 · G5</w:t>
+        <w:t xml:space="preserve">Verse: A5 </w:t>
+      </w:r>
+      <w:r>
+        <w:rPr>
+          <w:b/>
+          <w:bCs/>
+          <w:color w:val="222222"/>
+          <w:sz w:val="22"/>
+          <w:szCs w:val="22"/>
+        </w:rPr>
+        <w:t>· C5 · F5 · C5     Chorus: D5 · F5 · C5 · G5</w:t>
       </w:r>
     </w:p>
     <w:p>
@@ -1548,421 +1559,421 @@
           <w:sz w:val="17"/>
           <w:szCs w:val="17"/>
         </w:rPr>
-        <w:t xml:space="preserve">D |----------------|--</w:t>
-      </w:r>
-      <w:r>
-        <w:rPr>
-          <w:rFonts w:ascii="Courier New" w:eastAsia="Courier New" w:hAnsi="Courier New" w:cs="Courier New"/>
-          <w:b/>
-          <w:bCs/>
-          <w:color w:val="5B3FA6"/>
-          <w:sz w:val="17"/>
-          <w:szCs w:val="17"/>
-        </w:rPr>
-        <w:t xml:space="preserve">5</w:t>
-      </w:r>
-      <w:r>
-        <w:rPr>
-          <w:rFonts w:ascii="Courier New" w:eastAsia="Courier New" w:hAnsi="Courier New" w:cs="Courier New"/>
-          <w:color w:val="222222"/>
-          <w:sz w:val="17"/>
-          <w:szCs w:val="17"/>
-        </w:rPr>
-        <w:t xml:space="preserve">--</w:t>
-      </w:r>
-      <w:r>
-        <w:rPr>
-          <w:rFonts w:ascii="Courier New" w:eastAsia="Courier New" w:hAnsi="Courier New" w:cs="Courier New"/>
-          <w:b/>
-          <w:bCs/>
-          <w:color w:val="5B3FA6"/>
-          <w:sz w:val="17"/>
-          <w:szCs w:val="17"/>
-        </w:rPr>
-        <w:t xml:space="preserve">5</w:t>
-      </w:r>
-      <w:r>
-        <w:rPr>
-          <w:rFonts w:ascii="Courier New" w:eastAsia="Courier New" w:hAnsi="Courier New" w:cs="Courier New"/>
-          <w:color w:val="222222"/>
-          <w:sz w:val="17"/>
-          <w:szCs w:val="17"/>
-        </w:rPr>
-        <w:t xml:space="preserve">--</w:t>
-      </w:r>
-      <w:r>
-        <w:rPr>
-          <w:rFonts w:ascii="Courier New" w:eastAsia="Courier New" w:hAnsi="Courier New" w:cs="Courier New"/>
-          <w:b/>
-          <w:bCs/>
-          <w:color w:val="5B3FA6"/>
-          <w:sz w:val="17"/>
-          <w:szCs w:val="17"/>
-        </w:rPr>
-        <w:t xml:space="preserve">5</w:t>
-      </w:r>
-      <w:r>
-        <w:rPr>
-          <w:rFonts w:ascii="Courier New" w:eastAsia="Courier New" w:hAnsi="Courier New" w:cs="Courier New"/>
-          <w:color w:val="222222"/>
-          <w:sz w:val="17"/>
-          <w:szCs w:val="17"/>
-        </w:rPr>
-        <w:t xml:space="preserve">--</w:t>
-      </w:r>
-      <w:r>
-        <w:rPr>
-          <w:rFonts w:ascii="Courier New" w:eastAsia="Courier New" w:hAnsi="Courier New" w:cs="Courier New"/>
-          <w:b/>
-          <w:bCs/>
-          <w:color w:val="5B3FA6"/>
-          <w:sz w:val="17"/>
-          <w:szCs w:val="17"/>
-        </w:rPr>
-        <w:t xml:space="preserve">5</w:t>
-      </w:r>
-      <w:r>
-        <w:rPr>
-          <w:rFonts w:ascii="Courier New" w:eastAsia="Courier New" w:hAnsi="Courier New" w:cs="Courier New"/>
-          <w:color w:val="222222"/>
-          <w:sz w:val="17"/>
-          <w:szCs w:val="17"/>
-        </w:rPr>
-        <w:t xml:space="preserve">----|----------------|--</w:t>
-      </w:r>
-      <w:r>
-        <w:rPr>
-          <w:rFonts w:ascii="Courier New" w:eastAsia="Courier New" w:hAnsi="Courier New" w:cs="Courier New"/>
-          <w:b/>
-          <w:bCs/>
-          <w:color w:val="5B3FA6"/>
-          <w:sz w:val="17"/>
-          <w:szCs w:val="17"/>
-        </w:rPr>
-        <w:t xml:space="preserve">5</w:t>
-      </w:r>
-      <w:r>
-        <w:rPr>
-          <w:rFonts w:ascii="Courier New" w:eastAsia="Courier New" w:hAnsi="Courier New" w:cs="Courier New"/>
-          <w:color w:val="222222"/>
-          <w:sz w:val="17"/>
-          <w:szCs w:val="17"/>
-        </w:rPr>
-        <w:t xml:space="preserve">--</w:t>
-      </w:r>
-      <w:r>
-        <w:rPr>
-          <w:rFonts w:ascii="Courier New" w:eastAsia="Courier New" w:hAnsi="Courier New" w:cs="Courier New"/>
-          <w:b/>
-          <w:bCs/>
-          <w:color w:val="5B3FA6"/>
-          <w:sz w:val="17"/>
-          <w:szCs w:val="17"/>
-        </w:rPr>
-        <w:t xml:space="preserve">5</w:t>
-      </w:r>
-      <w:r>
-        <w:rPr>
-          <w:rFonts w:ascii="Courier New" w:eastAsia="Courier New" w:hAnsi="Courier New" w:cs="Courier New"/>
-          <w:color w:val="222222"/>
-          <w:sz w:val="17"/>
-          <w:szCs w:val="17"/>
-        </w:rPr>
-        <w:t xml:space="preserve">--</w:t>
-      </w:r>
-      <w:r>
-        <w:rPr>
-          <w:rFonts w:ascii="Courier New" w:eastAsia="Courier New" w:hAnsi="Courier New" w:cs="Courier New"/>
-          <w:b/>
-          <w:bCs/>
-          <w:color w:val="5B3FA6"/>
-          <w:sz w:val="17"/>
-          <w:szCs w:val="17"/>
-        </w:rPr>
-        <w:t xml:space="preserve">5</w:t>
-      </w:r>
-      <w:r>
-        <w:rPr>
-          <w:rFonts w:ascii="Courier New" w:eastAsia="Courier New" w:hAnsi="Courier New" w:cs="Courier New"/>
-          <w:color w:val="222222"/>
-          <w:sz w:val="17"/>
-          <w:szCs w:val="17"/>
-        </w:rPr>
-        <w:t xml:space="preserve">--</w:t>
-      </w:r>
-      <w:r>
-        <w:rPr>
-          <w:rFonts w:ascii="Courier New" w:eastAsia="Courier New" w:hAnsi="Courier New" w:cs="Courier New"/>
-          <w:b/>
-          <w:bCs/>
-          <w:color w:val="5B3FA6"/>
-          <w:sz w:val="17"/>
-          <w:szCs w:val="17"/>
-        </w:rPr>
-        <w:t xml:space="preserve">5</w:t>
-      </w:r>
-      <w:r>
-        <w:rPr>
-          <w:rFonts w:ascii="Courier New" w:eastAsia="Courier New" w:hAnsi="Courier New" w:cs="Courier New"/>
-          <w:color w:val="222222"/>
-          <w:sz w:val="17"/>
-          <w:szCs w:val="17"/>
-        </w:rPr>
-        <w:t xml:space="preserve">----|</w:t>
-      </w:r>
-    </w:p>
-    <w:p>
-      <w:pPr>
-        <w:keepNext/>
-        <w:keepLines/>
-        <w:pBdr>
-          <w:left w:val="single" w:sz="18" w:space="8" w:color="5B3FA6"/>
-        </w:pBdr>
-        <w:ind w:left="120"/>
-      </w:pPr>
-      <w:r>
-        <w:rPr>
-          <w:rFonts w:ascii="Courier New" w:eastAsia="Courier New" w:hAnsi="Courier New" w:cs="Courier New"/>
-          <w:color w:val="222222"/>
-          <w:sz w:val="17"/>
-          <w:szCs w:val="17"/>
-        </w:rPr>
-        <w:t xml:space="preserve">A |--</w:t>
-      </w:r>
-      <w:r>
-        <w:rPr>
-          <w:rFonts w:ascii="Courier New" w:eastAsia="Courier New" w:hAnsi="Courier New" w:cs="Courier New"/>
-          <w:b/>
-          <w:bCs/>
-          <w:color w:val="5B3FA6"/>
-          <w:sz w:val="17"/>
-          <w:szCs w:val="17"/>
-        </w:rPr>
-        <w:t xml:space="preserve">7</w:t>
-      </w:r>
-      <w:r>
-        <w:rPr>
-          <w:rFonts w:ascii="Courier New" w:eastAsia="Courier New" w:hAnsi="Courier New" w:cs="Courier New"/>
-          <w:color w:val="222222"/>
-          <w:sz w:val="17"/>
-          <w:szCs w:val="17"/>
-        </w:rPr>
-        <w:t xml:space="preserve">--</w:t>
-      </w:r>
-      <w:r>
-        <w:rPr>
-          <w:rFonts w:ascii="Courier New" w:eastAsia="Courier New" w:hAnsi="Courier New" w:cs="Courier New"/>
-          <w:b/>
-          <w:bCs/>
-          <w:color w:val="5B3FA6"/>
-          <w:sz w:val="17"/>
-          <w:szCs w:val="17"/>
-        </w:rPr>
-        <w:t xml:space="preserve">7</w:t>
-      </w:r>
-      <w:r>
-        <w:rPr>
-          <w:rFonts w:ascii="Courier New" w:eastAsia="Courier New" w:hAnsi="Courier New" w:cs="Courier New"/>
-          <w:color w:val="222222"/>
-          <w:sz w:val="17"/>
-          <w:szCs w:val="17"/>
-        </w:rPr>
-        <w:t xml:space="preserve">--</w:t>
-      </w:r>
-      <w:r>
-        <w:rPr>
-          <w:rFonts w:ascii="Courier New" w:eastAsia="Courier New" w:hAnsi="Courier New" w:cs="Courier New"/>
-          <w:b/>
-          <w:bCs/>
-          <w:color w:val="5B3FA6"/>
-          <w:sz w:val="17"/>
-          <w:szCs w:val="17"/>
-        </w:rPr>
-        <w:t xml:space="preserve">7</w:t>
-      </w:r>
-      <w:r>
-        <w:rPr>
-          <w:rFonts w:ascii="Courier New" w:eastAsia="Courier New" w:hAnsi="Courier New" w:cs="Courier New"/>
-          <w:color w:val="222222"/>
-          <w:sz w:val="17"/>
-          <w:szCs w:val="17"/>
-        </w:rPr>
-        <w:t xml:space="preserve">--</w:t>
-      </w:r>
-      <w:r>
-        <w:rPr>
-          <w:rFonts w:ascii="Courier New" w:eastAsia="Courier New" w:hAnsi="Courier New" w:cs="Courier New"/>
-          <w:b/>
-          <w:bCs/>
-          <w:color w:val="5B3FA6"/>
-          <w:sz w:val="17"/>
-          <w:szCs w:val="17"/>
-        </w:rPr>
-        <w:t xml:space="preserve">7</w:t>
-      </w:r>
-      <w:r>
-        <w:rPr>
-          <w:rFonts w:ascii="Courier New" w:eastAsia="Courier New" w:hAnsi="Courier New" w:cs="Courier New"/>
-          <w:color w:val="222222"/>
-          <w:sz w:val="17"/>
-          <w:szCs w:val="17"/>
-        </w:rPr>
-        <w:t xml:space="preserve">----|--3--3--3--3----|--</w:t>
-      </w:r>
-      <w:r>
-        <w:rPr>
-          <w:rFonts w:ascii="Courier New" w:eastAsia="Courier New" w:hAnsi="Courier New" w:cs="Courier New"/>
-          <w:b/>
-          <w:bCs/>
-          <w:color w:val="5B3FA6"/>
-          <w:sz w:val="17"/>
-          <w:szCs w:val="17"/>
-        </w:rPr>
-        <w:t xml:space="preserve">3</w:t>
-      </w:r>
-      <w:r>
-        <w:rPr>
-          <w:rFonts w:ascii="Courier New" w:eastAsia="Courier New" w:hAnsi="Courier New" w:cs="Courier New"/>
-          <w:color w:val="222222"/>
-          <w:sz w:val="17"/>
-          <w:szCs w:val="17"/>
-        </w:rPr>
-        <w:t xml:space="preserve">--</w:t>
-      </w:r>
-      <w:r>
-        <w:rPr>
-          <w:rFonts w:ascii="Courier New" w:eastAsia="Courier New" w:hAnsi="Courier New" w:cs="Courier New"/>
-          <w:b/>
-          <w:bCs/>
-          <w:color w:val="5B3FA6"/>
-          <w:sz w:val="17"/>
-          <w:szCs w:val="17"/>
-        </w:rPr>
-        <w:t xml:space="preserve">3</w:t>
-      </w:r>
-      <w:r>
-        <w:rPr>
-          <w:rFonts w:ascii="Courier New" w:eastAsia="Courier New" w:hAnsi="Courier New" w:cs="Courier New"/>
-          <w:color w:val="222222"/>
-          <w:sz w:val="17"/>
-          <w:szCs w:val="17"/>
-        </w:rPr>
-        <w:t xml:space="preserve">--</w:t>
-      </w:r>
-      <w:r>
-        <w:rPr>
-          <w:rFonts w:ascii="Courier New" w:eastAsia="Courier New" w:hAnsi="Courier New" w:cs="Courier New"/>
-          <w:b/>
-          <w:bCs/>
-          <w:color w:val="5B3FA6"/>
-          <w:sz w:val="17"/>
-          <w:szCs w:val="17"/>
-        </w:rPr>
-        <w:t xml:space="preserve">3</w:t>
-      </w:r>
-      <w:r>
-        <w:rPr>
-          <w:rFonts w:ascii="Courier New" w:eastAsia="Courier New" w:hAnsi="Courier New" w:cs="Courier New"/>
-          <w:color w:val="222222"/>
-          <w:sz w:val="17"/>
-          <w:szCs w:val="17"/>
-        </w:rPr>
-        <w:t xml:space="preserve">--</w:t>
-      </w:r>
-      <w:r>
-        <w:rPr>
-          <w:rFonts w:ascii="Courier New" w:eastAsia="Courier New" w:hAnsi="Courier New" w:cs="Courier New"/>
-          <w:b/>
-          <w:bCs/>
-          <w:color w:val="5B3FA6"/>
-          <w:sz w:val="17"/>
-          <w:szCs w:val="17"/>
-        </w:rPr>
-        <w:t xml:space="preserve">3</w:t>
-      </w:r>
-      <w:r>
-        <w:rPr>
-          <w:rFonts w:ascii="Courier New" w:eastAsia="Courier New" w:hAnsi="Courier New" w:cs="Courier New"/>
-          <w:color w:val="222222"/>
-          <w:sz w:val="17"/>
-          <w:szCs w:val="17"/>
-        </w:rPr>
-        <w:t xml:space="preserve">----|--3--3--3--3----|</w:t>
-      </w:r>
-    </w:p>
-    <w:p>
-      <w:pPr>
-        <w:keepNext/>
-        <w:keepLines/>
-        <w:pBdr>
-          <w:left w:val="single" w:sz="18" w:space="8" w:color="5B3FA6"/>
-        </w:pBdr>
-        <w:ind w:left="120"/>
-      </w:pPr>
-      <w:r>
-        <w:rPr>
-          <w:rFonts w:ascii="Courier New" w:eastAsia="Courier New" w:hAnsi="Courier New" w:cs="Courier New"/>
-          <w:color w:val="222222"/>
-          <w:sz w:val="17"/>
-          <w:szCs w:val="17"/>
-        </w:rPr>
-        <w:t xml:space="preserve">E |--5--5--5--5----|----------------|--1--1--1--1----|----------------|</w:t>
-      </w:r>
-    </w:p>
-    <w:p>
-      <w:pPr>
-        <w:keepNext/>
-        <w:pBdr>
-          <w:left w:val="single" w:sz="18" w:space="8" w:color="5B3FA6"/>
-        </w:pBdr>
-        <w:ind w:left="120"/>
-      </w:pPr>
-    </w:p>
-    <w:p>
-      <w:pPr>
-        <w:keepNext/>
-        <w:keepLines/>
-        <w:pBdr>
-          <w:left w:val="single" w:sz="18" w:space="8" w:color="5B3FA6"/>
-        </w:pBdr>
-        <w:ind w:left="120"/>
-      </w:pPr>
-      <w:r>
-        <w:rPr>
-          <w:rFonts w:ascii="Courier New" w:eastAsia="Courier New" w:hAnsi="Courier New" w:cs="Courier New"/>
-          <w:color w:val="222222"/>
-          <w:sz w:val="17"/>
-          <w:szCs w:val="17"/>
-        </w:rPr>
-        <w:t xml:space="preserve">          D5                  F5                  C5                  G5</w:t>
-      </w:r>
-    </w:p>
-    <w:p>
-      <w:pPr>
-        <w:keepNext/>
-        <w:keepLines/>
-        <w:pBdr>
-          <w:left w:val="single" w:sz="18" w:space="8" w:color="5B3FA6"/>
-        </w:pBdr>
-        <w:ind w:left="120"/>
-      </w:pPr>
-      <w:r>
-        <w:rPr>
-          <w:rFonts w:ascii="Courier New" w:eastAsia="Courier New" w:hAnsi="Courier New" w:cs="Courier New"/>
-          <w:color w:val="222222"/>
-          <w:sz w:val="17"/>
-          <w:szCs w:val="17"/>
-        </w:rPr>
-        <w:t>e |---</w:t>
-      </w:r>
-      <w:r>
-        <w:rPr>
-          <w:rFonts w:ascii="Courier New" w:eastAsia="Courier New" w:hAnsi="Courier New" w:cs="Courier New"/>
-          <w:color w:val="222222"/>
-          <w:sz w:val="17"/>
-          <w:szCs w:val="17"/>
-        </w:rPr>
-        <w:t>-------------|----------------|----------------|----------------|</w:t>
+        <w:t>D |----------------|--</w:t>
+      </w:r>
+      <w:r>
+        <w:rPr>
+          <w:rFonts w:ascii="Courier New" w:eastAsia="Courier New" w:hAnsi="Courier New" w:cs="Courier New"/>
+          <w:b/>
+          <w:bCs/>
+          <w:color w:val="5B3FA6"/>
+          <w:sz w:val="17"/>
+          <w:szCs w:val="17"/>
+        </w:rPr>
+        <w:t>5</w:t>
+      </w:r>
+      <w:r>
+        <w:rPr>
+          <w:rFonts w:ascii="Courier New" w:eastAsia="Courier New" w:hAnsi="Courier New" w:cs="Courier New"/>
+          <w:color w:val="222222"/>
+          <w:sz w:val="17"/>
+          <w:szCs w:val="17"/>
+        </w:rPr>
+        <w:t>--</w:t>
+      </w:r>
+      <w:r>
+        <w:rPr>
+          <w:rFonts w:ascii="Courier New" w:eastAsia="Courier New" w:hAnsi="Courier New" w:cs="Courier New"/>
+          <w:b/>
+          <w:bCs/>
+          <w:color w:val="5B3FA6"/>
+          <w:sz w:val="17"/>
+          <w:szCs w:val="17"/>
+        </w:rPr>
+        <w:t>5</w:t>
+      </w:r>
+      <w:r>
+        <w:rPr>
+          <w:rFonts w:ascii="Courier New" w:eastAsia="Courier New" w:hAnsi="Courier New" w:cs="Courier New"/>
+          <w:color w:val="222222"/>
+          <w:sz w:val="17"/>
+          <w:szCs w:val="17"/>
+        </w:rPr>
+        <w:t>--</w:t>
+      </w:r>
+      <w:r>
+        <w:rPr>
+          <w:rFonts w:ascii="Courier New" w:eastAsia="Courier New" w:hAnsi="Courier New" w:cs="Courier New"/>
+          <w:b/>
+          <w:bCs/>
+          <w:color w:val="5B3FA6"/>
+          <w:sz w:val="17"/>
+          <w:szCs w:val="17"/>
+        </w:rPr>
+        <w:t>5</w:t>
+      </w:r>
+      <w:r>
+        <w:rPr>
+          <w:rFonts w:ascii="Courier New" w:eastAsia="Courier New" w:hAnsi="Courier New" w:cs="Courier New"/>
+          <w:color w:val="222222"/>
+          <w:sz w:val="17"/>
+          <w:szCs w:val="17"/>
+        </w:rPr>
+        <w:t>--</w:t>
+      </w:r>
+      <w:r>
+        <w:rPr>
+          <w:rFonts w:ascii="Courier New" w:eastAsia="Courier New" w:hAnsi="Courier New" w:cs="Courier New"/>
+          <w:b/>
+          <w:bCs/>
+          <w:color w:val="5B3FA6"/>
+          <w:sz w:val="17"/>
+          <w:szCs w:val="17"/>
+        </w:rPr>
+        <w:t>5</w:t>
+      </w:r>
+      <w:r>
+        <w:rPr>
+          <w:rFonts w:ascii="Courier New" w:eastAsia="Courier New" w:hAnsi="Courier New" w:cs="Courier New"/>
+          <w:color w:val="222222"/>
+          <w:sz w:val="17"/>
+          <w:szCs w:val="17"/>
+        </w:rPr>
+        <w:t>----|----------------|--</w:t>
+      </w:r>
+      <w:r>
+        <w:rPr>
+          <w:rFonts w:ascii="Courier New" w:eastAsia="Courier New" w:hAnsi="Courier New" w:cs="Courier New"/>
+          <w:b/>
+          <w:bCs/>
+          <w:color w:val="5B3FA6"/>
+          <w:sz w:val="17"/>
+          <w:szCs w:val="17"/>
+        </w:rPr>
+        <w:t>5</w:t>
+      </w:r>
+      <w:r>
+        <w:rPr>
+          <w:rFonts w:ascii="Courier New" w:eastAsia="Courier New" w:hAnsi="Courier New" w:cs="Courier New"/>
+          <w:color w:val="222222"/>
+          <w:sz w:val="17"/>
+          <w:szCs w:val="17"/>
+        </w:rPr>
+        <w:t>--</w:t>
+      </w:r>
+      <w:r>
+        <w:rPr>
+          <w:rFonts w:ascii="Courier New" w:eastAsia="Courier New" w:hAnsi="Courier New" w:cs="Courier New"/>
+          <w:b/>
+          <w:bCs/>
+          <w:color w:val="5B3FA6"/>
+          <w:sz w:val="17"/>
+          <w:szCs w:val="17"/>
+        </w:rPr>
+        <w:t>5</w:t>
+      </w:r>
+      <w:r>
+        <w:rPr>
+          <w:rFonts w:ascii="Courier New" w:eastAsia="Courier New" w:hAnsi="Courier New" w:cs="Courier New"/>
+          <w:color w:val="222222"/>
+          <w:sz w:val="17"/>
+          <w:szCs w:val="17"/>
+        </w:rPr>
+        <w:t>--</w:t>
+      </w:r>
+      <w:r>
+        <w:rPr>
+          <w:rFonts w:ascii="Courier New" w:eastAsia="Courier New" w:hAnsi="Courier New" w:cs="Courier New"/>
+          <w:b/>
+          <w:bCs/>
+          <w:color w:val="5B3FA6"/>
+          <w:sz w:val="17"/>
+          <w:szCs w:val="17"/>
+        </w:rPr>
+        <w:t>5</w:t>
+      </w:r>
+      <w:r>
+        <w:rPr>
+          <w:rFonts w:ascii="Courier New" w:eastAsia="Courier New" w:hAnsi="Courier New" w:cs="Courier New"/>
+          <w:color w:val="222222"/>
+          <w:sz w:val="17"/>
+          <w:szCs w:val="17"/>
+        </w:rPr>
+        <w:t>--</w:t>
+      </w:r>
+      <w:r>
+        <w:rPr>
+          <w:rFonts w:ascii="Courier New" w:eastAsia="Courier New" w:hAnsi="Courier New" w:cs="Courier New"/>
+          <w:b/>
+          <w:bCs/>
+          <w:color w:val="5B3FA6"/>
+          <w:sz w:val="17"/>
+          <w:szCs w:val="17"/>
+        </w:rPr>
+        <w:t>5</w:t>
+      </w:r>
+      <w:r>
+        <w:rPr>
+          <w:rFonts w:ascii="Courier New" w:eastAsia="Courier New" w:hAnsi="Courier New" w:cs="Courier New"/>
+          <w:color w:val="222222"/>
+          <w:sz w:val="17"/>
+          <w:szCs w:val="17"/>
+        </w:rPr>
+        <w:t>----|</w:t>
+      </w:r>
+    </w:p>
+    <w:p>
+      <w:pPr>
+        <w:keepNext/>
+        <w:keepLines/>
+        <w:pBdr>
+          <w:left w:val="single" w:sz="18" w:space="8" w:color="5B3FA6"/>
+        </w:pBdr>
+        <w:ind w:left="120"/>
+      </w:pPr>
+      <w:r>
+        <w:rPr>
+          <w:rFonts w:ascii="Courier New" w:eastAsia="Courier New" w:hAnsi="Courier New" w:cs="Courier New"/>
+          <w:color w:val="222222"/>
+          <w:sz w:val="17"/>
+          <w:szCs w:val="17"/>
+        </w:rPr>
+        <w:t>A |--</w:t>
+      </w:r>
+      <w:r>
+        <w:rPr>
+          <w:rFonts w:ascii="Courier New" w:eastAsia="Courier New" w:hAnsi="Courier New" w:cs="Courier New"/>
+          <w:b/>
+          <w:bCs/>
+          <w:color w:val="5B3FA6"/>
+          <w:sz w:val="17"/>
+          <w:szCs w:val="17"/>
+        </w:rPr>
+        <w:t>7</w:t>
+      </w:r>
+      <w:r>
+        <w:rPr>
+          <w:rFonts w:ascii="Courier New" w:eastAsia="Courier New" w:hAnsi="Courier New" w:cs="Courier New"/>
+          <w:color w:val="222222"/>
+          <w:sz w:val="17"/>
+          <w:szCs w:val="17"/>
+        </w:rPr>
+        <w:t>--</w:t>
+      </w:r>
+      <w:r>
+        <w:rPr>
+          <w:rFonts w:ascii="Courier New" w:eastAsia="Courier New" w:hAnsi="Courier New" w:cs="Courier New"/>
+          <w:b/>
+          <w:bCs/>
+          <w:color w:val="5B3FA6"/>
+          <w:sz w:val="17"/>
+          <w:szCs w:val="17"/>
+        </w:rPr>
+        <w:t>7</w:t>
+      </w:r>
+      <w:r>
+        <w:rPr>
+          <w:rFonts w:ascii="Courier New" w:eastAsia="Courier New" w:hAnsi="Courier New" w:cs="Courier New"/>
+          <w:color w:val="222222"/>
+          <w:sz w:val="17"/>
+          <w:szCs w:val="17"/>
+        </w:rPr>
+        <w:t>--</w:t>
+      </w:r>
+      <w:r>
+        <w:rPr>
+          <w:rFonts w:ascii="Courier New" w:eastAsia="Courier New" w:hAnsi="Courier New" w:cs="Courier New"/>
+          <w:b/>
+          <w:bCs/>
+          <w:color w:val="5B3FA6"/>
+          <w:sz w:val="17"/>
+          <w:szCs w:val="17"/>
+        </w:rPr>
+        <w:t>7</w:t>
+      </w:r>
+      <w:r>
+        <w:rPr>
+          <w:rFonts w:ascii="Courier New" w:eastAsia="Courier New" w:hAnsi="Courier New" w:cs="Courier New"/>
+          <w:color w:val="222222"/>
+          <w:sz w:val="17"/>
+          <w:szCs w:val="17"/>
+        </w:rPr>
+        <w:t>--</w:t>
+      </w:r>
+      <w:r>
+        <w:rPr>
+          <w:rFonts w:ascii="Courier New" w:eastAsia="Courier New" w:hAnsi="Courier New" w:cs="Courier New"/>
+          <w:b/>
+          <w:bCs/>
+          <w:color w:val="5B3FA6"/>
+          <w:sz w:val="17"/>
+          <w:szCs w:val="17"/>
+        </w:rPr>
+        <w:t>7</w:t>
+      </w:r>
+      <w:r>
+        <w:rPr>
+          <w:rFonts w:ascii="Courier New" w:eastAsia="Courier New" w:hAnsi="Courier New" w:cs="Courier New"/>
+          <w:color w:val="222222"/>
+          <w:sz w:val="17"/>
+          <w:szCs w:val="17"/>
+        </w:rPr>
+        <w:t>----|--3--3--3--3----|--</w:t>
+      </w:r>
+      <w:r>
+        <w:rPr>
+          <w:rFonts w:ascii="Courier New" w:eastAsia="Courier New" w:hAnsi="Courier New" w:cs="Courier New"/>
+          <w:b/>
+          <w:bCs/>
+          <w:color w:val="5B3FA6"/>
+          <w:sz w:val="17"/>
+          <w:szCs w:val="17"/>
+        </w:rPr>
+        <w:t>3</w:t>
+      </w:r>
+      <w:r>
+        <w:rPr>
+          <w:rFonts w:ascii="Courier New" w:eastAsia="Courier New" w:hAnsi="Courier New" w:cs="Courier New"/>
+          <w:color w:val="222222"/>
+          <w:sz w:val="17"/>
+          <w:szCs w:val="17"/>
+        </w:rPr>
+        <w:t>--</w:t>
+      </w:r>
+      <w:r>
+        <w:rPr>
+          <w:rFonts w:ascii="Courier New" w:eastAsia="Courier New" w:hAnsi="Courier New" w:cs="Courier New"/>
+          <w:b/>
+          <w:bCs/>
+          <w:color w:val="5B3FA6"/>
+          <w:sz w:val="17"/>
+          <w:szCs w:val="17"/>
+        </w:rPr>
+        <w:t>3</w:t>
+      </w:r>
+      <w:r>
+        <w:rPr>
+          <w:rFonts w:ascii="Courier New" w:eastAsia="Courier New" w:hAnsi="Courier New" w:cs="Courier New"/>
+          <w:color w:val="222222"/>
+          <w:sz w:val="17"/>
+          <w:szCs w:val="17"/>
+        </w:rPr>
+        <w:t>--</w:t>
+      </w:r>
+      <w:r>
+        <w:rPr>
+          <w:rFonts w:ascii="Courier New" w:eastAsia="Courier New" w:hAnsi="Courier New" w:cs="Courier New"/>
+          <w:b/>
+          <w:bCs/>
+          <w:color w:val="5B3FA6"/>
+          <w:sz w:val="17"/>
+          <w:szCs w:val="17"/>
+        </w:rPr>
+        <w:t>3</w:t>
+      </w:r>
+      <w:r>
+        <w:rPr>
+          <w:rFonts w:ascii="Courier New" w:eastAsia="Courier New" w:hAnsi="Courier New" w:cs="Courier New"/>
+          <w:color w:val="222222"/>
+          <w:sz w:val="17"/>
+          <w:szCs w:val="17"/>
+        </w:rPr>
+        <w:t>--</w:t>
+      </w:r>
+      <w:r>
+        <w:rPr>
+          <w:rFonts w:ascii="Courier New" w:eastAsia="Courier New" w:hAnsi="Courier New" w:cs="Courier New"/>
+          <w:b/>
+          <w:bCs/>
+          <w:color w:val="5B3FA6"/>
+          <w:sz w:val="17"/>
+          <w:szCs w:val="17"/>
+        </w:rPr>
+        <w:t>3</w:t>
+      </w:r>
+      <w:r>
+        <w:rPr>
+          <w:rFonts w:ascii="Courier New" w:eastAsia="Courier New" w:hAnsi="Courier New" w:cs="Courier New"/>
+          <w:color w:val="222222"/>
+          <w:sz w:val="17"/>
+          <w:szCs w:val="17"/>
+        </w:rPr>
+        <w:t>----|--3--3--3--3----|</w:t>
+      </w:r>
+    </w:p>
+    <w:p>
+      <w:pPr>
+        <w:keepNext/>
+        <w:keepLines/>
+        <w:pBdr>
+          <w:left w:val="single" w:sz="18" w:space="8" w:color="5B3FA6"/>
+        </w:pBdr>
+        <w:ind w:left="120"/>
+      </w:pPr>
+      <w:r>
+        <w:rPr>
+          <w:rFonts w:ascii="Courier New" w:eastAsia="Courier New" w:hAnsi="Courier New" w:cs="Courier New"/>
+          <w:color w:val="222222"/>
+          <w:sz w:val="17"/>
+          <w:szCs w:val="17"/>
+        </w:rPr>
+        <w:t>E |--5--5--5--5----|----------------|--1--1--1--1----|----------------|</w:t>
+      </w:r>
+    </w:p>
+    <w:p>
+      <w:pPr>
+        <w:keepNext/>
+        <w:pBdr>
+          <w:left w:val="single" w:sz="18" w:space="8" w:color="5B3FA6"/>
+        </w:pBdr>
+        <w:ind w:left="120"/>
+      </w:pPr>
+    </w:p>
+    <w:p>
+      <w:pPr>
+        <w:keepNext/>
+        <w:keepLines/>
+        <w:pBdr>
+          <w:left w:val="single" w:sz="18" w:space="8" w:color="5B3FA6"/>
+        </w:pBdr>
+        <w:ind w:left="120"/>
+      </w:pPr>
+      <w:r>
+        <w:rPr>
+          <w:rFonts w:ascii="Courier New" w:eastAsia="Courier New" w:hAnsi="Courier New" w:cs="Courier New"/>
+          <w:color w:val="222222"/>
+          <w:sz w:val="17"/>
+          <w:szCs w:val="17"/>
+        </w:rPr>
+        <w:t xml:space="preserve">          D5                  F5                  C5                  G</w:t>
+      </w:r>
+      <w:r>
+        <w:rPr>
+          <w:rFonts w:ascii="Courier New" w:eastAsia="Courier New" w:hAnsi="Courier New" w:cs="Courier New"/>
+          <w:color w:val="222222"/>
+          <w:sz w:val="17"/>
+          <w:szCs w:val="17"/>
+        </w:rPr>
+        <w:t>5</w:t>
+      </w:r>
+    </w:p>
+    <w:p>
+      <w:pPr>
+        <w:keepNext/>
+        <w:keepLines/>
+        <w:pBdr>
+          <w:left w:val="single" w:sz="18" w:space="8" w:color="5B3FA6"/>
+        </w:pBdr>
+        <w:ind w:left="120"/>
+      </w:pPr>
+      <w:r>
+        <w:rPr>
+          <w:rFonts w:ascii="Courier New" w:eastAsia="Courier New" w:hAnsi="Courier New" w:cs="Courier New"/>
+          <w:color w:val="222222"/>
+          <w:sz w:val="17"/>
+          <w:szCs w:val="17"/>
+        </w:rPr>
+        <w:t>e |----------------|----------------|----------------|----------------|</w:t>
       </w:r>
     </w:p>
     <w:p>
@@ -2019,368 +2030,379 @@
           <w:sz w:val="17"/>
           <w:szCs w:val="17"/>
         </w:rPr>
-        <w:t xml:space="preserve">D |--</w:t>
-      </w:r>
-      <w:r>
-        <w:rPr>
-          <w:rFonts w:ascii="Courier New" w:eastAsia="Courier New" w:hAnsi="Courier New" w:cs="Courier New"/>
-          <w:b/>
-          <w:bCs/>
-          <w:color w:val="5B3FA6"/>
-          <w:sz w:val="17"/>
-          <w:szCs w:val="17"/>
-        </w:rPr>
-        <w:t xml:space="preserve">7</w:t>
-      </w:r>
-      <w:r>
-        <w:rPr>
-          <w:rFonts w:ascii="Courier New" w:eastAsia="Courier New" w:hAnsi="Courier New" w:cs="Courier New"/>
-          <w:color w:val="222222"/>
-          <w:sz w:val="17"/>
-          <w:szCs w:val="17"/>
-        </w:rPr>
-        <w:t xml:space="preserve">--</w:t>
-      </w:r>
-      <w:r>
-        <w:rPr>
-          <w:rFonts w:ascii="Courier New" w:eastAsia="Courier New" w:hAnsi="Courier New" w:cs="Courier New"/>
-          <w:b/>
-          <w:bCs/>
-          <w:color w:val="5B3FA6"/>
-          <w:sz w:val="17"/>
-          <w:szCs w:val="17"/>
-        </w:rPr>
-        <w:t xml:space="preserve">7</w:t>
-      </w:r>
-      <w:r>
-        <w:rPr>
-          <w:rFonts w:ascii="Courier New" w:eastAsia="Courier New" w:hAnsi="Courier New" w:cs="Courier New"/>
-          <w:color w:val="222222"/>
-          <w:sz w:val="17"/>
-          <w:szCs w:val="17"/>
-        </w:rPr>
-        <w:t xml:space="preserve">--</w:t>
-      </w:r>
-      <w:r>
-        <w:rPr>
-          <w:rFonts w:ascii="Courier New" w:eastAsia="Courier New" w:hAnsi="Courier New" w:cs="Courier New"/>
-          <w:b/>
-          <w:bCs/>
-          <w:color w:val="5B3FA6"/>
-          <w:sz w:val="17"/>
-          <w:szCs w:val="17"/>
-        </w:rPr>
-        <w:t xml:space="preserve">7</w:t>
-      </w:r>
-      <w:r>
-        <w:rPr>
-          <w:rFonts w:ascii="Courier New" w:eastAsia="Courier New" w:hAnsi="Courier New" w:cs="Courier New"/>
-          <w:color w:val="222222"/>
-          <w:sz w:val="17"/>
-          <w:szCs w:val="17"/>
-        </w:rPr>
-        <w:t xml:space="preserve">--</w:t>
-      </w:r>
-      <w:r>
-        <w:rPr>
-          <w:rFonts w:ascii="Courier New" w:eastAsia="Courier New" w:hAnsi="Courier New" w:cs="Courier New"/>
-          <w:b/>
-          <w:bCs/>
-          <w:color w:val="5B3FA6"/>
-          <w:sz w:val="17"/>
-          <w:szCs w:val="17"/>
-        </w:rPr>
-        <w:t xml:space="preserve">7</w:t>
-      </w:r>
-      <w:r>
-        <w:rPr>
-          <w:rFonts w:ascii="Courier New" w:eastAsia="Courier New" w:hAnsi="Courier New" w:cs="Courier New"/>
-          <w:color w:val="222222"/>
-          <w:sz w:val="17"/>
-          <w:szCs w:val="17"/>
-        </w:rPr>
-        <w:t xml:space="preserve">----|----------------|--</w:t>
-      </w:r>
-      <w:r>
-        <w:rPr>
-          <w:rFonts w:ascii="Courier New" w:eastAsia="Courier New" w:hAnsi="Courier New" w:cs="Courier New"/>
-          <w:b/>
-          <w:bCs/>
-          <w:color w:val="5B3FA6"/>
-          <w:sz w:val="17"/>
-          <w:szCs w:val="17"/>
-        </w:rPr>
-        <w:t xml:space="preserve">5</w:t>
-      </w:r>
-      <w:r>
-        <w:rPr>
-          <w:rFonts w:ascii="Courier New" w:eastAsia="Courier New" w:hAnsi="Courier New" w:cs="Courier New"/>
-          <w:color w:val="222222"/>
-          <w:sz w:val="17"/>
-          <w:szCs w:val="17"/>
-        </w:rPr>
-        <w:t xml:space="preserve">--</w:t>
-      </w:r>
-      <w:r>
-        <w:rPr>
-          <w:rFonts w:ascii="Courier New" w:eastAsia="Courier New" w:hAnsi="Courier New" w:cs="Courier New"/>
-          <w:b/>
-          <w:bCs/>
-          <w:color w:val="5B3FA6"/>
-          <w:sz w:val="17"/>
-          <w:szCs w:val="17"/>
-        </w:rPr>
-        <w:t xml:space="preserve">5</w:t>
-      </w:r>
-      <w:r>
-        <w:rPr>
-          <w:rFonts w:ascii="Courier New" w:eastAsia="Courier New" w:hAnsi="Courier New" w:cs="Courier New"/>
-          <w:color w:val="222222"/>
-          <w:sz w:val="17"/>
-          <w:szCs w:val="17"/>
-        </w:rPr>
-        <w:t xml:space="preserve">--</w:t>
-      </w:r>
-      <w:r>
-        <w:rPr>
-          <w:rFonts w:ascii="Courier New" w:eastAsia="Courier New" w:hAnsi="Courier New" w:cs="Courier New"/>
-          <w:b/>
-          <w:bCs/>
-          <w:color w:val="5B3FA6"/>
-          <w:sz w:val="17"/>
-          <w:szCs w:val="17"/>
-        </w:rPr>
-        <w:t xml:space="preserve">5</w:t>
-      </w:r>
-      <w:r>
-        <w:rPr>
-          <w:rFonts w:ascii="Courier New" w:eastAsia="Courier New" w:hAnsi="Courier New" w:cs="Courier New"/>
-          <w:color w:val="222222"/>
-          <w:sz w:val="17"/>
-          <w:szCs w:val="17"/>
-        </w:rPr>
-        <w:t xml:space="preserve">--</w:t>
-      </w:r>
-      <w:r>
-        <w:rPr>
-          <w:rFonts w:ascii="Courier New" w:eastAsia="Courier New" w:hAnsi="Courier New" w:cs="Courier New"/>
-          <w:b/>
-          <w:bCs/>
-          <w:color w:val="5B3FA6"/>
-          <w:sz w:val="17"/>
-          <w:szCs w:val="17"/>
-        </w:rPr>
-        <w:t xml:space="preserve">5</w:t>
-      </w:r>
-      <w:r>
-        <w:rPr>
-          <w:rFonts w:ascii="Courier New" w:eastAsia="Courier New" w:hAnsi="Courier New" w:cs="Courier New"/>
-          <w:color w:val="222222"/>
-          <w:sz w:val="17"/>
-          <w:szCs w:val="17"/>
-        </w:rPr>
-        <w:t xml:space="preserve">----|----------------|</w:t>
-      </w:r>
-    </w:p>
-    <w:p>
-      <w:pPr>
-        <w:keepNext/>
-        <w:keepLines/>
-        <w:pBdr>
-          <w:left w:val="single" w:sz="18" w:space="8" w:color="5B3FA6"/>
-        </w:pBdr>
-        <w:ind w:left="120"/>
-      </w:pPr>
-      <w:r>
-        <w:rPr>
-          <w:rFonts w:ascii="Courier New" w:eastAsia="Courier New" w:hAnsi="Courier New" w:cs="Courier New"/>
-          <w:color w:val="222222"/>
-          <w:sz w:val="17"/>
-          <w:szCs w:val="17"/>
-        </w:rPr>
-        <w:t xml:space="preserve">A |--5--5--5--5----|--</w:t>
-      </w:r>
-      <w:r>
-        <w:rPr>
-          <w:rFonts w:ascii="Courier New" w:eastAsia="Courier New" w:hAnsi="Courier New" w:cs="Courier New"/>
-          <w:b/>
-          <w:bCs/>
-          <w:color w:val="5B3FA6"/>
-          <w:sz w:val="17"/>
-          <w:szCs w:val="17"/>
-        </w:rPr>
-        <w:t xml:space="preserve">3</w:t>
-      </w:r>
-      <w:r>
-        <w:rPr>
-          <w:rFonts w:ascii="Courier New" w:eastAsia="Courier New" w:hAnsi="Courier New" w:cs="Courier New"/>
-          <w:color w:val="222222"/>
-          <w:sz w:val="17"/>
-          <w:szCs w:val="17"/>
-        </w:rPr>
-        <w:t xml:space="preserve">--</w:t>
-      </w:r>
-      <w:r>
-        <w:rPr>
-          <w:rFonts w:ascii="Courier New" w:eastAsia="Courier New" w:hAnsi="Courier New" w:cs="Courier New"/>
-          <w:b/>
-          <w:bCs/>
-          <w:color w:val="5B3FA6"/>
-          <w:sz w:val="17"/>
-          <w:szCs w:val="17"/>
-        </w:rPr>
-        <w:t xml:space="preserve">3</w:t>
-      </w:r>
-      <w:r>
-        <w:rPr>
-          <w:rFonts w:ascii="Courier New" w:eastAsia="Courier New" w:hAnsi="Courier New" w:cs="Courier New"/>
-          <w:color w:val="222222"/>
-          <w:sz w:val="17"/>
-          <w:szCs w:val="17"/>
-        </w:rPr>
-        <w:t xml:space="preserve">--</w:t>
-      </w:r>
-      <w:r>
-        <w:rPr>
-          <w:rFonts w:ascii="Courier New" w:eastAsia="Courier New" w:hAnsi="Courier New" w:cs="Courier New"/>
-          <w:b/>
-          <w:bCs/>
-          <w:color w:val="5B3FA6"/>
-          <w:sz w:val="17"/>
-          <w:szCs w:val="17"/>
-        </w:rPr>
-        <w:t xml:space="preserve">3</w:t>
-      </w:r>
-      <w:r>
-        <w:rPr>
-          <w:rFonts w:ascii="Courier New" w:eastAsia="Courier New" w:hAnsi="Courier New" w:cs="Courier New"/>
-          <w:color w:val="222222"/>
-          <w:sz w:val="17"/>
-          <w:szCs w:val="17"/>
-        </w:rPr>
-        <w:t xml:space="preserve">--</w:t>
-      </w:r>
-      <w:r>
-        <w:rPr>
-          <w:rFonts w:ascii="Courier New" w:eastAsia="Courier New" w:hAnsi="Courier New" w:cs="Courier New"/>
-          <w:b/>
-          <w:bCs/>
-          <w:color w:val="5B3FA6"/>
-          <w:sz w:val="17"/>
-          <w:szCs w:val="17"/>
-        </w:rPr>
-        <w:t xml:space="preserve">3</w:t>
-      </w:r>
-      <w:r>
-        <w:rPr>
-          <w:rFonts w:ascii="Courier New" w:eastAsia="Courier New" w:hAnsi="Courier New" w:cs="Courier New"/>
-          <w:color w:val="222222"/>
-          <w:sz w:val="17"/>
-          <w:szCs w:val="17"/>
-        </w:rPr>
-        <w:t xml:space="preserve">----|--3--3--3--3----|--</w:t>
-      </w:r>
-      <w:r>
-        <w:rPr>
-          <w:rFonts w:ascii="Courier New" w:eastAsia="Courier New" w:hAnsi="Courier New" w:cs="Courier New"/>
-          <w:b/>
-          <w:bCs/>
-          <w:color w:val="5B3FA6"/>
-          <w:sz w:val="17"/>
-          <w:szCs w:val="17"/>
-        </w:rPr>
-        <w:t xml:space="preserve">5</w:t>
-      </w:r>
-      <w:r>
-        <w:rPr>
-          <w:rFonts w:ascii="Courier New" w:eastAsia="Courier New" w:hAnsi="Courier New" w:cs="Courier New"/>
-          <w:color w:val="222222"/>
-          <w:sz w:val="17"/>
-          <w:szCs w:val="17"/>
-        </w:rPr>
-        <w:t xml:space="preserve">--</w:t>
-      </w:r>
-      <w:r>
-        <w:rPr>
-          <w:rFonts w:ascii="Courier New" w:eastAsia="Courier New" w:hAnsi="Courier New" w:cs="Courier New"/>
-          <w:b/>
-          <w:bCs/>
-          <w:color w:val="5B3FA6"/>
-          <w:sz w:val="17"/>
-          <w:szCs w:val="17"/>
-        </w:rPr>
-        <w:t xml:space="preserve">5</w:t>
-      </w:r>
-      <w:r>
-        <w:rPr>
-          <w:rFonts w:ascii="Courier New" w:eastAsia="Courier New" w:hAnsi="Courier New" w:cs="Courier New"/>
-          <w:color w:val="222222"/>
-          <w:sz w:val="17"/>
-          <w:szCs w:val="17"/>
-        </w:rPr>
-        <w:t xml:space="preserve">--</w:t>
-      </w:r>
-      <w:r>
-        <w:rPr>
-          <w:rFonts w:ascii="Courier New" w:eastAsia="Courier New" w:hAnsi="Courier New" w:cs="Courier New"/>
-          <w:b/>
-          <w:bCs/>
-          <w:color w:val="5B3FA6"/>
-          <w:sz w:val="17"/>
-          <w:szCs w:val="17"/>
-        </w:rPr>
-        <w:t xml:space="preserve">5</w:t>
-      </w:r>
-      <w:r>
-        <w:rPr>
-          <w:rFonts w:ascii="Courier New" w:eastAsia="Courier New" w:hAnsi="Courier New" w:cs="Courier New"/>
-          <w:color w:val="222222"/>
-          <w:sz w:val="17"/>
-          <w:szCs w:val="17"/>
-        </w:rPr>
-        <w:t xml:space="preserve">--</w:t>
-      </w:r>
-      <w:r>
-        <w:rPr>
-          <w:rFonts w:ascii="Courier New" w:eastAsia="Courier New" w:hAnsi="Courier New" w:cs="Courier New"/>
-          <w:b/>
-          <w:bCs/>
-          <w:color w:val="5B3FA6"/>
-          <w:sz w:val="17"/>
-          <w:szCs w:val="17"/>
-        </w:rPr>
-        <w:t xml:space="preserve">5</w:t>
-      </w:r>
-      <w:r>
-        <w:rPr>
-          <w:rFonts w:ascii="Courier New" w:eastAsia="Courier New" w:hAnsi="Courier New" w:cs="Courier New"/>
-          <w:color w:val="222222"/>
-          <w:sz w:val="17"/>
-          <w:szCs w:val="17"/>
-        </w:rPr>
-        <w:t xml:space="preserve">----|</w:t>
-      </w:r>
-    </w:p>
-    <w:p>
-      <w:pPr>
-        <w:keepLines/>
-        <w:pBdr>
-          <w:left w:val="single" w:sz="18" w:space="8" w:color="5B3FA6"/>
-        </w:pBdr>
-        <w:ind w:left="120"/>
-      </w:pPr>
-      <w:r>
-        <w:rPr>
-          <w:rFonts w:ascii="Courier New" w:eastAsia="Courier New" w:hAnsi="Courier New" w:cs="Courier New"/>
-          <w:color w:val="222222"/>
-          <w:sz w:val="17"/>
-          <w:szCs w:val="17"/>
-        </w:rPr>
-        <w:t xml:space="preserve">E |----------------|--1--1--1--1----|----------------|--3--3--3--3----|</w:t>
-      </w:r>
-    </w:p>
-    <w:p>
-      <w:pPr>
+        <w:t>D |--</w:t>
+      </w:r>
+      <w:r>
+        <w:rPr>
+          <w:rFonts w:ascii="Courier New" w:eastAsia="Courier New" w:hAnsi="Courier New" w:cs="Courier New"/>
+          <w:b/>
+          <w:bCs/>
+          <w:color w:val="5B3FA6"/>
+          <w:sz w:val="17"/>
+          <w:szCs w:val="17"/>
+        </w:rPr>
+        <w:t>7</w:t>
+      </w:r>
+      <w:r>
+        <w:rPr>
+          <w:rFonts w:ascii="Courier New" w:eastAsia="Courier New" w:hAnsi="Courier New" w:cs="Courier New"/>
+          <w:color w:val="222222"/>
+          <w:sz w:val="17"/>
+          <w:szCs w:val="17"/>
+        </w:rPr>
+        <w:t>--</w:t>
+      </w:r>
+      <w:r>
+        <w:rPr>
+          <w:rFonts w:ascii="Courier New" w:eastAsia="Courier New" w:hAnsi="Courier New" w:cs="Courier New"/>
+          <w:b/>
+          <w:bCs/>
+          <w:color w:val="5B3FA6"/>
+          <w:sz w:val="17"/>
+          <w:szCs w:val="17"/>
+        </w:rPr>
+        <w:t>7</w:t>
+      </w:r>
+      <w:r>
+        <w:rPr>
+          <w:rFonts w:ascii="Courier New" w:eastAsia="Courier New" w:hAnsi="Courier New" w:cs="Courier New"/>
+          <w:color w:val="222222"/>
+          <w:sz w:val="17"/>
+          <w:szCs w:val="17"/>
+        </w:rPr>
+        <w:t>--</w:t>
+      </w:r>
+      <w:r>
+        <w:rPr>
+          <w:rFonts w:ascii="Courier New" w:eastAsia="Courier New" w:hAnsi="Courier New" w:cs="Courier New"/>
+          <w:b/>
+          <w:bCs/>
+          <w:color w:val="5B3FA6"/>
+          <w:sz w:val="17"/>
+          <w:szCs w:val="17"/>
+        </w:rPr>
+        <w:t>7</w:t>
+      </w:r>
+      <w:r>
+        <w:rPr>
+          <w:rFonts w:ascii="Courier New" w:eastAsia="Courier New" w:hAnsi="Courier New" w:cs="Courier New"/>
+          <w:color w:val="222222"/>
+          <w:sz w:val="17"/>
+          <w:szCs w:val="17"/>
+        </w:rPr>
+        <w:t>--</w:t>
+      </w:r>
+      <w:r>
+        <w:rPr>
+          <w:rFonts w:ascii="Courier New" w:eastAsia="Courier New" w:hAnsi="Courier New" w:cs="Courier New"/>
+          <w:b/>
+          <w:bCs/>
+          <w:color w:val="5B3FA6"/>
+          <w:sz w:val="17"/>
+          <w:szCs w:val="17"/>
+        </w:rPr>
+        <w:t>7</w:t>
+      </w:r>
+      <w:r>
+        <w:rPr>
+          <w:rFonts w:ascii="Courier New" w:eastAsia="Courier New" w:hAnsi="Courier New" w:cs="Courier New"/>
+          <w:color w:val="222222"/>
+          <w:sz w:val="17"/>
+          <w:szCs w:val="17"/>
+        </w:rPr>
+        <w:t>----|----------------|-</w:t>
+      </w:r>
+      <w:r>
+        <w:rPr>
+          <w:rFonts w:ascii="Courier New" w:eastAsia="Courier New" w:hAnsi="Courier New" w:cs="Courier New"/>
+          <w:color w:val="222222"/>
+          <w:sz w:val="17"/>
+          <w:szCs w:val="17"/>
+        </w:rPr>
+        <w:t>-</w:t>
+      </w:r>
+      <w:r>
+        <w:rPr>
+          <w:rFonts w:ascii="Courier New" w:eastAsia="Courier New" w:hAnsi="Courier New" w:cs="Courier New"/>
+          <w:b/>
+          <w:bCs/>
+          <w:color w:val="5B3FA6"/>
+          <w:sz w:val="17"/>
+          <w:szCs w:val="17"/>
+        </w:rPr>
+        <w:t>5</w:t>
+      </w:r>
+      <w:r>
+        <w:rPr>
+          <w:rFonts w:ascii="Courier New" w:eastAsia="Courier New" w:hAnsi="Courier New" w:cs="Courier New"/>
+          <w:color w:val="222222"/>
+          <w:sz w:val="17"/>
+          <w:szCs w:val="17"/>
+        </w:rPr>
+        <w:t>--</w:t>
+      </w:r>
+      <w:r>
+        <w:rPr>
+          <w:rFonts w:ascii="Courier New" w:eastAsia="Courier New" w:hAnsi="Courier New" w:cs="Courier New"/>
+          <w:b/>
+          <w:bCs/>
+          <w:color w:val="5B3FA6"/>
+          <w:sz w:val="17"/>
+          <w:szCs w:val="17"/>
+        </w:rPr>
+        <w:t>5</w:t>
+      </w:r>
+      <w:r>
+        <w:rPr>
+          <w:rFonts w:ascii="Courier New" w:eastAsia="Courier New" w:hAnsi="Courier New" w:cs="Courier New"/>
+          <w:color w:val="222222"/>
+          <w:sz w:val="17"/>
+          <w:szCs w:val="17"/>
+        </w:rPr>
+        <w:t>--</w:t>
+      </w:r>
+      <w:r>
+        <w:rPr>
+          <w:rFonts w:ascii="Courier New" w:eastAsia="Courier New" w:hAnsi="Courier New" w:cs="Courier New"/>
+          <w:b/>
+          <w:bCs/>
+          <w:color w:val="5B3FA6"/>
+          <w:sz w:val="17"/>
+          <w:szCs w:val="17"/>
+        </w:rPr>
+        <w:t>5</w:t>
+      </w:r>
+      <w:r>
+        <w:rPr>
+          <w:rFonts w:ascii="Courier New" w:eastAsia="Courier New" w:hAnsi="Courier New" w:cs="Courier New"/>
+          <w:color w:val="222222"/>
+          <w:sz w:val="17"/>
+          <w:szCs w:val="17"/>
+        </w:rPr>
+        <w:t>--</w:t>
+      </w:r>
+      <w:r>
+        <w:rPr>
+          <w:rFonts w:ascii="Courier New" w:eastAsia="Courier New" w:hAnsi="Courier New" w:cs="Courier New"/>
+          <w:b/>
+          <w:bCs/>
+          <w:color w:val="5B3FA6"/>
+          <w:sz w:val="17"/>
+          <w:szCs w:val="17"/>
+        </w:rPr>
+        <w:t>5</w:t>
+      </w:r>
+      <w:r>
+        <w:rPr>
+          <w:rFonts w:ascii="Courier New" w:eastAsia="Courier New" w:hAnsi="Courier New" w:cs="Courier New"/>
+          <w:color w:val="222222"/>
+          <w:sz w:val="17"/>
+          <w:szCs w:val="17"/>
+        </w:rPr>
+        <w:t>----|----------------|</w:t>
+      </w:r>
+    </w:p>
+    <w:p>
+      <w:pPr>
+        <w:keepNext/>
+        <w:keepLines/>
+        <w:pBdr>
+          <w:left w:val="single" w:sz="18" w:space="8" w:color="5B3FA6"/>
+        </w:pBdr>
+        <w:ind w:left="120"/>
+      </w:pPr>
+      <w:r>
+        <w:rPr>
+          <w:rFonts w:ascii="Courier New" w:eastAsia="Courier New" w:hAnsi="Courier New" w:cs="Courier New"/>
+          <w:color w:val="222222"/>
+          <w:sz w:val="17"/>
+          <w:szCs w:val="17"/>
+        </w:rPr>
+        <w:t>A |--5--5--5--5----|--</w:t>
+      </w:r>
+      <w:r>
+        <w:rPr>
+          <w:rFonts w:ascii="Courier New" w:eastAsia="Courier New" w:hAnsi="Courier New" w:cs="Courier New"/>
+          <w:b/>
+          <w:bCs/>
+          <w:color w:val="5B3FA6"/>
+          <w:sz w:val="17"/>
+          <w:szCs w:val="17"/>
+        </w:rPr>
+        <w:t>3</w:t>
+      </w:r>
+      <w:r>
+        <w:rPr>
+          <w:rFonts w:ascii="Courier New" w:eastAsia="Courier New" w:hAnsi="Courier New" w:cs="Courier New"/>
+          <w:color w:val="222222"/>
+          <w:sz w:val="17"/>
+          <w:szCs w:val="17"/>
+        </w:rPr>
+        <w:t>--</w:t>
+      </w:r>
+      <w:r>
+        <w:rPr>
+          <w:rFonts w:ascii="Courier New" w:eastAsia="Courier New" w:hAnsi="Courier New" w:cs="Courier New"/>
+          <w:b/>
+          <w:bCs/>
+          <w:color w:val="5B3FA6"/>
+          <w:sz w:val="17"/>
+          <w:szCs w:val="17"/>
+        </w:rPr>
+        <w:t>3</w:t>
+      </w:r>
+      <w:r>
+        <w:rPr>
+          <w:rFonts w:ascii="Courier New" w:eastAsia="Courier New" w:hAnsi="Courier New" w:cs="Courier New"/>
+          <w:color w:val="222222"/>
+          <w:sz w:val="17"/>
+          <w:szCs w:val="17"/>
+        </w:rPr>
+        <w:t>--</w:t>
+      </w:r>
+      <w:r>
+        <w:rPr>
+          <w:rFonts w:ascii="Courier New" w:eastAsia="Courier New" w:hAnsi="Courier New" w:cs="Courier New"/>
+          <w:b/>
+          <w:bCs/>
+          <w:color w:val="5B3FA6"/>
+          <w:sz w:val="17"/>
+          <w:szCs w:val="17"/>
+        </w:rPr>
+        <w:t>3</w:t>
+      </w:r>
+      <w:r>
+        <w:rPr>
+          <w:rFonts w:ascii="Courier New" w:eastAsia="Courier New" w:hAnsi="Courier New" w:cs="Courier New"/>
+          <w:color w:val="222222"/>
+          <w:sz w:val="17"/>
+          <w:szCs w:val="17"/>
+        </w:rPr>
+        <w:t>--</w:t>
+      </w:r>
+      <w:r>
+        <w:rPr>
+          <w:rFonts w:ascii="Courier New" w:eastAsia="Courier New" w:hAnsi="Courier New" w:cs="Courier New"/>
+          <w:b/>
+          <w:bCs/>
+          <w:color w:val="5B3FA6"/>
+          <w:sz w:val="17"/>
+          <w:szCs w:val="17"/>
+        </w:rPr>
+        <w:t>3</w:t>
+      </w:r>
+      <w:r>
+        <w:rPr>
+          <w:rFonts w:ascii="Courier New" w:eastAsia="Courier New" w:hAnsi="Courier New" w:cs="Courier New"/>
+          <w:color w:val="222222"/>
+          <w:sz w:val="17"/>
+          <w:szCs w:val="17"/>
+        </w:rPr>
+        <w:t>----|--3--3--3--3----|--</w:t>
+      </w:r>
+      <w:r>
+        <w:rPr>
+          <w:rFonts w:ascii="Courier New" w:eastAsia="Courier New" w:hAnsi="Courier New" w:cs="Courier New"/>
+          <w:b/>
+          <w:bCs/>
+          <w:color w:val="5B3FA6"/>
+          <w:sz w:val="17"/>
+          <w:szCs w:val="17"/>
+        </w:rPr>
+        <w:t>5</w:t>
+      </w:r>
+      <w:r>
+        <w:rPr>
+          <w:rFonts w:ascii="Courier New" w:eastAsia="Courier New" w:hAnsi="Courier New" w:cs="Courier New"/>
+          <w:color w:val="222222"/>
+          <w:sz w:val="17"/>
+          <w:szCs w:val="17"/>
+        </w:rPr>
+        <w:t>--</w:t>
+      </w:r>
+      <w:r>
+        <w:rPr>
+          <w:rFonts w:ascii="Courier New" w:eastAsia="Courier New" w:hAnsi="Courier New" w:cs="Courier New"/>
+          <w:b/>
+          <w:bCs/>
+          <w:color w:val="5B3FA6"/>
+          <w:sz w:val="17"/>
+          <w:szCs w:val="17"/>
+        </w:rPr>
+        <w:t>5</w:t>
+      </w:r>
+      <w:r>
+        <w:rPr>
+          <w:rFonts w:ascii="Courier New" w:eastAsia="Courier New" w:hAnsi="Courier New" w:cs="Courier New"/>
+          <w:color w:val="222222"/>
+          <w:sz w:val="17"/>
+          <w:szCs w:val="17"/>
+        </w:rPr>
+        <w:t>--</w:t>
+      </w:r>
+      <w:r>
+        <w:rPr>
+          <w:rFonts w:ascii="Courier New" w:eastAsia="Courier New" w:hAnsi="Courier New" w:cs="Courier New"/>
+          <w:b/>
+          <w:bCs/>
+          <w:color w:val="5B3FA6"/>
+          <w:sz w:val="17"/>
+          <w:szCs w:val="17"/>
+        </w:rPr>
+        <w:t>5</w:t>
+      </w:r>
+      <w:r>
+        <w:rPr>
+          <w:rFonts w:ascii="Courier New" w:eastAsia="Courier New" w:hAnsi="Courier New" w:cs="Courier New"/>
+          <w:color w:val="222222"/>
+          <w:sz w:val="17"/>
+          <w:szCs w:val="17"/>
+        </w:rPr>
+        <w:t>--</w:t>
+      </w:r>
+      <w:r>
+        <w:rPr>
+          <w:rFonts w:ascii="Courier New" w:eastAsia="Courier New" w:hAnsi="Courier New" w:cs="Courier New"/>
+          <w:b/>
+          <w:bCs/>
+          <w:color w:val="5B3FA6"/>
+          <w:sz w:val="17"/>
+          <w:szCs w:val="17"/>
+        </w:rPr>
+        <w:t>5</w:t>
+      </w:r>
+      <w:r>
+        <w:rPr>
+          <w:rFonts w:ascii="Courier New" w:eastAsia="Courier New" w:hAnsi="Courier New" w:cs="Courier New"/>
+          <w:color w:val="222222"/>
+          <w:sz w:val="17"/>
+          <w:szCs w:val="17"/>
+        </w:rPr>
+        <w:t>----|</w:t>
+      </w:r>
+    </w:p>
+    <w:p>
+      <w:pPr>
+        <w:keepNext/>
+        <w:keepLines/>
+        <w:pBdr>
+          <w:left w:val="single" w:sz="18" w:space="8" w:color="5B3FA6"/>
+        </w:pBdr>
+        <w:ind w:left="120"/>
+      </w:pPr>
+      <w:r>
+        <w:rPr>
+          <w:rFonts w:ascii="Courier New" w:eastAsia="Courier New" w:hAnsi="Courier New" w:cs="Courier New"/>
+          <w:color w:val="222222"/>
+          <w:sz w:val="17"/>
+          <w:szCs w:val="17"/>
+        </w:rPr>
+        <w:t>E |----------------|--1--1--1--1----|----------------|--3--3--3--3----|</w:t>
+      </w:r>
+    </w:p>
+    <w:p>
+      <w:pPr>
+        <w:keepNext/>
         <w:spacing w:after="60"/>
       </w:pPr>
     </w:p>
@@ -2424,7 +2446,7 @@
         <w:rPr>
           <w:color w:val="222222"/>
         </w:rPr>
-        <w:t>Move both fingers together when you change chords, even when the shape crosses to the other string.</w:t>
+        <w:t>The shape never changes, only which pair of strings it lives on. Move both fingers together when you change chords.</w:t>
       </w:r>
     </w:p>
     <w:p>
@@ -2460,6 +2482,7 @@
           <w:sz w:val="22"/>
           <w:szCs w:val="22"/>
         </w:rPr>
+        <w:lastRenderedPageBreak/>
         <w:t>Level up</w:t>
       </w:r>
     </w:p>
@@ -2486,13 +2509,7 @@
         <w:rPr>
           <w:color w:val="222222"/>
         </w:rPr>
-        <w:t>Then play one la</w:t>
-      </w:r>
-      <w:r>
-        <w:rPr>
-          <w:color w:val="222222"/>
-        </w:rPr>
-        <w:t>p loud and one lap very soft.</w:t>
+        <w:t>Then play one lap loud and one lap very soft.</w:t>
       </w:r>
     </w:p>
     <w:p>
@@ -2531,7 +2548,16 @@
           <w:sz w:val="17"/>
           <w:szCs w:val="17"/>
         </w:rPr>
-        <w:t xml:space="preserve">        A               C                F               C</w:t>
+        <w:t xml:space="preserve">        A               C                F       </w:t>
+      </w:r>
+      <w:r>
+        <w:rPr>
+          <w:rFonts w:ascii="Courier New" w:eastAsia="Courier New" w:hAnsi="Courier New" w:cs="Courier New"/>
+          <w:color w:val="222222"/>
+          <w:sz w:val="17"/>
+          <w:szCs w:val="17"/>
+        </w:rPr>
+        <w:t xml:space="preserve">        C</w:t>
       </w:r>
     </w:p>
     <w:p>
@@ -2569,7 +2595,196 @@
           <w:sz w:val="17"/>
           <w:szCs w:val="17"/>
         </w:rPr>
-        <w:t>B |----------------|----------------|---</w:t>
+        <w:t>B |----------------|----------------|----------------|----------------|</w:t>
+      </w:r>
+    </w:p>
+    <w:p>
+      <w:pPr>
+        <w:keepNext/>
+        <w:keepLines/>
+        <w:pBdr>
+          <w:left w:val="single" w:sz="18" w:space="8" w:color="5B3FA6"/>
+        </w:pBdr>
+        <w:ind w:left="120"/>
+      </w:pPr>
+      <w:r>
+        <w:rPr>
+          <w:rFonts w:ascii="Courier New" w:eastAsia="Courier New" w:hAnsi="Courier New" w:cs="Courier New"/>
+          <w:color w:val="222222"/>
+          <w:sz w:val="17"/>
+          <w:szCs w:val="17"/>
+        </w:rPr>
+        <w:t>G |----------------|----------------|----------------|----------------|</w:t>
+      </w:r>
+    </w:p>
+    <w:p>
+      <w:pPr>
+        <w:keepNext/>
+        <w:keepLines/>
+        <w:pBdr>
+          <w:left w:val="single" w:sz="18" w:space="8" w:color="5B3FA6"/>
+        </w:pBdr>
+        <w:ind w:left="120"/>
+      </w:pPr>
+      <w:r>
+        <w:rPr>
+          <w:rFonts w:ascii="Courier New" w:eastAsia="Courier New" w:hAnsi="Courier New" w:cs="Courier New"/>
+          <w:color w:val="222222"/>
+          <w:sz w:val="17"/>
+          <w:szCs w:val="17"/>
+        </w:rPr>
+        <w:t>D |----------------|----------</w:t>
+      </w:r>
+      <w:r>
+        <w:rPr>
+          <w:rFonts w:ascii="Courier New" w:eastAsia="Courier New" w:hAnsi="Courier New" w:cs="Courier New"/>
+          <w:color w:val="222222"/>
+          <w:sz w:val="17"/>
+          <w:szCs w:val="17"/>
+        </w:rPr>
+        <w:t>------|----------------|----------------|</w:t>
+      </w:r>
+    </w:p>
+    <w:p>
+      <w:pPr>
+        <w:keepNext/>
+        <w:keepLines/>
+        <w:pBdr>
+          <w:left w:val="single" w:sz="18" w:space="8" w:color="5B3FA6"/>
+        </w:pBdr>
+        <w:ind w:left="120"/>
+      </w:pPr>
+      <w:r>
+        <w:rPr>
+          <w:rFonts w:ascii="Courier New" w:eastAsia="Courier New" w:hAnsi="Courier New" w:cs="Courier New"/>
+          <w:color w:val="222222"/>
+          <w:sz w:val="17"/>
+          <w:szCs w:val="17"/>
+        </w:rPr>
+        <w:t>A |----------------|----------------|----------------|----------------|</w:t>
+      </w:r>
+    </w:p>
+    <w:p>
+      <w:pPr>
+        <w:keepNext/>
+        <w:keepLines/>
+        <w:pBdr>
+          <w:left w:val="single" w:sz="18" w:space="8" w:color="5B3FA6"/>
+        </w:pBdr>
+        <w:ind w:left="120"/>
+      </w:pPr>
+      <w:r>
+        <w:rPr>
+          <w:rFonts w:ascii="Courier New" w:eastAsia="Courier New" w:hAnsi="Courier New" w:cs="Courier New"/>
+          <w:color w:val="222222"/>
+          <w:sz w:val="17"/>
+          <w:szCs w:val="17"/>
+        </w:rPr>
+        <w:t>E |--5--5--5--5----|--8--8--8--8----|--1--1--1--1----|--8--8--8--8----|</w:t>
+      </w:r>
+    </w:p>
+    <w:p>
+      <w:pPr>
+        <w:keepNext/>
+        <w:pBdr>
+          <w:left w:val="single" w:sz="18" w:space="8" w:color="5B3FA6"/>
+        </w:pBdr>
+        <w:ind w:left="120"/>
+      </w:pPr>
+    </w:p>
+    <w:p>
+      <w:pPr>
+        <w:keepNext/>
+        <w:keepLines/>
+        <w:pBdr>
+          <w:left w:val="single" w:sz="18" w:space="8" w:color="5B3FA6"/>
+        </w:pBdr>
+        <w:ind w:left="120"/>
+      </w:pPr>
+      <w:r>
+        <w:rPr>
+          <w:rFonts w:ascii="Courier New" w:eastAsia="Courier New" w:hAnsi="Courier New" w:cs="Courier New"/>
+          <w:color w:val="222222"/>
+          <w:sz w:val="17"/>
+          <w:szCs w:val="17"/>
+        </w:rPr>
+        <w:t xml:space="preserve">        D               F                C               B</w:t>
+      </w:r>
+    </w:p>
+    <w:p>
+      <w:pPr>
+        <w:keepNext/>
+        <w:keepLines/>
+        <w:pBdr>
+          <w:left w:val="single" w:sz="18" w:space="8" w:color="5B3FA6"/>
+        </w:pBdr>
+        <w:ind w:left="120"/>
+      </w:pPr>
+      <w:r>
+        <w:rPr>
+          <w:rFonts w:ascii="Courier New" w:eastAsia="Courier New" w:hAnsi="Courier New" w:cs="Courier New"/>
+          <w:color w:val="222222"/>
+          <w:sz w:val="17"/>
+          <w:szCs w:val="17"/>
+        </w:rPr>
+        <w:t>e |----------------|----------------|----------------|----------------|</w:t>
+      </w:r>
+    </w:p>
+    <w:p>
+      <w:pPr>
+        <w:keepNext/>
+        <w:keepLines/>
+        <w:pBdr>
+          <w:left w:val="single" w:sz="18" w:space="8" w:color="5B3FA6"/>
+        </w:pBdr>
+        <w:ind w:left="120"/>
+      </w:pPr>
+      <w:r>
+        <w:rPr>
+          <w:rFonts w:ascii="Courier New" w:eastAsia="Courier New" w:hAnsi="Courier New" w:cs="Courier New"/>
+          <w:color w:val="222222"/>
+          <w:sz w:val="17"/>
+          <w:szCs w:val="17"/>
+        </w:rPr>
+        <w:t>B |----------------|----------------|----------------|----------------|</w:t>
+      </w:r>
+    </w:p>
+    <w:p>
+      <w:pPr>
+        <w:keepNext/>
+        <w:keepLines/>
+        <w:pBdr>
+          <w:left w:val="single" w:sz="18" w:space="8" w:color="5B3FA6"/>
+        </w:pBdr>
+        <w:ind w:left="120"/>
+      </w:pPr>
+      <w:r>
+        <w:rPr>
+          <w:rFonts w:ascii="Courier New" w:eastAsia="Courier New" w:hAnsi="Courier New" w:cs="Courier New"/>
+          <w:color w:val="222222"/>
+          <w:sz w:val="17"/>
+          <w:szCs w:val="17"/>
+        </w:rPr>
+        <w:t>G |----------------|----------------|----------------|----------------|</w:t>
+      </w:r>
+    </w:p>
+    <w:p>
+      <w:pPr>
+        <w:keepNext/>
+        <w:keepLines/>
+        <w:pBdr>
+          <w:left w:val="single" w:sz="18" w:space="8" w:color="5B3FA6"/>
+        </w:pBdr>
+        <w:ind w:left="120"/>
+      </w:pPr>
+      <w:r>
+        <w:rPr>
+          <w:rFonts w:ascii="Courier New" w:eastAsia="Courier New" w:hAnsi="Courier New" w:cs="Courier New"/>
+          <w:color w:val="222222"/>
+          <w:sz w:val="17"/>
+          <w:szCs w:val="17"/>
+        </w:rPr>
+        <w:t>D |----------------|----------------|---</w:t>
       </w:r>
       <w:r>
         <w:rPr>
@@ -2597,44 +2812,6 @@
           <w:sz w:val="17"/>
           <w:szCs w:val="17"/>
         </w:rPr>
-        <w:t>G |----------------|----------------|----------------|----------------|</w:t>
-      </w:r>
-    </w:p>
-    <w:p>
-      <w:pPr>
-        <w:keepNext/>
-        <w:keepLines/>
-        <w:pBdr>
-          <w:left w:val="single" w:sz="18" w:space="8" w:color="5B3FA6"/>
-        </w:pBdr>
-        <w:ind w:left="120"/>
-      </w:pPr>
-      <w:r>
-        <w:rPr>
-          <w:rFonts w:ascii="Courier New" w:eastAsia="Courier New" w:hAnsi="Courier New" w:cs="Courier New"/>
-          <w:color w:val="222222"/>
-          <w:sz w:val="17"/>
-          <w:szCs w:val="17"/>
-        </w:rPr>
-        <w:t>D |----------------|----------------|----------------|----------------|</w:t>
-      </w:r>
-    </w:p>
-    <w:p>
-      <w:pPr>
-        <w:keepNext/>
-        <w:keepLines/>
-        <w:pBdr>
-          <w:left w:val="single" w:sz="18" w:space="8" w:color="5B3FA6"/>
-        </w:pBdr>
-        <w:ind w:left="120"/>
-      </w:pPr>
-      <w:r>
-        <w:rPr>
-          <w:rFonts w:ascii="Courier New" w:eastAsia="Courier New" w:hAnsi="Courier New" w:cs="Courier New"/>
-          <w:color w:val="222222"/>
-          <w:sz w:val="17"/>
-          <w:szCs w:val="17"/>
-        </w:rPr>
         <w:t>A |----------------|----------------|----------------|----------------|</w:t>
       </w:r>
     </w:p>
@@ -2654,165 +2831,6 @@
           <w:sz w:val="17"/>
           <w:szCs w:val="17"/>
         </w:rPr>
-        <w:t>E |--5--</w:t>
-      </w:r>
-      <w:r>
-        <w:rPr>
-          <w:rFonts w:ascii="Courier New" w:eastAsia="Courier New" w:hAnsi="Courier New" w:cs="Courier New"/>
-          <w:color w:val="222222"/>
-          <w:sz w:val="17"/>
-          <w:szCs w:val="17"/>
-        </w:rPr>
-        <w:t>5--5--5----|--8--8--8--8----|--1--1--1--1----|--8--8--8--8----|</w:t>
-      </w:r>
-    </w:p>
-    <w:p>
-      <w:pPr>
-        <w:keepNext/>
-        <w:pBdr>
-          <w:left w:val="single" w:sz="18" w:space="8" w:color="5B3FA6"/>
-        </w:pBdr>
-        <w:ind w:left="120"/>
-      </w:pPr>
-    </w:p>
-    <w:p>
-      <w:pPr>
-        <w:keepNext/>
-        <w:keepLines/>
-        <w:pBdr>
-          <w:left w:val="single" w:sz="18" w:space="8" w:color="5B3FA6"/>
-        </w:pBdr>
-        <w:ind w:left="120"/>
-      </w:pPr>
-      <w:r>
-        <w:rPr>
-          <w:rFonts w:ascii="Courier New" w:eastAsia="Courier New" w:hAnsi="Courier New" w:cs="Courier New"/>
-          <w:color w:val="222222"/>
-          <w:sz w:val="17"/>
-          <w:szCs w:val="17"/>
-        </w:rPr>
-        <w:t xml:space="preserve">        D               F                C               B</w:t>
-      </w:r>
-    </w:p>
-    <w:p>
-      <w:pPr>
-        <w:keepNext/>
-        <w:keepLines/>
-        <w:pBdr>
-          <w:left w:val="single" w:sz="18" w:space="8" w:color="5B3FA6"/>
-        </w:pBdr>
-        <w:ind w:left="120"/>
-      </w:pPr>
-      <w:r>
-        <w:rPr>
-          <w:rFonts w:ascii="Courier New" w:eastAsia="Courier New" w:hAnsi="Courier New" w:cs="Courier New"/>
-          <w:color w:val="222222"/>
-          <w:sz w:val="17"/>
-          <w:szCs w:val="17"/>
-        </w:rPr>
-        <w:t>e |----------------|----------------|----------------|----------------|</w:t>
-      </w:r>
-    </w:p>
-    <w:p>
-      <w:pPr>
-        <w:keepNext/>
-        <w:keepLines/>
-        <w:pBdr>
-          <w:left w:val="single" w:sz="18" w:space="8" w:color="5B3FA6"/>
-        </w:pBdr>
-        <w:ind w:left="120"/>
-      </w:pPr>
-      <w:r>
-        <w:rPr>
-          <w:rFonts w:ascii="Courier New" w:eastAsia="Courier New" w:hAnsi="Courier New" w:cs="Courier New"/>
-          <w:color w:val="222222"/>
-          <w:sz w:val="17"/>
-          <w:szCs w:val="17"/>
-        </w:rPr>
-        <w:t>B |----------------|----------------|----------------|----------------|</w:t>
-      </w:r>
-    </w:p>
-    <w:p>
-      <w:pPr>
-        <w:keepNext/>
-        <w:keepLines/>
-        <w:pBdr>
-          <w:left w:val="single" w:sz="18" w:space="8" w:color="5B3FA6"/>
-        </w:pBdr>
-        <w:ind w:left="120"/>
-      </w:pPr>
-      <w:r>
-        <w:rPr>
-          <w:rFonts w:ascii="Courier New" w:eastAsia="Courier New" w:hAnsi="Courier New" w:cs="Courier New"/>
-          <w:color w:val="222222"/>
-          <w:sz w:val="17"/>
-          <w:szCs w:val="17"/>
-        </w:rPr>
-        <w:t>G |----------------|----------------|----------------|----------------|</w:t>
-      </w:r>
-    </w:p>
-    <w:p>
-      <w:pPr>
-        <w:keepNext/>
-        <w:keepLines/>
-        <w:pBdr>
-          <w:left w:val="single" w:sz="18" w:space="8" w:color="5B3FA6"/>
-        </w:pBdr>
-        <w:ind w:left="120"/>
-      </w:pPr>
-      <w:r>
-        <w:rPr>
-          <w:rFonts w:ascii="Courier New" w:eastAsia="Courier New" w:hAnsi="Courier New" w:cs="Courier New"/>
-          <w:color w:val="222222"/>
-          <w:sz w:val="17"/>
-          <w:szCs w:val="17"/>
-        </w:rPr>
-        <w:t>D |----------------|----------------|----------------|----------------|</w:t>
-      </w:r>
-    </w:p>
-    <w:p>
-      <w:pPr>
-        <w:keepNext/>
-        <w:keepLines/>
-        <w:pBdr>
-          <w:left w:val="single" w:sz="18" w:space="8" w:color="5B3FA6"/>
-        </w:pBdr>
-        <w:ind w:left="120"/>
-      </w:pPr>
-      <w:r>
-        <w:rPr>
-          <w:rFonts w:ascii="Courier New" w:eastAsia="Courier New" w:hAnsi="Courier New" w:cs="Courier New"/>
-          <w:color w:val="222222"/>
-          <w:sz w:val="17"/>
-          <w:szCs w:val="17"/>
-        </w:rPr>
-        <w:t>A |----------------|----------------|---</w:t>
-      </w:r>
-      <w:r>
-        <w:rPr>
-          <w:rFonts w:ascii="Courier New" w:eastAsia="Courier New" w:hAnsi="Courier New" w:cs="Courier New"/>
-          <w:color w:val="222222"/>
-          <w:sz w:val="17"/>
-          <w:szCs w:val="17"/>
-        </w:rPr>
-        <w:t>-------------|----------------|</w:t>
-      </w:r>
-    </w:p>
-    <w:p>
-      <w:pPr>
-        <w:keepLines/>
-        <w:pBdr>
-          <w:left w:val="single" w:sz="18" w:space="8" w:color="5B3FA6"/>
-        </w:pBdr>
-        <w:ind w:left="120"/>
-      </w:pPr>
-      <w:r>
-        <w:rPr>
-          <w:rFonts w:ascii="Courier New" w:eastAsia="Courier New" w:hAnsi="Courier New" w:cs="Courier New"/>
-          <w:color w:val="222222"/>
-          <w:sz w:val="17"/>
-          <w:szCs w:val="17"/>
-        </w:rPr>
         <w:t>E |-10 10 10 10----|--1--1--1--1----|--8--8--8--8----|--</w:t>
       </w:r>
       <w:r>
@@ -2898,6 +2916,7 @@
     </w:p>
     <w:p>
       <w:pPr>
+        <w:keepNext/>
         <w:spacing w:after="60"/>
       </w:pPr>
     </w:p>
@@ -2919,7 +2938,6 @@
           <w:sz w:val="20"/>
           <w:szCs w:val="20"/>
         </w:rPr>
-        <w:lastRenderedPageBreak/>
         <w:t xml:space="preserve">LAYER 4  </w:t>
       </w:r>
       <w:r>
@@ -2995,17 +3013,261 @@
           <w:sz w:val="23"/>
           <w:szCs w:val="23"/>
         </w:rPr>
-        <w:t xml:space="preserve">Rule </w:t>
-      </w:r>
-      <w:r>
-        <w:rPr>
-          <w:b/>
-          <w:bCs/>
-          <w:color w:val="222222"/>
+        <w:t>Rule of 3</w:t>
+      </w:r>
+    </w:p>
+    <w:p>
+      <w:pPr>
+        <w:keepNext/>
+        <w:pBdr>
+          <w:left w:val="single" w:sz="18" w:space="8" w:color="5B3FA6"/>
+        </w:pBdr>
+        <w:spacing w:before="80" w:after="60"/>
+        <w:ind w:left="120"/>
+      </w:pPr>
+      <w:r>
+        <w:rPr>
+          <w:b/>
+          <w:bCs/>
+          <w:color w:val="5B3FA6"/>
+          <w:sz w:val="18"/>
+          <w:szCs w:val="18"/>
+        </w:rPr>
+        <w:t>Your three starting notes · A minor pentatonic, Pattern 1</w:t>
+      </w:r>
+    </w:p>
+    <w:p>
+      <w:pPr>
+        <w:keepNext/>
+        <w:keepLines/>
+        <w:pBdr>
+          <w:left w:val="single" w:sz="18" w:space="8" w:color="5B3FA6"/>
+        </w:pBdr>
+        <w:ind w:left="120"/>
+      </w:pPr>
+      <w:r>
+        <w:rPr>
+          <w:rFonts w:ascii="Courier New" w:eastAsia="Courier New" w:hAnsi="Courier New" w:cs="Courier New"/>
+          <w:color w:val="222222"/>
+          <w:sz w:val="17"/>
+          <w:szCs w:val="17"/>
+        </w:rPr>
+        <w:t xml:space="preserve">     A       C         D</w:t>
+      </w:r>
+    </w:p>
+    <w:p>
+      <w:pPr>
+        <w:keepNext/>
+        <w:keepLines/>
+        <w:pBdr>
+          <w:left w:val="single" w:sz="18" w:space="8" w:color="5B3FA6"/>
+        </w:pBdr>
+        <w:ind w:left="120"/>
+      </w:pPr>
+      <w:r>
+        <w:rPr>
+          <w:rFonts w:ascii="Courier New" w:eastAsia="Courier New" w:hAnsi="Courier New" w:cs="Courier New"/>
+          <w:color w:val="222222"/>
+          <w:sz w:val="17"/>
+          <w:szCs w:val="17"/>
+        </w:rPr>
+        <w:t>e |----------------------------------|</w:t>
+      </w:r>
+    </w:p>
+    <w:p>
+      <w:pPr>
+        <w:keepNext/>
+        <w:keepLines/>
+        <w:pBdr>
+          <w:left w:val="single" w:sz="18" w:space="8" w:color="5B3FA6"/>
+        </w:pBdr>
+        <w:ind w:left="120"/>
+      </w:pPr>
+      <w:r>
+        <w:rPr>
+          <w:rFonts w:ascii="Courier New" w:eastAsia="Courier New" w:hAnsi="Courier New" w:cs="Courier New"/>
+          <w:color w:val="222222"/>
+          <w:sz w:val="17"/>
+          <w:szCs w:val="17"/>
+        </w:rPr>
+        <w:t>B |----------------------------------|</w:t>
+      </w:r>
+    </w:p>
+    <w:p>
+      <w:pPr>
+        <w:keepNext/>
+        <w:keepLines/>
+        <w:pBdr>
+          <w:left w:val="single" w:sz="18" w:space="8" w:color="5B3FA6"/>
+        </w:pBdr>
+        <w:ind w:left="120"/>
+      </w:pPr>
+      <w:r>
+        <w:rPr>
+          <w:rFonts w:ascii="Courier New" w:eastAsia="Courier New" w:hAnsi="Courier New" w:cs="Courier New"/>
+          <w:color w:val="222222"/>
+          <w:sz w:val="17"/>
+          <w:szCs w:val="17"/>
+        </w:rPr>
+        <w:t>G |----------------------------------|</w:t>
+      </w:r>
+    </w:p>
+    <w:p>
+      <w:pPr>
+        <w:keepNext/>
+        <w:keepLines/>
+        <w:pBdr>
+          <w:left w:val="single" w:sz="18" w:space="8" w:color="5B3FA6"/>
+        </w:pBdr>
+        <w:ind w:left="120"/>
+      </w:pPr>
+      <w:r>
+        <w:rPr>
+          <w:rFonts w:ascii="Courier New" w:eastAsia="Courier New" w:hAnsi="Courier New" w:cs="Courier New"/>
+          <w:color w:val="222222"/>
+          <w:sz w:val="17"/>
+          <w:szCs w:val="17"/>
+        </w:rPr>
+        <w:t>D |----------------------------------|</w:t>
+      </w:r>
+    </w:p>
+    <w:p>
+      <w:pPr>
+        <w:keepNext/>
+        <w:keepLines/>
+        <w:pBdr>
+          <w:left w:val="single" w:sz="18" w:space="8" w:color="5B3FA6"/>
+        </w:pBdr>
+        <w:ind w:left="120"/>
+      </w:pPr>
+      <w:r>
+        <w:rPr>
+          <w:rFonts w:ascii="Courier New" w:eastAsia="Courier New" w:hAnsi="Courier New" w:cs="Courier New"/>
+          <w:color w:val="222222"/>
+          <w:sz w:val="17"/>
+          <w:szCs w:val="17"/>
+        </w:rPr>
+        <w:t>A |--------------------5-------------|</w:t>
+      </w:r>
+    </w:p>
+    <w:p>
+      <w:pPr>
+        <w:keepNext/>
+        <w:keepLines/>
+        <w:pBdr>
+          <w:left w:val="single" w:sz="18" w:space="8" w:color="5B3FA6"/>
+        </w:pBdr>
+        <w:ind w:left="120"/>
+      </w:pPr>
+      <w:r>
+        <w:rPr>
+          <w:rFonts w:ascii="Courier New" w:eastAsia="Courier New" w:hAnsi="Courier New" w:cs="Courier New"/>
+          <w:color w:val="222222"/>
+          <w:sz w:val="17"/>
+          <w:szCs w:val="17"/>
+        </w:rPr>
+        <w:t>E |--5-------8-----------------------|</w:t>
+      </w:r>
+    </w:p>
+    <w:p>
+      <w:pPr>
+        <w:keepNext/>
+        <w:spacing w:after="60"/>
+      </w:pPr>
+    </w:p>
+    <w:p>
+      <w:pPr>
+        <w:keepNext/>
+        <w:keepLines/>
+        <w:pBdr>
+          <w:left w:val="single" w:sz="18" w:space="8" w:color="5B3FA6"/>
+        </w:pBdr>
+        <w:shd w:val="clear" w:color="auto" w:fill="EFEBF8"/>
+        <w:spacing w:before="80" w:after="20"/>
+        <w:ind w:left="120"/>
+      </w:pPr>
+      <w:r>
+        <w:rPr>
+          <w:b/>
+          <w:bCs/>
+          <w:color w:val="222222"/>
+        </w:rPr>
+        <w:t xml:space="preserve">Play it: </w:t>
+      </w:r>
+      <w:r>
+        <w:rPr>
+          <w:color w:val="222222"/>
+        </w:rPr>
+        <w:t>Put on the song. Improvise 8 bars with these 3 note</w:t>
+      </w:r>
+      <w:r>
+        <w:rPr>
+          <w:color w:val="222222"/>
+        </w:rPr>
+        <w:t>s.</w:t>
+      </w:r>
+    </w:p>
+    <w:p>
+      <w:pPr>
+        <w:keepLines/>
+        <w:pBdr>
+          <w:left w:val="single" w:sz="18" w:space="8" w:color="5B3FA6"/>
+        </w:pBdr>
+        <w:shd w:val="clear" w:color="auto" w:fill="EFEBF8"/>
+        <w:spacing w:after="120"/>
+        <w:ind w:left="120"/>
+      </w:pPr>
+      <w:r>
+        <w:rPr>
+          <w:color w:val="222222"/>
+        </w:rPr>
+        <w:t>Start or end every phrase on A. A is the home note.</w:t>
+      </w:r>
+    </w:p>
+    <w:p>
+      <w:pPr>
+        <w:spacing w:after="120"/>
+        <w:ind w:left="120"/>
+      </w:pPr>
+      <w:r>
+        <w:rPr>
+          <w:b/>
+          <w:bCs/>
+          <w:color w:val="5B3FA6"/>
+        </w:rPr>
+        <w:t xml:space="preserve">You've got it when: </w:t>
+      </w:r>
+      <w:r>
+        <w:rPr>
+          <w:color w:val="222222"/>
+        </w:rPr>
+        <w:t>Your quietest note is as clean as your loudest.</w:t>
+      </w:r>
+    </w:p>
+    <w:p>
+      <w:pPr>
+        <w:keepNext/>
+        <w:spacing w:before="120" w:after="60"/>
+      </w:pPr>
+      <w:r>
+        <w:rPr>
+          <w:b/>
+          <w:bCs/>
+          <w:color w:val="5B3FA6"/>
           <w:sz w:val="23"/>
           <w:szCs w:val="23"/>
         </w:rPr>
-        <w:t>of 3</w:t>
+        <w:t xml:space="preserve">Rung 2 · </w:t>
+      </w:r>
+      <w:r>
+        <w:rPr>
+          <w:b/>
+          <w:bCs/>
+          <w:color w:val="222222"/>
+          <w:sz w:val="23"/>
+          <w:szCs w:val="23"/>
+        </w:rPr>
+        <w:t>The whole box</w:t>
       </w:r>
     </w:p>
     <w:p>
@@ -3025,143 +3287,520 @@
           <w:sz w:val="18"/>
           <w:szCs w:val="18"/>
         </w:rPr>
-        <w:t>Your three starting notes · A minor pentatonic, Pattern 1</w:t>
-      </w:r>
-    </w:p>
-    <w:p>
-      <w:pPr>
-        <w:keepNext/>
-        <w:keepLines/>
-        <w:pBdr>
-          <w:left w:val="single" w:sz="18" w:space="8" w:color="5B3FA6"/>
-        </w:pBdr>
-        <w:ind w:left="120"/>
-      </w:pPr>
-      <w:r>
-        <w:rPr>
-          <w:rFonts w:ascii="Courier New" w:eastAsia="Courier New" w:hAnsi="Courier New" w:cs="Courier New"/>
-          <w:color w:val="222222"/>
-          <w:sz w:val="17"/>
-          <w:szCs w:val="17"/>
-        </w:rPr>
-        <w:t xml:space="preserve">     A       C         D</w:t>
-      </w:r>
-    </w:p>
-    <w:p>
-      <w:pPr>
-        <w:keepNext/>
-        <w:keepLines/>
-        <w:pBdr>
-          <w:left w:val="single" w:sz="18" w:space="8" w:color="5B3FA6"/>
-        </w:pBdr>
-        <w:ind w:left="120"/>
-      </w:pPr>
-      <w:r>
-        <w:rPr>
-          <w:rFonts w:ascii="Courier New" w:eastAsia="Courier New" w:hAnsi="Courier New" w:cs="Courier New"/>
-          <w:color w:val="222222"/>
-          <w:sz w:val="17"/>
-          <w:szCs w:val="17"/>
-        </w:rPr>
-        <w:t>e |----------------------------------|</w:t>
-      </w:r>
-    </w:p>
-    <w:p>
-      <w:pPr>
-        <w:keepNext/>
-        <w:keepLines/>
-        <w:pBdr>
-          <w:left w:val="single" w:sz="18" w:space="8" w:color="5B3FA6"/>
-        </w:pBdr>
-        <w:ind w:left="120"/>
-      </w:pPr>
-      <w:r>
-        <w:rPr>
-          <w:rFonts w:ascii="Courier New" w:eastAsia="Courier New" w:hAnsi="Courier New" w:cs="Courier New"/>
-          <w:color w:val="222222"/>
-          <w:sz w:val="17"/>
-          <w:szCs w:val="17"/>
-        </w:rPr>
-        <w:t>B |----------------------------------|</w:t>
-      </w:r>
-    </w:p>
-    <w:p>
-      <w:pPr>
-        <w:keepNext/>
-        <w:keepLines/>
-        <w:pBdr>
-          <w:left w:val="single" w:sz="18" w:space="8" w:color="5B3FA6"/>
-        </w:pBdr>
-        <w:ind w:left="120"/>
-      </w:pPr>
-      <w:r>
-        <w:rPr>
-          <w:rFonts w:ascii="Courier New" w:eastAsia="Courier New" w:hAnsi="Courier New" w:cs="Courier New"/>
-          <w:color w:val="222222"/>
-          <w:sz w:val="17"/>
-          <w:szCs w:val="17"/>
-        </w:rPr>
-        <w:t>G |----------------------------------|</w:t>
-      </w:r>
-    </w:p>
-    <w:p>
-      <w:pPr>
-        <w:keepNext/>
-        <w:keepLines/>
-        <w:pBdr>
-          <w:left w:val="single" w:sz="18" w:space="8" w:color="5B3FA6"/>
-        </w:pBdr>
-        <w:ind w:left="120"/>
-      </w:pPr>
-      <w:r>
-        <w:rPr>
-          <w:rFonts w:ascii="Courier New" w:eastAsia="Courier New" w:hAnsi="Courier New" w:cs="Courier New"/>
-          <w:color w:val="222222"/>
-          <w:sz w:val="17"/>
-          <w:szCs w:val="17"/>
-        </w:rPr>
-        <w:t>D |----------------------------------|</w:t>
-      </w:r>
-    </w:p>
-    <w:p>
-      <w:pPr>
-        <w:keepNext/>
-        <w:keepLines/>
-        <w:pBdr>
-          <w:left w:val="single" w:sz="18" w:space="8" w:color="5B3FA6"/>
-        </w:pBdr>
-        <w:ind w:left="120"/>
-      </w:pPr>
-      <w:r>
-        <w:rPr>
-          <w:rFonts w:ascii="Courier New" w:eastAsia="Courier New" w:hAnsi="Courier New" w:cs="Courier New"/>
-          <w:color w:val="222222"/>
-          <w:sz w:val="17"/>
-          <w:szCs w:val="17"/>
-        </w:rPr>
-        <w:t>A |--------------------5-------------|</w:t>
-      </w:r>
-    </w:p>
-    <w:p>
-      <w:pPr>
-        <w:keepLines/>
-        <w:pBdr>
-          <w:left w:val="single" w:sz="18" w:space="8" w:color="5B3FA6"/>
-        </w:pBdr>
-        <w:ind w:left="120"/>
-      </w:pPr>
-      <w:r>
-        <w:rPr>
-          <w:rFonts w:ascii="Courier New" w:eastAsia="Courier New" w:hAnsi="Courier New" w:cs="Courier New"/>
-          <w:color w:val="222222"/>
-          <w:sz w:val="17"/>
-          <w:szCs w:val="17"/>
-        </w:rPr>
-        <w:t>E |--5-------8-----------------------|</w:t>
-      </w:r>
-    </w:p>
-    <w:p>
-      <w:pPr>
+        <w:t>The whole box · A minor pentatonic Pattern 1 · 5th fret</w:t>
+      </w:r>
+    </w:p>
+    <w:p>
+      <w:pPr>
+        <w:keepNext/>
+        <w:keepLines/>
+        <w:pBdr>
+          <w:left w:val="single" w:sz="18" w:space="8" w:color="5B3FA6"/>
+        </w:pBdr>
+        <w:ind w:left="120"/>
+      </w:pPr>
+      <w:r>
+        <w:rPr>
+          <w:rFonts w:ascii="Courier New" w:eastAsia="Courier New" w:hAnsi="Courier New" w:cs="Courier New"/>
+          <w:color w:val="222222"/>
+          <w:sz w:val="17"/>
+          <w:szCs w:val="17"/>
+        </w:rPr>
+        <w:t>e |--5----------8--------------------|</w:t>
+      </w:r>
+    </w:p>
+    <w:p>
+      <w:pPr>
+        <w:keepNext/>
+        <w:keepLines/>
+        <w:pBdr>
+          <w:left w:val="single" w:sz="18" w:space="8" w:color="5B3FA6"/>
+        </w:pBdr>
+        <w:ind w:left="120"/>
+      </w:pPr>
+      <w:r>
+        <w:rPr>
+          <w:rFonts w:ascii="Courier New" w:eastAsia="Courier New" w:hAnsi="Courier New" w:cs="Courier New"/>
+          <w:color w:val="222222"/>
+          <w:sz w:val="17"/>
+          <w:szCs w:val="17"/>
+        </w:rPr>
+        <w:t>B |--5----------8--------------------|</w:t>
+      </w:r>
+    </w:p>
+    <w:p>
+      <w:pPr>
+        <w:keepNext/>
+        <w:keepLines/>
+        <w:pBdr>
+          <w:left w:val="single" w:sz="18" w:space="8" w:color="5B3FA6"/>
+        </w:pBdr>
+        <w:ind w:left="120"/>
+      </w:pPr>
+      <w:r>
+        <w:rPr>
+          <w:rFonts w:ascii="Courier New" w:eastAsia="Courier New" w:hAnsi="Courier New" w:cs="Courier New"/>
+          <w:color w:val="222222"/>
+          <w:sz w:val="17"/>
+          <w:szCs w:val="17"/>
+        </w:rPr>
+        <w:t>G |--5-------7-----------------------|</w:t>
+      </w:r>
+    </w:p>
+    <w:p>
+      <w:pPr>
+        <w:keepNext/>
+        <w:keepLines/>
+        <w:pBdr>
+          <w:left w:val="single" w:sz="18" w:space="8" w:color="5B3FA6"/>
+        </w:pBdr>
+        <w:ind w:left="120"/>
+      </w:pPr>
+      <w:r>
+        <w:rPr>
+          <w:rFonts w:ascii="Courier New" w:eastAsia="Courier New" w:hAnsi="Courier New" w:cs="Courier New"/>
+          <w:color w:val="222222"/>
+          <w:sz w:val="17"/>
+          <w:szCs w:val="17"/>
+        </w:rPr>
+        <w:t>D |--5-------7-----------------------|</w:t>
+      </w:r>
+    </w:p>
+    <w:p>
+      <w:pPr>
+        <w:keepNext/>
+        <w:keepLines/>
+        <w:pBdr>
+          <w:left w:val="single" w:sz="18" w:space="8" w:color="5B3FA6"/>
+        </w:pBdr>
+        <w:ind w:left="120"/>
+      </w:pPr>
+      <w:r>
+        <w:rPr>
+          <w:rFonts w:ascii="Courier New" w:eastAsia="Courier New" w:hAnsi="Courier New" w:cs="Courier New"/>
+          <w:color w:val="222222"/>
+          <w:sz w:val="17"/>
+          <w:szCs w:val="17"/>
+        </w:rPr>
+        <w:t>A |--5-------7-----------------------|</w:t>
+      </w:r>
+    </w:p>
+    <w:p>
+      <w:pPr>
+        <w:keepNext/>
+        <w:keepLines/>
+        <w:pBdr>
+          <w:left w:val="single" w:sz="18" w:space="8" w:color="5B3FA6"/>
+        </w:pBdr>
+        <w:ind w:left="120"/>
+      </w:pPr>
+      <w:r>
+        <w:rPr>
+          <w:rFonts w:ascii="Courier New" w:eastAsia="Courier New" w:hAnsi="Courier New" w:cs="Courier New"/>
+          <w:color w:val="222222"/>
+          <w:sz w:val="17"/>
+          <w:szCs w:val="17"/>
+        </w:rPr>
+        <w:t>E |--5----------8--------------------|</w:t>
+      </w:r>
+    </w:p>
+    <w:p>
+      <w:pPr>
+        <w:keepNext/>
+        <w:spacing w:after="60"/>
+      </w:pPr>
+    </w:p>
+    <w:p>
+      <w:pPr>
+        <w:keepLines/>
+        <w:pBdr>
+          <w:left w:val="single" w:sz="18" w:space="8" w:color="5B3FA6"/>
+        </w:pBdr>
+        <w:shd w:val="clear" w:color="auto" w:fill="EFEBF8"/>
+        <w:spacing w:before="80" w:after="120"/>
+        <w:ind w:left="120"/>
+      </w:pPr>
+      <w:r>
+        <w:rPr>
+          <w:b/>
+          <w:bCs/>
+          <w:color w:val="222222"/>
+        </w:rPr>
+        <w:t xml:space="preserve">Play it: </w:t>
+      </w:r>
+      <w:r>
+        <w:rPr>
+          <w:color w:val="222222"/>
+        </w:rPr>
+        <w:t>Play the box up and down, softly. Then improvise an</w:t>
+      </w:r>
+      <w:r>
+        <w:rPr>
+          <w:color w:val="222222"/>
+        </w:rPr>
+        <w:t>ywhere inside it.</w:t>
+      </w:r>
+    </w:p>
+    <w:p>
+      <w:pPr>
+        <w:keepNext/>
+        <w:spacing w:before="120" w:after="60"/>
+      </w:pPr>
+      <w:r>
+        <w:rPr>
+          <w:b/>
+          <w:bCs/>
+          <w:color w:val="5B3FA6"/>
+          <w:sz w:val="23"/>
+          <w:szCs w:val="23"/>
+        </w:rPr>
+        <w:lastRenderedPageBreak/>
+        <w:t xml:space="preserve">Rung 3 · </w:t>
+      </w:r>
+      <w:r>
+        <w:rPr>
+          <w:b/>
+          <w:bCs/>
+          <w:color w:val="222222"/>
+          <w:sz w:val="23"/>
+          <w:szCs w:val="23"/>
+        </w:rPr>
+        <w:t>Hammer-ons and slides</w:t>
+      </w:r>
+    </w:p>
+    <w:p>
+      <w:pPr>
+        <w:keepNext/>
+        <w:spacing w:after="100"/>
+      </w:pPr>
+      <w:r>
+        <w:rPr>
+          <w:color w:val="222222"/>
+          <w:sz w:val="22"/>
+          <w:szCs w:val="22"/>
+        </w:rPr>
+        <w:t>h = hammer-on. Pick the first note, then tap the higher fret with your ring finger.</w:t>
+      </w:r>
+    </w:p>
+    <w:p>
+      <w:pPr>
+        <w:keepNext/>
+        <w:spacing w:after="100"/>
+      </w:pPr>
+      <w:r>
+        <w:rPr>
+          <w:color w:val="222222"/>
+          <w:sz w:val="22"/>
+          <w:szCs w:val="22"/>
+        </w:rPr>
+        <w:t>/ = slide. Pick once, keep pressing, slide up.</w:t>
+      </w:r>
+    </w:p>
+    <w:p>
+      <w:pPr>
+        <w:keepNext/>
+        <w:pBdr>
+          <w:left w:val="single" w:sz="18" w:space="8" w:color="5B3FA6"/>
+        </w:pBdr>
+        <w:spacing w:before="80" w:after="60"/>
+        <w:ind w:left="120"/>
+      </w:pPr>
+      <w:r>
+        <w:rPr>
+          <w:b/>
+          <w:bCs/>
+          <w:color w:val="5B3FA6"/>
+          <w:sz w:val="18"/>
+          <w:szCs w:val="18"/>
+        </w:rPr>
+        <w:t>Hammer-ons and slides · all inside Pattern 1</w:t>
+      </w:r>
+    </w:p>
+    <w:p>
+      <w:pPr>
+        <w:keepNext/>
+        <w:keepLines/>
+        <w:pBdr>
+          <w:left w:val="single" w:sz="18" w:space="8" w:color="5B3FA6"/>
+        </w:pBdr>
+        <w:ind w:left="120"/>
+      </w:pPr>
+      <w:r>
+        <w:rPr>
+          <w:rFonts w:ascii="Courier New" w:eastAsia="Courier New" w:hAnsi="Courier New" w:cs="Courier New"/>
+          <w:color w:val="222222"/>
+          <w:sz w:val="17"/>
+          <w:szCs w:val="17"/>
+        </w:rPr>
+        <w:t xml:space="preserve">     G A       C D        G A       A</w:t>
+      </w:r>
+    </w:p>
+    <w:p>
+      <w:pPr>
+        <w:keepNext/>
+        <w:keepLines/>
+        <w:pBdr>
+          <w:left w:val="single" w:sz="18" w:space="8" w:color="5B3FA6"/>
+        </w:pBdr>
+        <w:ind w:left="120"/>
+      </w:pPr>
+      <w:r>
+        <w:rPr>
+          <w:rFonts w:ascii="Courier New" w:eastAsia="Courier New" w:hAnsi="Courier New" w:cs="Courier New"/>
+          <w:color w:val="222222"/>
+          <w:sz w:val="17"/>
+          <w:szCs w:val="17"/>
+        </w:rPr>
+        <w:t>e |--------------------|--------------------|</w:t>
+      </w:r>
+    </w:p>
+    <w:p>
+      <w:pPr>
+        <w:keepNext/>
+        <w:keepLines/>
+        <w:pBdr>
+          <w:left w:val="single" w:sz="18" w:space="8" w:color="5B3FA6"/>
+        </w:pBdr>
+        <w:ind w:left="120"/>
+      </w:pPr>
+      <w:r>
+        <w:rPr>
+          <w:rFonts w:ascii="Courier New" w:eastAsia="Courier New" w:hAnsi="Courier New" w:cs="Courier New"/>
+          <w:color w:val="222222"/>
+          <w:sz w:val="17"/>
+          <w:szCs w:val="17"/>
+        </w:rPr>
+        <w:t>B |--------------------|--------------------|</w:t>
+      </w:r>
+    </w:p>
+    <w:p>
+      <w:pPr>
+        <w:keepNext/>
+        <w:keepLines/>
+        <w:pBdr>
+          <w:left w:val="single" w:sz="18" w:space="8" w:color="5B3FA6"/>
+        </w:pBdr>
+        <w:ind w:left="120"/>
+      </w:pPr>
+      <w:r>
+        <w:rPr>
+          <w:rFonts w:ascii="Courier New" w:eastAsia="Courier New" w:hAnsi="Courier New" w:cs="Courier New"/>
+          <w:color w:val="222222"/>
+          <w:sz w:val="17"/>
+          <w:szCs w:val="17"/>
+        </w:rPr>
+        <w:t>G |------------</w:t>
+      </w:r>
+      <w:r>
+        <w:rPr>
+          <w:rFonts w:ascii="Courier New" w:eastAsia="Courier New" w:hAnsi="Courier New" w:cs="Courier New"/>
+          <w:b/>
+          <w:bCs/>
+          <w:color w:val="5B3FA6"/>
+          <w:sz w:val="17"/>
+          <w:szCs w:val="17"/>
+        </w:rPr>
+        <w:t>5</w:t>
+      </w:r>
+      <w:r>
+        <w:rPr>
+          <w:rFonts w:ascii="Courier New" w:eastAsia="Courier New" w:hAnsi="Courier New" w:cs="Courier New"/>
+          <w:color w:val="222222"/>
+          <w:sz w:val="17"/>
+          <w:szCs w:val="17"/>
+        </w:rPr>
+        <w:t>h</w:t>
+      </w:r>
+      <w:r>
+        <w:rPr>
+          <w:rFonts w:ascii="Courier New" w:eastAsia="Courier New" w:hAnsi="Courier New" w:cs="Courier New"/>
+          <w:b/>
+          <w:bCs/>
+          <w:color w:val="5B3FA6"/>
+          <w:sz w:val="17"/>
+          <w:szCs w:val="17"/>
+        </w:rPr>
+        <w:t>7</w:t>
+      </w:r>
+      <w:r>
+        <w:rPr>
+          <w:rFonts w:ascii="Courier New" w:eastAsia="Courier New" w:hAnsi="Courier New" w:cs="Courier New"/>
+          <w:color w:val="222222"/>
+          <w:sz w:val="17"/>
+          <w:szCs w:val="17"/>
+        </w:rPr>
+        <w:t>-----|--------------------|</w:t>
+      </w:r>
+    </w:p>
+    <w:p>
+      <w:pPr>
+        <w:keepNext/>
+        <w:keepLines/>
+        <w:pBdr>
+          <w:left w:val="single" w:sz="18" w:space="8" w:color="5B3FA6"/>
+        </w:pBdr>
+        <w:ind w:left="120"/>
+      </w:pPr>
+      <w:r>
+        <w:rPr>
+          <w:rFonts w:ascii="Courier New" w:eastAsia="Courier New" w:hAnsi="Courier New" w:cs="Courier New"/>
+          <w:color w:val="222222"/>
+          <w:sz w:val="17"/>
+          <w:szCs w:val="17"/>
+        </w:rPr>
+        <w:t>D |--</w:t>
+      </w:r>
+      <w:r>
+        <w:rPr>
+          <w:rFonts w:ascii="Courier New" w:eastAsia="Courier New" w:hAnsi="Courier New" w:cs="Courier New"/>
+          <w:b/>
+          <w:bCs/>
+          <w:color w:val="5B3FA6"/>
+          <w:sz w:val="17"/>
+          <w:szCs w:val="17"/>
+        </w:rPr>
+        <w:t>5</w:t>
+      </w:r>
+      <w:r>
+        <w:rPr>
+          <w:rFonts w:ascii="Courier New" w:eastAsia="Courier New" w:hAnsi="Courier New" w:cs="Courier New"/>
+          <w:color w:val="222222"/>
+          <w:sz w:val="17"/>
+          <w:szCs w:val="17"/>
+        </w:rPr>
+        <w:t>h</w:t>
+      </w:r>
+      <w:r>
+        <w:rPr>
+          <w:rFonts w:ascii="Courier New" w:eastAsia="Courier New" w:hAnsi="Courier New" w:cs="Courier New"/>
+          <w:b/>
+          <w:bCs/>
+          <w:color w:val="5B3FA6"/>
+          <w:sz w:val="17"/>
+          <w:szCs w:val="17"/>
+        </w:rPr>
+        <w:t>7</w:t>
+      </w:r>
+      <w:r>
+        <w:rPr>
+          <w:rFonts w:ascii="Courier New" w:eastAsia="Courier New" w:hAnsi="Courier New" w:cs="Courier New"/>
+          <w:color w:val="222222"/>
+          <w:sz w:val="17"/>
+          <w:szCs w:val="17"/>
+        </w:rPr>
+        <w:t>---------------|--</w:t>
+      </w:r>
+      <w:r>
+        <w:rPr>
+          <w:rFonts w:ascii="Courier New" w:eastAsia="Courier New" w:hAnsi="Courier New" w:cs="Courier New"/>
+          <w:b/>
+          <w:bCs/>
+          <w:color w:val="5B3FA6"/>
+          <w:sz w:val="17"/>
+          <w:szCs w:val="17"/>
+        </w:rPr>
+        <w:t>5</w:t>
+      </w:r>
+      <w:r>
+        <w:rPr>
+          <w:rFonts w:ascii="Courier New" w:eastAsia="Courier New" w:hAnsi="Courier New" w:cs="Courier New"/>
+          <w:color w:val="222222"/>
+          <w:sz w:val="17"/>
+          <w:szCs w:val="17"/>
+        </w:rPr>
+        <w:t>/</w:t>
+      </w:r>
+      <w:r>
+        <w:rPr>
+          <w:rFonts w:ascii="Courier New" w:eastAsia="Courier New" w:hAnsi="Courier New" w:cs="Courier New"/>
+          <w:b/>
+          <w:bCs/>
+          <w:color w:val="5B3FA6"/>
+          <w:sz w:val="17"/>
+          <w:szCs w:val="17"/>
+        </w:rPr>
+        <w:t>7</w:t>
+      </w:r>
+      <w:r>
+        <w:rPr>
+          <w:rFonts w:ascii="Courier New" w:eastAsia="Courier New" w:hAnsi="Courier New" w:cs="Courier New"/>
+          <w:color w:val="222222"/>
+          <w:sz w:val="17"/>
+          <w:szCs w:val="17"/>
+        </w:rPr>
+        <w:t>-------</w:t>
+      </w:r>
+      <w:r>
+        <w:rPr>
+          <w:rFonts w:ascii="Courier New" w:eastAsia="Courier New" w:hAnsi="Courier New" w:cs="Courier New"/>
+          <w:b/>
+          <w:bCs/>
+          <w:color w:val="5B3FA6"/>
+          <w:sz w:val="17"/>
+          <w:szCs w:val="17"/>
+        </w:rPr>
+        <w:t>7</w:t>
+      </w:r>
+      <w:r>
+        <w:rPr>
+          <w:rFonts w:ascii="Courier New" w:eastAsia="Courier New" w:hAnsi="Courier New" w:cs="Courier New"/>
+          <w:color w:val="222222"/>
+          <w:sz w:val="17"/>
+          <w:szCs w:val="17"/>
+        </w:rPr>
+        <w:t>-------|</w:t>
+      </w:r>
+    </w:p>
+    <w:p>
+      <w:pPr>
+        <w:keepNext/>
+        <w:keepLines/>
+        <w:pBdr>
+          <w:left w:val="single" w:sz="18" w:space="8" w:color="5B3FA6"/>
+        </w:pBdr>
+        <w:ind w:left="120"/>
+      </w:pPr>
+      <w:r>
+        <w:rPr>
+          <w:rFonts w:ascii="Courier New" w:eastAsia="Courier New" w:hAnsi="Courier New" w:cs="Courier New"/>
+          <w:color w:val="222222"/>
+          <w:sz w:val="17"/>
+          <w:szCs w:val="17"/>
+        </w:rPr>
+        <w:t>A |--------------------|----------</w:t>
+      </w:r>
+      <w:r>
+        <w:rPr>
+          <w:rFonts w:ascii="Courier New" w:eastAsia="Courier New" w:hAnsi="Courier New" w:cs="Courier New"/>
+          <w:color w:val="222222"/>
+          <w:sz w:val="17"/>
+          <w:szCs w:val="17"/>
+        </w:rPr>
+        <w:t>----------|</w:t>
+      </w:r>
+    </w:p>
+    <w:p>
+      <w:pPr>
+        <w:keepNext/>
+        <w:keepLines/>
+        <w:pBdr>
+          <w:left w:val="single" w:sz="18" w:space="8" w:color="5B3FA6"/>
+        </w:pBdr>
+        <w:ind w:left="120"/>
+      </w:pPr>
+      <w:r>
+        <w:rPr>
+          <w:rFonts w:ascii="Courier New" w:eastAsia="Courier New" w:hAnsi="Courier New" w:cs="Courier New"/>
+          <w:color w:val="222222"/>
+          <w:sz w:val="17"/>
+          <w:szCs w:val="17"/>
+        </w:rPr>
+        <w:t>E |--------------------|--------------------|</w:t>
+      </w:r>
+    </w:p>
+    <w:p>
+      <w:pPr>
+        <w:keepNext/>
         <w:spacing w:after="60"/>
       </w:pPr>
     </w:p>
@@ -3188,7 +3827,7 @@
         <w:rPr>
           <w:color w:val="222222"/>
         </w:rPr>
-        <w:t>Put on the song. Improvise 8 bars with these 3 notes.</w:t>
+        <w:t>Practice each move slowly. The second note must sound clearly.</w:t>
       </w:r>
     </w:p>
     <w:p>
@@ -3205,33 +3844,7 @@
         <w:rPr>
           <w:color w:val="222222"/>
         </w:rPr>
-        <w:t>Start or end every phrase on A. A is the home note.</w:t>
-      </w:r>
-    </w:p>
-    <w:p>
-      <w:pPr>
-        <w:spacing w:after="120"/>
-        <w:ind w:left="120"/>
-      </w:pPr>
-      <w:r>
-        <w:rPr>
-          <w:b/>
-          <w:bCs/>
-          <w:color w:val="5B3FA6"/>
-        </w:rPr>
-        <w:t xml:space="preserve">You've got it when: </w:t>
-      </w:r>
-      <w:r>
-        <w:rPr>
-          <w:color w:val="222222"/>
-        </w:rPr>
-        <w:t>Your quietest note is as clean as your lou</w:t>
-      </w:r>
-      <w:r>
-        <w:rPr>
-          <w:color w:val="222222"/>
-        </w:rPr>
-        <w:t>dest.</w:t>
+        <w:t>Then add them to your 3-note phrases.</w:t>
       </w:r>
     </w:p>
     <w:p>
@@ -3247,7 +3860,7 @@
           <w:sz w:val="23"/>
           <w:szCs w:val="23"/>
         </w:rPr>
-        <w:t xml:space="preserve">Rung 2 · </w:t>
+        <w:t xml:space="preserve">Rung 4 · </w:t>
       </w:r>
       <w:r>
         <w:rPr>
@@ -3257,7 +3870,7 @@
           <w:sz w:val="23"/>
           <w:szCs w:val="23"/>
         </w:rPr>
-        <w:t>The whole box</w:t>
+        <w:t>Two soft licks</w:t>
       </w:r>
     </w:p>
     <w:p>
@@ -3277,124 +3890,424 @@
           <w:sz w:val="18"/>
           <w:szCs w:val="18"/>
         </w:rPr>
-        <w:t>The whole box · A minor pentatonic Pattern 1 · 5th fret</w:t>
-      </w:r>
-    </w:p>
-    <w:p>
-      <w:pPr>
-        <w:keepNext/>
-        <w:keepLines/>
-        <w:pBdr>
-          <w:left w:val="single" w:sz="18" w:space="8" w:color="5B3FA6"/>
-        </w:pBdr>
-        <w:ind w:left="120"/>
-      </w:pPr>
-      <w:r>
-        <w:rPr>
-          <w:rFonts w:ascii="Courier New" w:eastAsia="Courier New" w:hAnsi="Courier New" w:cs="Courier New"/>
-          <w:color w:val="222222"/>
-          <w:sz w:val="17"/>
-          <w:szCs w:val="17"/>
-        </w:rPr>
-        <w:t>e |--5----------8--------------------|</w:t>
-      </w:r>
-    </w:p>
-    <w:p>
-      <w:pPr>
-        <w:keepNext/>
-        <w:keepLines/>
-        <w:pBdr>
-          <w:left w:val="single" w:sz="18" w:space="8" w:color="5B3FA6"/>
-        </w:pBdr>
-        <w:ind w:left="120"/>
-      </w:pPr>
-      <w:r>
-        <w:rPr>
-          <w:rFonts w:ascii="Courier New" w:eastAsia="Courier New" w:hAnsi="Courier New" w:cs="Courier New"/>
-          <w:color w:val="222222"/>
-          <w:sz w:val="17"/>
-          <w:szCs w:val="17"/>
-        </w:rPr>
-        <w:t>B |--5----------8--------------------|</w:t>
-      </w:r>
-    </w:p>
-    <w:p>
-      <w:pPr>
-        <w:keepNext/>
-        <w:keepLines/>
-        <w:pBdr>
-          <w:left w:val="single" w:sz="18" w:space="8" w:color="5B3FA6"/>
-        </w:pBdr>
-        <w:ind w:left="120"/>
-      </w:pPr>
-      <w:r>
-        <w:rPr>
-          <w:rFonts w:ascii="Courier New" w:eastAsia="Courier New" w:hAnsi="Courier New" w:cs="Courier New"/>
-          <w:color w:val="222222"/>
-          <w:sz w:val="17"/>
-          <w:szCs w:val="17"/>
-        </w:rPr>
-        <w:t>G |--5-------7-----------------------|</w:t>
-      </w:r>
-    </w:p>
-    <w:p>
-      <w:pPr>
-        <w:keepNext/>
-        <w:keepLines/>
-        <w:pBdr>
-          <w:left w:val="single" w:sz="18" w:space="8" w:color="5B3FA6"/>
-        </w:pBdr>
-        <w:ind w:left="120"/>
-      </w:pPr>
-      <w:r>
-        <w:rPr>
-          <w:rFonts w:ascii="Courier New" w:eastAsia="Courier New" w:hAnsi="Courier New" w:cs="Courier New"/>
-          <w:color w:val="222222"/>
-          <w:sz w:val="17"/>
-          <w:szCs w:val="17"/>
-        </w:rPr>
-        <w:t>D |--5-------7-----------------------|</w:t>
-      </w:r>
-    </w:p>
-    <w:p>
-      <w:pPr>
-        <w:keepNext/>
-        <w:keepLines/>
-        <w:pBdr>
-          <w:left w:val="single" w:sz="18" w:space="8" w:color="5B3FA6"/>
-        </w:pBdr>
-        <w:ind w:left="120"/>
-      </w:pPr>
-      <w:r>
-        <w:rPr>
-          <w:rFonts w:ascii="Courier New" w:eastAsia="Courier New" w:hAnsi="Courier New" w:cs="Courier New"/>
-          <w:color w:val="222222"/>
-          <w:sz w:val="17"/>
-          <w:szCs w:val="17"/>
-        </w:rPr>
-        <w:t>A |--5-------7-----------------------|</w:t>
-      </w:r>
-    </w:p>
-    <w:p>
-      <w:pPr>
-        <w:keepLines/>
-        <w:pBdr>
-          <w:left w:val="single" w:sz="18" w:space="8" w:color="5B3FA6"/>
-        </w:pBdr>
-        <w:ind w:left="120"/>
-      </w:pPr>
-      <w:r>
-        <w:rPr>
-          <w:rFonts w:ascii="Courier New" w:eastAsia="Courier New" w:hAnsi="Courier New" w:cs="Courier New"/>
-          <w:color w:val="222222"/>
-          <w:sz w:val="17"/>
-          <w:szCs w:val="17"/>
-        </w:rPr>
-        <w:t>E |--5----------8--------------------|</w:t>
-      </w:r>
-    </w:p>
-    <w:p>
-      <w:pPr>
+        <w:t>Lick 1 · going up · ends on A, let it ring</w:t>
+      </w:r>
+    </w:p>
+    <w:p>
+      <w:pPr>
+        <w:keepNext/>
+        <w:keepLines/>
+        <w:pBdr>
+          <w:left w:val="single" w:sz="18" w:space="8" w:color="5B3FA6"/>
+        </w:pBdr>
+        <w:ind w:left="120"/>
+      </w:pPr>
+      <w:r>
+        <w:rPr>
+          <w:rFonts w:ascii="Courier New" w:eastAsia="Courier New" w:hAnsi="Courier New" w:cs="Courier New"/>
+          <w:color w:val="222222"/>
+          <w:sz w:val="17"/>
+          <w:szCs w:val="17"/>
+        </w:rPr>
+        <w:t xml:space="preserve">     E    G    A</w:t>
+      </w:r>
+    </w:p>
+    <w:p>
+      <w:pPr>
+        <w:keepNext/>
+        <w:keepLines/>
+        <w:pBdr>
+          <w:left w:val="single" w:sz="18" w:space="8" w:color="5B3FA6"/>
+        </w:pBdr>
+        <w:ind w:left="120"/>
+      </w:pPr>
+      <w:r>
+        <w:rPr>
+          <w:rFonts w:ascii="Courier New" w:eastAsia="Courier New" w:hAnsi="Courier New" w:cs="Courier New"/>
+          <w:color w:val="222222"/>
+          <w:sz w:val="17"/>
+          <w:szCs w:val="17"/>
+        </w:rPr>
+        <w:t>e |--------------------|</w:t>
+      </w:r>
+    </w:p>
+    <w:p>
+      <w:pPr>
+        <w:keepNext/>
+        <w:keepLines/>
+        <w:pBdr>
+          <w:left w:val="single" w:sz="18" w:space="8" w:color="5B3FA6"/>
+        </w:pBdr>
+        <w:ind w:left="120"/>
+      </w:pPr>
+      <w:r>
+        <w:rPr>
+          <w:rFonts w:ascii="Courier New" w:eastAsia="Courier New" w:hAnsi="Courier New" w:cs="Courier New"/>
+          <w:color w:val="222222"/>
+          <w:sz w:val="17"/>
+          <w:szCs w:val="17"/>
+        </w:rPr>
+        <w:t>B |--------------------|</w:t>
+      </w:r>
+    </w:p>
+    <w:p>
+      <w:pPr>
+        <w:keepNext/>
+        <w:keepLines/>
+        <w:pBdr>
+          <w:left w:val="single" w:sz="18" w:space="8" w:color="5B3FA6"/>
+        </w:pBdr>
+        <w:ind w:left="120"/>
+      </w:pPr>
+      <w:r>
+        <w:rPr>
+          <w:rFonts w:ascii="Courier New" w:eastAsia="Courier New" w:hAnsi="Courier New" w:cs="Courier New"/>
+          <w:color w:val="222222"/>
+          <w:sz w:val="17"/>
+          <w:szCs w:val="17"/>
+        </w:rPr>
+        <w:t>G |--------------------|</w:t>
+      </w:r>
+    </w:p>
+    <w:p>
+      <w:pPr>
+        <w:keepNext/>
+        <w:keepLines/>
+        <w:pBdr>
+          <w:left w:val="single" w:sz="18" w:space="8" w:color="5B3FA6"/>
+        </w:pBdr>
+        <w:ind w:left="120"/>
+      </w:pPr>
+      <w:r>
+        <w:rPr>
+          <w:rFonts w:ascii="Courier New" w:eastAsia="Courier New" w:hAnsi="Courier New" w:cs="Courier New"/>
+          <w:color w:val="222222"/>
+          <w:sz w:val="17"/>
+          <w:szCs w:val="17"/>
+        </w:rPr>
+        <w:t>D |-------</w:t>
+      </w:r>
+      <w:r>
+        <w:rPr>
+          <w:rFonts w:ascii="Courier New" w:eastAsia="Courier New" w:hAnsi="Courier New" w:cs="Courier New"/>
+          <w:b/>
+          <w:bCs/>
+          <w:color w:val="5B3FA6"/>
+          <w:sz w:val="17"/>
+          <w:szCs w:val="17"/>
+        </w:rPr>
+        <w:t>5</w:t>
+      </w:r>
+      <w:r>
+        <w:rPr>
+          <w:rFonts w:ascii="Courier New" w:eastAsia="Courier New" w:hAnsi="Courier New" w:cs="Courier New"/>
+          <w:color w:val="222222"/>
+          <w:sz w:val="17"/>
+          <w:szCs w:val="17"/>
+        </w:rPr>
+        <w:t>----</w:t>
+      </w:r>
+      <w:r>
+        <w:rPr>
+          <w:rFonts w:ascii="Courier New" w:eastAsia="Courier New" w:hAnsi="Courier New" w:cs="Courier New"/>
+          <w:b/>
+          <w:bCs/>
+          <w:color w:val="5B3FA6"/>
+          <w:sz w:val="17"/>
+          <w:szCs w:val="17"/>
+        </w:rPr>
+        <w:t>7</w:t>
+      </w:r>
+      <w:r>
+        <w:rPr>
+          <w:rFonts w:ascii="Courier New" w:eastAsia="Courier New" w:hAnsi="Courier New" w:cs="Courier New"/>
+          <w:color w:val="222222"/>
+          <w:sz w:val="17"/>
+          <w:szCs w:val="17"/>
+        </w:rPr>
+        <w:t>-------|</w:t>
+      </w:r>
+    </w:p>
+    <w:p>
+      <w:pPr>
+        <w:keepNext/>
+        <w:keepLines/>
+        <w:pBdr>
+          <w:left w:val="single" w:sz="18" w:space="8" w:color="5B3FA6"/>
+        </w:pBdr>
+        <w:ind w:left="120"/>
+      </w:pPr>
+      <w:r>
+        <w:rPr>
+          <w:rFonts w:ascii="Courier New" w:eastAsia="Courier New" w:hAnsi="Courier New" w:cs="Courier New"/>
+          <w:color w:val="222222"/>
+          <w:sz w:val="17"/>
+          <w:szCs w:val="17"/>
+        </w:rPr>
+        <w:t>A |--</w:t>
+      </w:r>
+      <w:r>
+        <w:rPr>
+          <w:rFonts w:ascii="Courier New" w:eastAsia="Courier New" w:hAnsi="Courier New" w:cs="Courier New"/>
+          <w:b/>
+          <w:bCs/>
+          <w:color w:val="5B3FA6"/>
+          <w:sz w:val="17"/>
+          <w:szCs w:val="17"/>
+        </w:rPr>
+        <w:t>7</w:t>
+      </w:r>
+      <w:r>
+        <w:rPr>
+          <w:rFonts w:ascii="Courier New" w:eastAsia="Courier New" w:hAnsi="Courier New" w:cs="Courier New"/>
+          <w:color w:val="222222"/>
+          <w:sz w:val="17"/>
+          <w:szCs w:val="17"/>
+        </w:rPr>
+        <w:t>-----------------|</w:t>
+      </w:r>
+    </w:p>
+    <w:p>
+      <w:pPr>
+        <w:keepNext/>
+        <w:keepLines/>
+        <w:pBdr>
+          <w:left w:val="single" w:sz="18" w:space="8" w:color="5B3FA6"/>
+        </w:pBdr>
+        <w:ind w:left="120"/>
+      </w:pPr>
+      <w:r>
+        <w:rPr>
+          <w:rFonts w:ascii="Courier New" w:eastAsia="Courier New" w:hAnsi="Courier New" w:cs="Courier New"/>
+          <w:color w:val="222222"/>
+          <w:sz w:val="17"/>
+          <w:szCs w:val="17"/>
+        </w:rPr>
+        <w:t>E |--------------------|</w:t>
+      </w:r>
+    </w:p>
+    <w:p>
+      <w:pPr>
+        <w:keepNext/>
+        <w:spacing w:after="60"/>
+      </w:pPr>
+    </w:p>
+    <w:p>
+      <w:pPr>
+        <w:keepNext/>
+        <w:pBdr>
+          <w:left w:val="single" w:sz="18" w:space="8" w:color="5B3FA6"/>
+        </w:pBdr>
+        <w:spacing w:before="80" w:after="60"/>
+        <w:ind w:left="120"/>
+      </w:pPr>
+      <w:r>
+        <w:rPr>
+          <w:b/>
+          <w:bCs/>
+          <w:color w:val="5B3FA6"/>
+          <w:sz w:val="18"/>
+          <w:szCs w:val="18"/>
+        </w:rPr>
+        <w:t>Lick 2 · going down · ends on A, let it ring</w:t>
+      </w:r>
+    </w:p>
+    <w:p>
+      <w:pPr>
+        <w:keepNext/>
+        <w:keepLines/>
+        <w:pBdr>
+          <w:left w:val="single" w:sz="18" w:space="8" w:color="5B3FA6"/>
+        </w:pBdr>
+        <w:ind w:left="120"/>
+      </w:pPr>
+      <w:r>
+        <w:rPr>
+          <w:rFonts w:ascii="Courier New" w:eastAsia="Courier New" w:hAnsi="Courier New" w:cs="Courier New"/>
+          <w:color w:val="222222"/>
+          <w:sz w:val="17"/>
+          <w:szCs w:val="17"/>
+        </w:rPr>
+        <w:t xml:space="preserve">     D    C    A</w:t>
+      </w:r>
+    </w:p>
+    <w:p>
+      <w:pPr>
+        <w:keepNext/>
+        <w:keepLines/>
+        <w:pBdr>
+          <w:left w:val="single" w:sz="18" w:space="8" w:color="5B3FA6"/>
+        </w:pBdr>
+        <w:ind w:left="120"/>
+      </w:pPr>
+      <w:r>
+        <w:rPr>
+          <w:rFonts w:ascii="Courier New" w:eastAsia="Courier New" w:hAnsi="Courier New" w:cs="Courier New"/>
+          <w:color w:val="222222"/>
+          <w:sz w:val="17"/>
+          <w:szCs w:val="17"/>
+        </w:rPr>
+        <w:t>e |--------------------|</w:t>
+      </w:r>
+    </w:p>
+    <w:p>
+      <w:pPr>
+        <w:keepNext/>
+        <w:keepLines/>
+        <w:pBdr>
+          <w:left w:val="single" w:sz="18" w:space="8" w:color="5B3FA6"/>
+        </w:pBdr>
+        <w:ind w:left="120"/>
+      </w:pPr>
+      <w:r>
+        <w:rPr>
+          <w:rFonts w:ascii="Courier New" w:eastAsia="Courier New" w:hAnsi="Courier New" w:cs="Courier New"/>
+          <w:color w:val="222222"/>
+          <w:sz w:val="17"/>
+          <w:szCs w:val="17"/>
+        </w:rPr>
+        <w:t>B |--------------------|</w:t>
+      </w:r>
+    </w:p>
+    <w:p>
+      <w:pPr>
+        <w:keepNext/>
+        <w:keepLines/>
+        <w:pBdr>
+          <w:left w:val="single" w:sz="18" w:space="8" w:color="5B3FA6"/>
+        </w:pBdr>
+        <w:ind w:left="120"/>
+      </w:pPr>
+      <w:r>
+        <w:rPr>
+          <w:rFonts w:ascii="Courier New" w:eastAsia="Courier New" w:hAnsi="Courier New" w:cs="Courier New"/>
+          <w:color w:val="222222"/>
+          <w:sz w:val="17"/>
+          <w:szCs w:val="17"/>
+        </w:rPr>
+        <w:t>G |--</w:t>
+      </w:r>
+      <w:r>
+        <w:rPr>
+          <w:rFonts w:ascii="Courier New" w:eastAsia="Courier New" w:hAnsi="Courier New" w:cs="Courier New"/>
+          <w:b/>
+          <w:bCs/>
+          <w:color w:val="5B3FA6"/>
+          <w:sz w:val="17"/>
+          <w:szCs w:val="17"/>
+        </w:rPr>
+        <w:t>7</w:t>
+      </w:r>
+      <w:r>
+        <w:rPr>
+          <w:rFonts w:ascii="Courier New" w:eastAsia="Courier New" w:hAnsi="Courier New" w:cs="Courier New"/>
+          <w:color w:val="222222"/>
+          <w:sz w:val="17"/>
+          <w:szCs w:val="17"/>
+        </w:rPr>
+        <w:t>----</w:t>
+      </w:r>
+      <w:r>
+        <w:rPr>
+          <w:rFonts w:ascii="Courier New" w:eastAsia="Courier New" w:hAnsi="Courier New" w:cs="Courier New"/>
+          <w:b/>
+          <w:bCs/>
+          <w:color w:val="5B3FA6"/>
+          <w:sz w:val="17"/>
+          <w:szCs w:val="17"/>
+        </w:rPr>
+        <w:t>5</w:t>
+      </w:r>
+      <w:r>
+        <w:rPr>
+          <w:rFonts w:ascii="Courier New" w:eastAsia="Courier New" w:hAnsi="Courier New" w:cs="Courier New"/>
+          <w:color w:val="222222"/>
+          <w:sz w:val="17"/>
+          <w:szCs w:val="17"/>
+        </w:rPr>
+        <w:t>------------|</w:t>
+      </w:r>
+    </w:p>
+    <w:p>
+      <w:pPr>
+        <w:keepNext/>
+        <w:keepLines/>
+        <w:pBdr>
+          <w:left w:val="single" w:sz="18" w:space="8" w:color="5B3FA6"/>
+        </w:pBdr>
+        <w:ind w:left="120"/>
+      </w:pPr>
+      <w:r>
+        <w:rPr>
+          <w:rFonts w:ascii="Courier New" w:eastAsia="Courier New" w:hAnsi="Courier New" w:cs="Courier New"/>
+          <w:color w:val="222222"/>
+          <w:sz w:val="17"/>
+          <w:szCs w:val="17"/>
+        </w:rPr>
+        <w:t>D |------------</w:t>
+      </w:r>
+      <w:r>
+        <w:rPr>
+          <w:rFonts w:ascii="Courier New" w:eastAsia="Courier New" w:hAnsi="Courier New" w:cs="Courier New"/>
+          <w:b/>
+          <w:bCs/>
+          <w:color w:val="5B3FA6"/>
+          <w:sz w:val="17"/>
+          <w:szCs w:val="17"/>
+        </w:rPr>
+        <w:t>7</w:t>
+      </w:r>
+      <w:r>
+        <w:rPr>
+          <w:rFonts w:ascii="Courier New" w:eastAsia="Courier New" w:hAnsi="Courier New" w:cs="Courier New"/>
+          <w:color w:val="222222"/>
+          <w:sz w:val="17"/>
+          <w:szCs w:val="17"/>
+        </w:rPr>
+        <w:t>-------|</w:t>
+      </w:r>
+    </w:p>
+    <w:p>
+      <w:pPr>
+        <w:keepNext/>
+        <w:keepLines/>
+        <w:pBdr>
+          <w:left w:val="single" w:sz="18" w:space="8" w:color="5B3FA6"/>
+        </w:pBdr>
+        <w:ind w:left="120"/>
+      </w:pPr>
+      <w:r>
+        <w:rPr>
+          <w:rFonts w:ascii="Courier New" w:eastAsia="Courier New" w:hAnsi="Courier New" w:cs="Courier New"/>
+          <w:color w:val="222222"/>
+          <w:sz w:val="17"/>
+          <w:szCs w:val="17"/>
+        </w:rPr>
+        <w:t>A |--------------------|</w:t>
+      </w:r>
+    </w:p>
+    <w:p>
+      <w:pPr>
+        <w:keepNext/>
+        <w:keepLines/>
+        <w:pBdr>
+          <w:left w:val="single" w:sz="18" w:space="8" w:color="5B3FA6"/>
+        </w:pBdr>
+        <w:ind w:left="120"/>
+      </w:pPr>
+      <w:r>
+        <w:rPr>
+          <w:rFonts w:ascii="Courier New" w:eastAsia="Courier New" w:hAnsi="Courier New" w:cs="Courier New"/>
+          <w:color w:val="222222"/>
+          <w:sz w:val="17"/>
+          <w:szCs w:val="17"/>
+        </w:rPr>
+        <w:t>E |--------------------|</w:t>
+      </w:r>
+    </w:p>
+    <w:p>
+      <w:pPr>
+        <w:keepNext/>
         <w:spacing w:after="60"/>
       </w:pPr>
     </w:p>
@@ -3420,61 +4333,70 @@
         <w:rPr>
           <w:color w:val="222222"/>
         </w:rPr>
-        <w:t>Play the box up and down, softly. Then improvise anywhere inside it.</w:t>
-      </w:r>
-    </w:p>
-    <w:p>
-      <w:pPr>
-        <w:keepNext/>
-        <w:spacing w:before="120" w:after="60"/>
-      </w:pPr>
-      <w:r>
-        <w:rPr>
-          <w:b/>
-          <w:bCs/>
-          <w:color w:val="5B3FA6"/>
-          <w:sz w:val="23"/>
-          <w:szCs w:val="23"/>
-        </w:rPr>
-        <w:t xml:space="preserve">Rung 3 · </w:t>
-      </w:r>
-      <w:r>
-        <w:rPr>
-          <w:b/>
-          <w:bCs/>
-          <w:color w:val="222222"/>
-          <w:sz w:val="23"/>
-          <w:szCs w:val="23"/>
-        </w:rPr>
-        <w:t>Hammer-ons and slides</w:t>
-      </w:r>
-    </w:p>
-    <w:p>
-      <w:pPr>
-        <w:keepNext/>
-        <w:spacing w:after="100"/>
-      </w:pPr>
-      <w:r>
-        <w:rPr>
-          <w:color w:val="222222"/>
+        <w:t>Learn each lick exactly. Then change one note or change the rhythm.</w:t>
+      </w:r>
+    </w:p>
+    <w:p>
+      <w:pPr>
+        <w:spacing w:after="120"/>
+        <w:ind w:left="120"/>
+      </w:pPr>
+      <w:r>
+        <w:rPr>
+          <w:b/>
+          <w:bCs/>
+          <w:color w:val="5B3FA6"/>
+        </w:rPr>
+        <w:t xml:space="preserve">You've got it when: </w:t>
+      </w:r>
+      <w:r>
+        <w:rPr>
+          <w:color w:val="222222"/>
+        </w:rPr>
+        <w:t>Your solo uses the box, one hammer-on or slide, and one lick.</w:t>
+      </w:r>
+    </w:p>
+    <w:p>
+      <w:pPr>
+        <w:keepNext/>
+        <w:spacing w:before="60" w:after="30"/>
+      </w:pPr>
+      <w:r>
+        <w:rPr>
+          <w:b/>
+          <w:bCs/>
+          <w:color w:val="5B3FA6"/>
           <w:sz w:val="22"/>
           <w:szCs w:val="22"/>
         </w:rPr>
-        <w:t>h = hammer-on. Pick the first note, then tap the higher fret with your ring finger.</w:t>
-      </w:r>
-    </w:p>
-    <w:p>
-      <w:pPr>
-        <w:keepNext/>
-        <w:spacing w:after="100"/>
-      </w:pPr>
-      <w:r>
-        <w:rPr>
-          <w:color w:val="222222"/>
-          <w:sz w:val="22"/>
-          <w:szCs w:val="22"/>
-        </w:rPr>
-        <w:t>/ = slide. Pick once, keep pressing, slide up.</w:t>
+        <w:lastRenderedPageBreak/>
+        <w:t>Level up</w:t>
+      </w:r>
+    </w:p>
+    <w:p>
+      <w:pPr>
+        <w:keepNext/>
+        <w:spacing w:after="40"/>
+        <w:ind w:left="360"/>
+      </w:pPr>
+      <w:r>
+        <w:rPr>
+          <w:color w:val="222222"/>
+        </w:rPr>
+        <w:t>Call and response. Play 2 bars that end away from A. Then play 2 bars that end on A.</w:t>
+      </w:r>
+    </w:p>
+    <w:p>
+      <w:pPr>
+        <w:keepNext/>
+        <w:spacing w:after="40"/>
+        <w:ind w:left="360"/>
+      </w:pPr>
+      <w:r>
+        <w:rPr>
+          <w:color w:val="222222"/>
+        </w:rPr>
+        <w:t>Here is one to start with. Then make your own.</w:t>
       </w:r>
     </w:p>
     <w:p>
@@ -3494,92 +4416,83 @@
           <w:sz w:val="18"/>
           <w:szCs w:val="18"/>
         </w:rPr>
-        <w:t>Hammer-ons and slides · all inside Pattern 1</w:t>
-      </w:r>
-    </w:p>
-    <w:p>
-      <w:pPr>
-        <w:keepNext/>
-        <w:keepLines/>
-        <w:pBdr>
-          <w:left w:val="single" w:sz="18" w:space="8" w:color="5B3FA6"/>
-        </w:pBdr>
-        <w:ind w:left="120"/>
-      </w:pPr>
-      <w:r>
-        <w:rPr>
-          <w:rFonts w:ascii="Courier New" w:eastAsia="Courier New" w:hAnsi="Courier New" w:cs="Courier New"/>
-          <w:color w:val="222222"/>
-          <w:sz w:val="17"/>
-          <w:szCs w:val="17"/>
-        </w:rPr>
-        <w:t xml:space="preserve">     G A       C D        G A       A</w:t>
-      </w:r>
-    </w:p>
-    <w:p>
-      <w:pPr>
-        <w:keepNext/>
-        <w:keepLines/>
-        <w:pBdr>
-          <w:left w:val="single" w:sz="18" w:space="8" w:color="5B3FA6"/>
-        </w:pBdr>
-        <w:ind w:left="120"/>
-      </w:pPr>
-      <w:r>
-        <w:rPr>
-          <w:rFonts w:ascii="Courier New" w:eastAsia="Courier New" w:hAnsi="Courier New" w:cs="Courier New"/>
-          <w:color w:val="222222"/>
-          <w:sz w:val="17"/>
-          <w:szCs w:val="17"/>
-        </w:rPr>
-        <w:t>e |--------------------|------------------</w:t>
-      </w:r>
-      <w:r>
-        <w:rPr>
-          <w:rFonts w:ascii="Courier New" w:eastAsia="Courier New" w:hAnsi="Courier New" w:cs="Courier New"/>
-          <w:color w:val="222222"/>
-          <w:sz w:val="17"/>
-          <w:szCs w:val="17"/>
-        </w:rPr>
-        <w:t>--|</w:t>
-      </w:r>
-    </w:p>
-    <w:p>
-      <w:pPr>
-        <w:keepNext/>
-        <w:keepLines/>
-        <w:pBdr>
-          <w:left w:val="single" w:sz="18" w:space="8" w:color="5B3FA6"/>
-        </w:pBdr>
-        <w:ind w:left="120"/>
-      </w:pPr>
-      <w:r>
-        <w:rPr>
-          <w:rFonts w:ascii="Courier New" w:eastAsia="Courier New" w:hAnsi="Courier New" w:cs="Courier New"/>
-          <w:color w:val="222222"/>
-          <w:sz w:val="17"/>
-          <w:szCs w:val="17"/>
-        </w:rPr>
-        <w:t>B |--------------------|--------------------|</w:t>
-      </w:r>
-    </w:p>
-    <w:p>
-      <w:pPr>
-        <w:keepNext/>
-        <w:keepLines/>
-        <w:pBdr>
-          <w:left w:val="single" w:sz="18" w:space="8" w:color="5B3FA6"/>
-        </w:pBdr>
-        <w:ind w:left="120"/>
-      </w:pPr>
-      <w:r>
-        <w:rPr>
-          <w:rFonts w:ascii="Courier New" w:eastAsia="Courier New" w:hAnsi="Courier New" w:cs="Courier New"/>
-          <w:color w:val="222222"/>
-          <w:sz w:val="17"/>
-          <w:szCs w:val="17"/>
-        </w:rPr>
-        <w:t>G |------------</w:t>
+        <w:t>Level up · call and response · 4 bars</w:t>
+      </w:r>
+    </w:p>
+    <w:p>
+      <w:pPr>
+        <w:keepNext/>
+        <w:keepLines/>
+        <w:pBdr>
+          <w:left w:val="single" w:sz="18" w:space="8" w:color="5B3FA6"/>
+        </w:pBdr>
+        <w:ind w:left="120"/>
+      </w:pPr>
+      <w:r>
+        <w:rPr>
+          <w:rFonts w:ascii="Courier New" w:eastAsia="Courier New" w:hAnsi="Courier New" w:cs="Courier New"/>
+          <w:color w:val="222222"/>
+          <w:sz w:val="17"/>
+          <w:szCs w:val="17"/>
+        </w:rPr>
+        <w:t xml:space="preserve">     G  A  C  D        D              C  A  G  A        A</w:t>
+      </w:r>
+    </w:p>
+    <w:p>
+      <w:pPr>
+        <w:keepNext/>
+        <w:keepLines/>
+        <w:pBdr>
+          <w:left w:val="single" w:sz="18" w:space="8" w:color="5B3FA6"/>
+        </w:pBdr>
+        <w:ind w:left="120"/>
+      </w:pPr>
+      <w:r>
+        <w:rPr>
+          <w:rFonts w:ascii="Courier New" w:eastAsia="Courier New" w:hAnsi="Courier New" w:cs="Courier New"/>
+          <w:color w:val="222222"/>
+          <w:sz w:val="17"/>
+          <w:szCs w:val="17"/>
+        </w:rPr>
+        <w:t>e |----------------|----------------|----------------|----------------|</w:t>
+      </w:r>
+    </w:p>
+    <w:p>
+      <w:pPr>
+        <w:keepNext/>
+        <w:keepLines/>
+        <w:pBdr>
+          <w:left w:val="single" w:sz="18" w:space="8" w:color="5B3FA6"/>
+        </w:pBdr>
+        <w:ind w:left="120"/>
+      </w:pPr>
+      <w:r>
+        <w:rPr>
+          <w:rFonts w:ascii="Courier New" w:eastAsia="Courier New" w:hAnsi="Courier New" w:cs="Courier New"/>
+          <w:color w:val="222222"/>
+          <w:sz w:val="17"/>
+          <w:szCs w:val="17"/>
+        </w:rPr>
+        <w:t>B |----------------|----------------|----------------|----------------|</w:t>
+      </w:r>
+    </w:p>
+    <w:p>
+      <w:pPr>
+        <w:keepNext/>
+        <w:keepLines/>
+        <w:pBdr>
+          <w:left w:val="single" w:sz="18" w:space="8" w:color="5B3FA6"/>
+        </w:pBdr>
+        <w:ind w:left="120"/>
+      </w:pPr>
+      <w:r>
+        <w:rPr>
+          <w:rFonts w:ascii="Courier New" w:eastAsia="Courier New" w:hAnsi="Courier New" w:cs="Courier New"/>
+          <w:color w:val="222222"/>
+          <w:sz w:val="17"/>
+          <w:szCs w:val="17"/>
+        </w:rPr>
+        <w:t>G |--------</w:t>
       </w:r>
       <w:r>
         <w:rPr>
@@ -3599,7 +4512,7 @@
           <w:sz w:val="17"/>
           <w:szCs w:val="17"/>
         </w:rPr>
-        <w:t>h</w:t>
+        <w:t>--</w:t>
       </w:r>
       <w:r>
         <w:rPr>
@@ -3619,7 +4532,56 @@
           <w:sz w:val="17"/>
           <w:szCs w:val="17"/>
         </w:rPr>
-        <w:t>-----|--------------------|</w:t>
+        <w:t>----|--</w:t>
+      </w:r>
+      <w:r>
+        <w:rPr>
+          <w:rFonts w:ascii="Courier New" w:eastAsia="Courier New" w:hAnsi="Courier New" w:cs="Courier New"/>
+          <w:b/>
+          <w:bCs/>
+          <w:color w:val="5B3FA6"/>
+          <w:sz w:val="17"/>
+          <w:szCs w:val="17"/>
+        </w:rPr>
+        <w:t>7</w:t>
+      </w:r>
+      <w:r>
+        <w:rPr>
+          <w:rFonts w:ascii="Courier New" w:eastAsia="Courier New" w:hAnsi="Courier New" w:cs="Courier New"/>
+          <w:color w:val="222222"/>
+          <w:sz w:val="17"/>
+          <w:szCs w:val="17"/>
+        </w:rPr>
+        <w:t>-------------|--</w:t>
+      </w:r>
+      <w:r>
+        <w:rPr>
+          <w:rFonts w:ascii="Courier New" w:eastAsia="Courier New" w:hAnsi="Courier New" w:cs="Courier New"/>
+          <w:b/>
+          <w:bCs/>
+          <w:color w:val="5B3FA6"/>
+          <w:sz w:val="17"/>
+          <w:szCs w:val="17"/>
+        </w:rPr>
+        <w:t>5</w:t>
+      </w:r>
+      <w:r>
+        <w:rPr>
+          <w:rFonts w:ascii="Courier New" w:eastAsia="Courier New" w:hAnsi="Courier New" w:cs="Courier New"/>
+          <w:color w:val="222222"/>
+          <w:sz w:val="17"/>
+          <w:szCs w:val="17"/>
+        </w:rPr>
+        <w:t>-------------|</w:t>
+      </w:r>
+      <w:r>
+        <w:rPr>
+          <w:rFonts w:ascii="Courier New" w:eastAsia="Courier New" w:hAnsi="Courier New" w:cs="Courier New"/>
+          <w:color w:val="222222"/>
+          <w:sz w:val="17"/>
+          <w:szCs w:val="17"/>
+        </w:rPr>
+        <w:t>----------------|</w:t>
       </w:r>
     </w:p>
     <w:p>
@@ -3658,7 +4620,7 @@
           <w:sz w:val="17"/>
           <w:szCs w:val="17"/>
         </w:rPr>
-        <w:t>h</w:t>
+        <w:t>--</w:t>
       </w:r>
       <w:r>
         <w:rPr>
@@ -3678,7 +4640,27 @@
           <w:sz w:val="17"/>
           <w:szCs w:val="17"/>
         </w:rPr>
-        <w:t>---------------|--</w:t>
+        <w:t>----------|----------------|-----</w:t>
+      </w:r>
+      <w:r>
+        <w:rPr>
+          <w:rFonts w:ascii="Courier New" w:eastAsia="Courier New" w:hAnsi="Courier New" w:cs="Courier New"/>
+          <w:b/>
+          <w:bCs/>
+          <w:color w:val="5B3FA6"/>
+          <w:sz w:val="17"/>
+          <w:szCs w:val="17"/>
+        </w:rPr>
+        <w:t>7</w:t>
+      </w:r>
+      <w:r>
+        <w:rPr>
+          <w:rFonts w:ascii="Courier New" w:eastAsia="Courier New" w:hAnsi="Courier New" w:cs="Courier New"/>
+          <w:color w:val="222222"/>
+          <w:sz w:val="17"/>
+          <w:szCs w:val="17"/>
+        </w:rPr>
+        <w:t>--</w:t>
       </w:r>
       <w:r>
         <w:rPr>
@@ -3698,7 +4680,7 @@
           <w:sz w:val="17"/>
           <w:szCs w:val="17"/>
         </w:rPr>
-        <w:t>/</w:t>
+        <w:t>--</w:t>
       </w:r>
       <w:r>
         <w:rPr>
@@ -3718,7 +4700,7 @@
           <w:sz w:val="17"/>
           <w:szCs w:val="17"/>
         </w:rPr>
-        <w:t>-------</w:t>
+        <w:t>----|--</w:t>
       </w:r>
       <w:r>
         <w:rPr>
@@ -3738,963 +4720,6 @@
           <w:sz w:val="17"/>
           <w:szCs w:val="17"/>
         </w:rPr>
-        <w:t>-------|</w:t>
-      </w:r>
-    </w:p>
-    <w:p>
-      <w:pPr>
-        <w:keepNext/>
-        <w:keepLines/>
-        <w:pBdr>
-          <w:left w:val="single" w:sz="18" w:space="8" w:color="5B3FA6"/>
-        </w:pBdr>
-        <w:ind w:left="120"/>
-      </w:pPr>
-      <w:r>
-        <w:rPr>
-          <w:rFonts w:ascii="Courier New" w:eastAsia="Courier New" w:hAnsi="Courier New" w:cs="Courier New"/>
-          <w:color w:val="222222"/>
-          <w:sz w:val="17"/>
-          <w:szCs w:val="17"/>
-        </w:rPr>
-        <w:t>A |--------------------|--------------------|</w:t>
-      </w:r>
-    </w:p>
-    <w:p>
-      <w:pPr>
-        <w:keepLines/>
-        <w:pBdr>
-          <w:left w:val="single" w:sz="18" w:space="8" w:color="5B3FA6"/>
-        </w:pBdr>
-        <w:ind w:left="120"/>
-      </w:pPr>
-      <w:r>
-        <w:rPr>
-          <w:rFonts w:ascii="Courier New" w:eastAsia="Courier New" w:hAnsi="Courier New" w:cs="Courier New"/>
-          <w:color w:val="222222"/>
-          <w:sz w:val="17"/>
-          <w:szCs w:val="17"/>
-        </w:rPr>
-        <w:t>E |--------------------|--------------------|</w:t>
-      </w:r>
-    </w:p>
-    <w:p>
-      <w:pPr>
-        <w:spacing w:after="60"/>
-      </w:pPr>
-    </w:p>
-    <w:p>
-      <w:pPr>
-        <w:keepNext/>
-        <w:keepLines/>
-        <w:pBdr>
-          <w:left w:val="single" w:sz="18" w:space="8" w:color="5B3FA6"/>
-        </w:pBdr>
-        <w:shd w:val="clear" w:color="auto" w:fill="EFEBF8"/>
-        <w:spacing w:before="80" w:after="20"/>
-        <w:ind w:left="120"/>
-      </w:pPr>
-      <w:r>
-        <w:rPr>
-          <w:b/>
-          <w:bCs/>
-          <w:color w:val="222222"/>
-        </w:rPr>
-        <w:t xml:space="preserve">Play it: </w:t>
-      </w:r>
-      <w:r>
-        <w:rPr>
-          <w:color w:val="222222"/>
-        </w:rPr>
-        <w:t>Practice each move slowly. The second note must sound clearly.</w:t>
-      </w:r>
-    </w:p>
-    <w:p>
-      <w:pPr>
-        <w:keepLines/>
-        <w:pBdr>
-          <w:left w:val="single" w:sz="18" w:space="8" w:color="5B3FA6"/>
-        </w:pBdr>
-        <w:shd w:val="clear" w:color="auto" w:fill="EFEBF8"/>
-        <w:spacing w:after="120"/>
-        <w:ind w:left="120"/>
-      </w:pPr>
-      <w:r>
-        <w:rPr>
-          <w:color w:val="222222"/>
-        </w:rPr>
-        <w:t>Then add them to your 3-note phrases.</w:t>
-      </w:r>
-    </w:p>
-    <w:p>
-      <w:pPr>
-        <w:keepNext/>
-        <w:spacing w:before="120" w:after="60"/>
-      </w:pPr>
-      <w:r>
-        <w:rPr>
-          <w:b/>
-          <w:bCs/>
-          <w:color w:val="5B3FA6"/>
-          <w:sz w:val="23"/>
-          <w:szCs w:val="23"/>
-        </w:rPr>
-        <w:t xml:space="preserve">Rung 4 · </w:t>
-      </w:r>
-      <w:r>
-        <w:rPr>
-          <w:b/>
-          <w:bCs/>
-          <w:color w:val="222222"/>
-          <w:sz w:val="23"/>
-          <w:szCs w:val="23"/>
-        </w:rPr>
-        <w:t>Two soft licks</w:t>
-      </w:r>
-    </w:p>
-    <w:p>
-      <w:pPr>
-        <w:keepNext/>
-        <w:pBdr>
-          <w:left w:val="single" w:sz="18" w:space="8" w:color="5B3FA6"/>
-        </w:pBdr>
-        <w:spacing w:before="80" w:after="60"/>
-        <w:ind w:left="120"/>
-      </w:pPr>
-      <w:r>
-        <w:rPr>
-          <w:b/>
-          <w:bCs/>
-          <w:color w:val="5B3FA6"/>
-          <w:sz w:val="18"/>
-          <w:szCs w:val="18"/>
-        </w:rPr>
-        <w:t>Lick 1 · going up · ends on A, let it ring</w:t>
-      </w:r>
-    </w:p>
-    <w:p>
-      <w:pPr>
-        <w:keepNext/>
-        <w:keepLines/>
-        <w:pBdr>
-          <w:left w:val="single" w:sz="18" w:space="8" w:color="5B3FA6"/>
-        </w:pBdr>
-        <w:ind w:left="120"/>
-      </w:pPr>
-      <w:r>
-        <w:rPr>
-          <w:rFonts w:ascii="Courier New" w:eastAsia="Courier New" w:hAnsi="Courier New" w:cs="Courier New"/>
-          <w:color w:val="222222"/>
-          <w:sz w:val="17"/>
-          <w:szCs w:val="17"/>
-        </w:rPr>
-        <w:t xml:space="preserve">     E    G    A</w:t>
-      </w:r>
-    </w:p>
-    <w:p>
-      <w:pPr>
-        <w:keepNext/>
-        <w:keepLines/>
-        <w:pBdr>
-          <w:left w:val="single" w:sz="18" w:space="8" w:color="5B3FA6"/>
-        </w:pBdr>
-        <w:ind w:left="120"/>
-      </w:pPr>
-      <w:r>
-        <w:rPr>
-          <w:rFonts w:ascii="Courier New" w:eastAsia="Courier New" w:hAnsi="Courier New" w:cs="Courier New"/>
-          <w:color w:val="222222"/>
-          <w:sz w:val="17"/>
-          <w:szCs w:val="17"/>
-        </w:rPr>
-        <w:t>e |--------------------|</w:t>
-      </w:r>
-    </w:p>
-    <w:p>
-      <w:pPr>
-        <w:keepNext/>
-        <w:keepLines/>
-        <w:pBdr>
-          <w:left w:val="single" w:sz="18" w:space="8" w:color="5B3FA6"/>
-        </w:pBdr>
-        <w:ind w:left="120"/>
-      </w:pPr>
-      <w:r>
-        <w:rPr>
-          <w:rFonts w:ascii="Courier New" w:eastAsia="Courier New" w:hAnsi="Courier New" w:cs="Courier New"/>
-          <w:color w:val="222222"/>
-          <w:sz w:val="17"/>
-          <w:szCs w:val="17"/>
-        </w:rPr>
-        <w:t>B |--------------------|</w:t>
-      </w:r>
-    </w:p>
-    <w:p>
-      <w:pPr>
-        <w:keepNext/>
-        <w:keepLines/>
-        <w:pBdr>
-          <w:left w:val="single" w:sz="18" w:space="8" w:color="5B3FA6"/>
-        </w:pBdr>
-        <w:ind w:left="120"/>
-      </w:pPr>
-      <w:r>
-        <w:rPr>
-          <w:rFonts w:ascii="Courier New" w:eastAsia="Courier New" w:hAnsi="Courier New" w:cs="Courier New"/>
-          <w:color w:val="222222"/>
-          <w:sz w:val="17"/>
-          <w:szCs w:val="17"/>
-        </w:rPr>
-        <w:t>G |--------------------|</w:t>
-      </w:r>
-    </w:p>
-    <w:p>
-      <w:pPr>
-        <w:keepNext/>
-        <w:keepLines/>
-        <w:pBdr>
-          <w:left w:val="single" w:sz="18" w:space="8" w:color="5B3FA6"/>
-        </w:pBdr>
-        <w:ind w:left="120"/>
-      </w:pPr>
-      <w:r>
-        <w:rPr>
-          <w:rFonts w:ascii="Courier New" w:eastAsia="Courier New" w:hAnsi="Courier New" w:cs="Courier New"/>
-          <w:color w:val="222222"/>
-          <w:sz w:val="17"/>
-          <w:szCs w:val="17"/>
-        </w:rPr>
-        <w:t>D |-------</w:t>
-      </w:r>
-      <w:r>
-        <w:rPr>
-          <w:rFonts w:ascii="Courier New" w:eastAsia="Courier New" w:hAnsi="Courier New" w:cs="Courier New"/>
-          <w:b/>
-          <w:bCs/>
-          <w:color w:val="5B3FA6"/>
-          <w:sz w:val="17"/>
-          <w:szCs w:val="17"/>
-        </w:rPr>
-        <w:t>5</w:t>
-      </w:r>
-      <w:r>
-        <w:rPr>
-          <w:rFonts w:ascii="Courier New" w:eastAsia="Courier New" w:hAnsi="Courier New" w:cs="Courier New"/>
-          <w:color w:val="222222"/>
-          <w:sz w:val="17"/>
-          <w:szCs w:val="17"/>
-        </w:rPr>
-        <w:t>----</w:t>
-      </w:r>
-      <w:r>
-        <w:rPr>
-          <w:rFonts w:ascii="Courier New" w:eastAsia="Courier New" w:hAnsi="Courier New" w:cs="Courier New"/>
-          <w:b/>
-          <w:bCs/>
-          <w:color w:val="5B3FA6"/>
-          <w:sz w:val="17"/>
-          <w:szCs w:val="17"/>
-        </w:rPr>
-        <w:t>7</w:t>
-      </w:r>
-      <w:r>
-        <w:rPr>
-          <w:rFonts w:ascii="Courier New" w:eastAsia="Courier New" w:hAnsi="Courier New" w:cs="Courier New"/>
-          <w:color w:val="222222"/>
-          <w:sz w:val="17"/>
-          <w:szCs w:val="17"/>
-        </w:rPr>
-        <w:t>-------|</w:t>
-      </w:r>
-    </w:p>
-    <w:p>
-      <w:pPr>
-        <w:keepNext/>
-        <w:keepLines/>
-        <w:pBdr>
-          <w:left w:val="single" w:sz="18" w:space="8" w:color="5B3FA6"/>
-        </w:pBdr>
-        <w:ind w:left="120"/>
-      </w:pPr>
-      <w:r>
-        <w:rPr>
-          <w:rFonts w:ascii="Courier New" w:eastAsia="Courier New" w:hAnsi="Courier New" w:cs="Courier New"/>
-          <w:color w:val="222222"/>
-          <w:sz w:val="17"/>
-          <w:szCs w:val="17"/>
-        </w:rPr>
-        <w:t>A |--</w:t>
-      </w:r>
-      <w:r>
-        <w:rPr>
-          <w:rFonts w:ascii="Courier New" w:eastAsia="Courier New" w:hAnsi="Courier New" w:cs="Courier New"/>
-          <w:b/>
-          <w:bCs/>
-          <w:color w:val="5B3FA6"/>
-          <w:sz w:val="17"/>
-          <w:szCs w:val="17"/>
-        </w:rPr>
-        <w:t>7</w:t>
-      </w:r>
-      <w:r>
-        <w:rPr>
-          <w:rFonts w:ascii="Courier New" w:eastAsia="Courier New" w:hAnsi="Courier New" w:cs="Courier New"/>
-          <w:color w:val="222222"/>
-          <w:sz w:val="17"/>
-          <w:szCs w:val="17"/>
-        </w:rPr>
-        <w:t>-----------------|</w:t>
-      </w:r>
-    </w:p>
-    <w:p>
-      <w:pPr>
-        <w:keepLines/>
-        <w:pBdr>
-          <w:left w:val="single" w:sz="18" w:space="8" w:color="5B3FA6"/>
-        </w:pBdr>
-        <w:ind w:left="120"/>
-      </w:pPr>
-      <w:r>
-        <w:rPr>
-          <w:rFonts w:ascii="Courier New" w:eastAsia="Courier New" w:hAnsi="Courier New" w:cs="Courier New"/>
-          <w:color w:val="222222"/>
-          <w:sz w:val="17"/>
-          <w:szCs w:val="17"/>
-        </w:rPr>
-        <w:t>E |--------------------|</w:t>
-      </w:r>
-    </w:p>
-    <w:p>
-      <w:pPr>
-        <w:spacing w:after="60"/>
-      </w:pPr>
-    </w:p>
-    <w:p>
-      <w:pPr>
-        <w:keepNext/>
-        <w:pBdr>
-          <w:left w:val="single" w:sz="18" w:space="8" w:color="5B3FA6"/>
-        </w:pBdr>
-        <w:spacing w:before="80" w:after="60"/>
-        <w:ind w:left="120"/>
-      </w:pPr>
-      <w:r>
-        <w:rPr>
-          <w:b/>
-          <w:bCs/>
-          <w:color w:val="5B3FA6"/>
-          <w:sz w:val="18"/>
-          <w:szCs w:val="18"/>
-        </w:rPr>
-        <w:lastRenderedPageBreak/>
-        <w:t>Lick 2 · going down · ends on A, let it ring</w:t>
-      </w:r>
-    </w:p>
-    <w:p>
-      <w:pPr>
-        <w:keepNext/>
-        <w:keepLines/>
-        <w:pBdr>
-          <w:left w:val="single" w:sz="18" w:space="8" w:color="5B3FA6"/>
-        </w:pBdr>
-        <w:ind w:left="120"/>
-      </w:pPr>
-      <w:r>
-        <w:rPr>
-          <w:rFonts w:ascii="Courier New" w:eastAsia="Courier New" w:hAnsi="Courier New" w:cs="Courier New"/>
-          <w:color w:val="222222"/>
-          <w:sz w:val="17"/>
-          <w:szCs w:val="17"/>
-        </w:rPr>
-        <w:t xml:space="preserve">     D    C    A</w:t>
-      </w:r>
-    </w:p>
-    <w:p>
-      <w:pPr>
-        <w:keepNext/>
-        <w:keepLines/>
-        <w:pBdr>
-          <w:left w:val="single" w:sz="18" w:space="8" w:color="5B3FA6"/>
-        </w:pBdr>
-        <w:ind w:left="120"/>
-      </w:pPr>
-      <w:r>
-        <w:rPr>
-          <w:rFonts w:ascii="Courier New" w:eastAsia="Courier New" w:hAnsi="Courier New" w:cs="Courier New"/>
-          <w:color w:val="222222"/>
-          <w:sz w:val="17"/>
-          <w:szCs w:val="17"/>
-        </w:rPr>
-        <w:t>e |--------------------|</w:t>
-      </w:r>
-    </w:p>
-    <w:p>
-      <w:pPr>
-        <w:keepNext/>
-        <w:keepLines/>
-        <w:pBdr>
-          <w:left w:val="single" w:sz="18" w:space="8" w:color="5B3FA6"/>
-        </w:pBdr>
-        <w:ind w:left="120"/>
-      </w:pPr>
-      <w:r>
-        <w:rPr>
-          <w:rFonts w:ascii="Courier New" w:eastAsia="Courier New" w:hAnsi="Courier New" w:cs="Courier New"/>
-          <w:color w:val="222222"/>
-          <w:sz w:val="17"/>
-          <w:szCs w:val="17"/>
-        </w:rPr>
-        <w:t>B |--------------------|</w:t>
-      </w:r>
-    </w:p>
-    <w:p>
-      <w:pPr>
-        <w:keepNext/>
-        <w:keepLines/>
-        <w:pBdr>
-          <w:left w:val="single" w:sz="18" w:space="8" w:color="5B3FA6"/>
-        </w:pBdr>
-        <w:ind w:left="120"/>
-      </w:pPr>
-      <w:r>
-        <w:rPr>
-          <w:rFonts w:ascii="Courier New" w:eastAsia="Courier New" w:hAnsi="Courier New" w:cs="Courier New"/>
-          <w:color w:val="222222"/>
-          <w:sz w:val="17"/>
-          <w:szCs w:val="17"/>
-        </w:rPr>
-        <w:t>G |--</w:t>
-      </w:r>
-      <w:r>
-        <w:rPr>
-          <w:rFonts w:ascii="Courier New" w:eastAsia="Courier New" w:hAnsi="Courier New" w:cs="Courier New"/>
-          <w:b/>
-          <w:bCs/>
-          <w:color w:val="5B3FA6"/>
-          <w:sz w:val="17"/>
-          <w:szCs w:val="17"/>
-        </w:rPr>
-        <w:t>7</w:t>
-      </w:r>
-      <w:r>
-        <w:rPr>
-          <w:rFonts w:ascii="Courier New" w:eastAsia="Courier New" w:hAnsi="Courier New" w:cs="Courier New"/>
-          <w:color w:val="222222"/>
-          <w:sz w:val="17"/>
-          <w:szCs w:val="17"/>
-        </w:rPr>
-        <w:t>----</w:t>
-      </w:r>
-      <w:r>
-        <w:rPr>
-          <w:rFonts w:ascii="Courier New" w:eastAsia="Courier New" w:hAnsi="Courier New" w:cs="Courier New"/>
-          <w:b/>
-          <w:bCs/>
-          <w:color w:val="5B3FA6"/>
-          <w:sz w:val="17"/>
-          <w:szCs w:val="17"/>
-        </w:rPr>
-        <w:t>5</w:t>
-      </w:r>
-      <w:r>
-        <w:rPr>
-          <w:rFonts w:ascii="Courier New" w:eastAsia="Courier New" w:hAnsi="Courier New" w:cs="Courier New"/>
-          <w:color w:val="222222"/>
-          <w:sz w:val="17"/>
-          <w:szCs w:val="17"/>
-        </w:rPr>
-        <w:t>------------|</w:t>
-      </w:r>
-    </w:p>
-    <w:p>
-      <w:pPr>
-        <w:keepNext/>
-        <w:keepLines/>
-        <w:pBdr>
-          <w:left w:val="single" w:sz="18" w:space="8" w:color="5B3FA6"/>
-        </w:pBdr>
-        <w:ind w:left="120"/>
-      </w:pPr>
-      <w:r>
-        <w:rPr>
-          <w:rFonts w:ascii="Courier New" w:eastAsia="Courier New" w:hAnsi="Courier New" w:cs="Courier New"/>
-          <w:color w:val="222222"/>
-          <w:sz w:val="17"/>
-          <w:szCs w:val="17"/>
-        </w:rPr>
-        <w:t>D |------------</w:t>
-      </w:r>
-      <w:r>
-        <w:rPr>
-          <w:rFonts w:ascii="Courier New" w:eastAsia="Courier New" w:hAnsi="Courier New" w:cs="Courier New"/>
-          <w:b/>
-          <w:bCs/>
-          <w:color w:val="5B3FA6"/>
-          <w:sz w:val="17"/>
-          <w:szCs w:val="17"/>
-        </w:rPr>
-        <w:t>7</w:t>
-      </w:r>
-      <w:r>
-        <w:rPr>
-          <w:rFonts w:ascii="Courier New" w:eastAsia="Courier New" w:hAnsi="Courier New" w:cs="Courier New"/>
-          <w:color w:val="222222"/>
-          <w:sz w:val="17"/>
-          <w:szCs w:val="17"/>
-        </w:rPr>
-        <w:t>-------|</w:t>
-      </w:r>
-    </w:p>
-    <w:p>
-      <w:pPr>
-        <w:keepNext/>
-        <w:keepLines/>
-        <w:pBdr>
-          <w:left w:val="single" w:sz="18" w:space="8" w:color="5B3FA6"/>
-        </w:pBdr>
-        <w:ind w:left="120"/>
-      </w:pPr>
-      <w:r>
-        <w:rPr>
-          <w:rFonts w:ascii="Courier New" w:eastAsia="Courier New" w:hAnsi="Courier New" w:cs="Courier New"/>
-          <w:color w:val="222222"/>
-          <w:sz w:val="17"/>
-          <w:szCs w:val="17"/>
-        </w:rPr>
-        <w:t>A |--------------------|</w:t>
-      </w:r>
-    </w:p>
-    <w:p>
-      <w:pPr>
-        <w:keepLines/>
-        <w:pBdr>
-          <w:left w:val="single" w:sz="18" w:space="8" w:color="5B3FA6"/>
-        </w:pBdr>
-        <w:ind w:left="120"/>
-      </w:pPr>
-      <w:r>
-        <w:rPr>
-          <w:rFonts w:ascii="Courier New" w:eastAsia="Courier New" w:hAnsi="Courier New" w:cs="Courier New"/>
-          <w:color w:val="222222"/>
-          <w:sz w:val="17"/>
-          <w:szCs w:val="17"/>
-        </w:rPr>
-        <w:t>E |--------------------|</w:t>
-      </w:r>
-    </w:p>
-    <w:p>
-      <w:pPr>
-        <w:spacing w:after="60"/>
-      </w:pPr>
-    </w:p>
-    <w:p>
-      <w:pPr>
-        <w:keepLines/>
-        <w:pBdr>
-          <w:left w:val="single" w:sz="18" w:space="8" w:color="5B3FA6"/>
-        </w:pBdr>
-        <w:shd w:val="clear" w:color="auto" w:fill="EFEBF8"/>
-        <w:spacing w:before="80" w:after="120"/>
-        <w:ind w:left="120"/>
-      </w:pPr>
-      <w:r>
-        <w:rPr>
-          <w:b/>
-          <w:bCs/>
-          <w:color w:val="222222"/>
-        </w:rPr>
-        <w:t xml:space="preserve">Play it: </w:t>
-      </w:r>
-      <w:r>
-        <w:rPr>
-          <w:color w:val="222222"/>
-        </w:rPr>
-        <w:t>Learn each lick exactly. Then change one note or change the rhythm.</w:t>
-      </w:r>
-    </w:p>
-    <w:p>
-      <w:pPr>
-        <w:spacing w:after="120"/>
-        <w:ind w:left="120"/>
-      </w:pPr>
-      <w:r>
-        <w:rPr>
-          <w:b/>
-          <w:bCs/>
-          <w:color w:val="5B3FA6"/>
-        </w:rPr>
-        <w:t xml:space="preserve">You've got it when: </w:t>
-      </w:r>
-      <w:r>
-        <w:rPr>
-          <w:color w:val="222222"/>
-        </w:rPr>
-        <w:t>Your solo uses the box, one hammer-on or slide, and one lick.</w:t>
-      </w:r>
-    </w:p>
-    <w:p>
-      <w:pPr>
-        <w:keepNext/>
-        <w:spacing w:before="60" w:after="30"/>
-      </w:pPr>
-      <w:r>
-        <w:rPr>
-          <w:b/>
-          <w:bCs/>
-          <w:color w:val="5B3FA6"/>
-          <w:sz w:val="22"/>
-          <w:szCs w:val="22"/>
-        </w:rPr>
-        <w:t>Level up</w:t>
-      </w:r>
-    </w:p>
-    <w:p>
-      <w:pPr>
-        <w:keepNext/>
-        <w:spacing w:after="40"/>
-        <w:ind w:left="360"/>
-      </w:pPr>
-      <w:r>
-        <w:rPr>
-          <w:color w:val="222222"/>
-        </w:rPr>
-        <w:t>Call and response. Play 2 bars that end away from A. Then play 2 bars that end on A.</w:t>
-      </w:r>
-    </w:p>
-    <w:p>
-      <w:pPr>
-        <w:keepNext/>
-        <w:spacing w:after="40"/>
-        <w:ind w:left="360"/>
-      </w:pPr>
-      <w:r>
-        <w:rPr>
-          <w:color w:val="222222"/>
-        </w:rPr>
-        <w:t>Here is one to start with. Then make your own.</w:t>
-      </w:r>
-    </w:p>
-    <w:p>
-      <w:pPr>
-        <w:keepNext/>
-        <w:pBdr>
-          <w:left w:val="single" w:sz="18" w:space="8" w:color="5B3FA6"/>
-        </w:pBdr>
-        <w:spacing w:before="80" w:after="60"/>
-        <w:ind w:left="120"/>
-      </w:pPr>
-      <w:r>
-        <w:rPr>
-          <w:b/>
-          <w:bCs/>
-          <w:color w:val="5B3FA6"/>
-          <w:sz w:val="18"/>
-          <w:szCs w:val="18"/>
-        </w:rPr>
-        <w:t>Level up · call and response · 4 bars</w:t>
-      </w:r>
-    </w:p>
-    <w:p>
-      <w:pPr>
-        <w:keepNext/>
-        <w:keepLines/>
-        <w:pBdr>
-          <w:left w:val="single" w:sz="18" w:space="8" w:color="5B3FA6"/>
-        </w:pBdr>
-        <w:ind w:left="120"/>
-      </w:pPr>
-      <w:r>
-        <w:rPr>
-          <w:rFonts w:ascii="Courier New" w:eastAsia="Courier New" w:hAnsi="Courier New" w:cs="Courier New"/>
-          <w:color w:val="222222"/>
-          <w:sz w:val="17"/>
-          <w:szCs w:val="17"/>
-        </w:rPr>
-        <w:t xml:space="preserve">     G  A  C  D        D              C  A  G  A        A</w:t>
-      </w:r>
-    </w:p>
-    <w:p>
-      <w:pPr>
-        <w:keepNext/>
-        <w:keepLines/>
-        <w:pBdr>
-          <w:left w:val="single" w:sz="18" w:space="8" w:color="5B3FA6"/>
-        </w:pBdr>
-        <w:ind w:left="120"/>
-      </w:pPr>
-      <w:r>
-        <w:rPr>
-          <w:rFonts w:ascii="Courier New" w:eastAsia="Courier New" w:hAnsi="Courier New" w:cs="Courier New"/>
-          <w:color w:val="222222"/>
-          <w:sz w:val="17"/>
-          <w:szCs w:val="17"/>
-        </w:rPr>
-        <w:t>e |----------------|--------</w:t>
-      </w:r>
-      <w:r>
-        <w:rPr>
-          <w:rFonts w:ascii="Courier New" w:eastAsia="Courier New" w:hAnsi="Courier New" w:cs="Courier New"/>
-          <w:color w:val="222222"/>
-          <w:sz w:val="17"/>
-          <w:szCs w:val="17"/>
-        </w:rPr>
-        <w:t>--------|----------------|----------------|</w:t>
-      </w:r>
-    </w:p>
-    <w:p>
-      <w:pPr>
-        <w:keepNext/>
-        <w:keepLines/>
-        <w:pBdr>
-          <w:left w:val="single" w:sz="18" w:space="8" w:color="5B3FA6"/>
-        </w:pBdr>
-        <w:ind w:left="120"/>
-      </w:pPr>
-      <w:r>
-        <w:rPr>
-          <w:rFonts w:ascii="Courier New" w:eastAsia="Courier New" w:hAnsi="Courier New" w:cs="Courier New"/>
-          <w:color w:val="222222"/>
-          <w:sz w:val="17"/>
-          <w:szCs w:val="17"/>
-        </w:rPr>
-        <w:t>B |----------------|----------------|----------------|----------------|</w:t>
-      </w:r>
-    </w:p>
-    <w:p>
-      <w:pPr>
-        <w:keepNext/>
-        <w:keepLines/>
-        <w:pBdr>
-          <w:left w:val="single" w:sz="18" w:space="8" w:color="5B3FA6"/>
-        </w:pBdr>
-        <w:ind w:left="120"/>
-      </w:pPr>
-      <w:r>
-        <w:rPr>
-          <w:rFonts w:ascii="Courier New" w:eastAsia="Courier New" w:hAnsi="Courier New" w:cs="Courier New"/>
-          <w:color w:val="222222"/>
-          <w:sz w:val="17"/>
-          <w:szCs w:val="17"/>
-        </w:rPr>
-        <w:t>G |--------</w:t>
-      </w:r>
-      <w:r>
-        <w:rPr>
-          <w:rFonts w:ascii="Courier New" w:eastAsia="Courier New" w:hAnsi="Courier New" w:cs="Courier New"/>
-          <w:b/>
-          <w:bCs/>
-          <w:color w:val="5B3FA6"/>
-          <w:sz w:val="17"/>
-          <w:szCs w:val="17"/>
-        </w:rPr>
-        <w:t>5</w:t>
-      </w:r>
-      <w:r>
-        <w:rPr>
-          <w:rFonts w:ascii="Courier New" w:eastAsia="Courier New" w:hAnsi="Courier New" w:cs="Courier New"/>
-          <w:color w:val="222222"/>
-          <w:sz w:val="17"/>
-          <w:szCs w:val="17"/>
-        </w:rPr>
-        <w:t>--</w:t>
-      </w:r>
-      <w:r>
-        <w:rPr>
-          <w:rFonts w:ascii="Courier New" w:eastAsia="Courier New" w:hAnsi="Courier New" w:cs="Courier New"/>
-          <w:b/>
-          <w:bCs/>
-          <w:color w:val="5B3FA6"/>
-          <w:sz w:val="17"/>
-          <w:szCs w:val="17"/>
-        </w:rPr>
-        <w:t>7</w:t>
-      </w:r>
-      <w:r>
-        <w:rPr>
-          <w:rFonts w:ascii="Courier New" w:eastAsia="Courier New" w:hAnsi="Courier New" w:cs="Courier New"/>
-          <w:color w:val="222222"/>
-          <w:sz w:val="17"/>
-          <w:szCs w:val="17"/>
-        </w:rPr>
-        <w:t>----|--</w:t>
-      </w:r>
-      <w:r>
-        <w:rPr>
-          <w:rFonts w:ascii="Courier New" w:eastAsia="Courier New" w:hAnsi="Courier New" w:cs="Courier New"/>
-          <w:b/>
-          <w:bCs/>
-          <w:color w:val="5B3FA6"/>
-          <w:sz w:val="17"/>
-          <w:szCs w:val="17"/>
-        </w:rPr>
-        <w:t>7</w:t>
-      </w:r>
-      <w:r>
-        <w:rPr>
-          <w:rFonts w:ascii="Courier New" w:eastAsia="Courier New" w:hAnsi="Courier New" w:cs="Courier New"/>
-          <w:color w:val="222222"/>
-          <w:sz w:val="17"/>
-          <w:szCs w:val="17"/>
-        </w:rPr>
-        <w:t>-------------|--</w:t>
-      </w:r>
-      <w:r>
-        <w:rPr>
-          <w:rFonts w:ascii="Courier New" w:eastAsia="Courier New" w:hAnsi="Courier New" w:cs="Courier New"/>
-          <w:b/>
-          <w:bCs/>
-          <w:color w:val="5B3FA6"/>
-          <w:sz w:val="17"/>
-          <w:szCs w:val="17"/>
-        </w:rPr>
-        <w:t>5</w:t>
-      </w:r>
-      <w:r>
-        <w:rPr>
-          <w:rFonts w:ascii="Courier New" w:eastAsia="Courier New" w:hAnsi="Courier New" w:cs="Courier New"/>
-          <w:color w:val="222222"/>
-          <w:sz w:val="17"/>
-          <w:szCs w:val="17"/>
-        </w:rPr>
-        <w:t>-------------|----------------|</w:t>
-      </w:r>
-    </w:p>
-    <w:p>
-      <w:pPr>
-        <w:keepNext/>
-        <w:keepLines/>
-        <w:pBdr>
-          <w:left w:val="single" w:sz="18" w:space="8" w:color="5B3FA6"/>
-        </w:pBdr>
-        <w:ind w:left="120"/>
-      </w:pPr>
-      <w:r>
-        <w:rPr>
-          <w:rFonts w:ascii="Courier New" w:eastAsia="Courier New" w:hAnsi="Courier New" w:cs="Courier New"/>
-          <w:color w:val="222222"/>
-          <w:sz w:val="17"/>
-          <w:szCs w:val="17"/>
-        </w:rPr>
-        <w:t>D |--</w:t>
-      </w:r>
-      <w:r>
-        <w:rPr>
-          <w:rFonts w:ascii="Courier New" w:eastAsia="Courier New" w:hAnsi="Courier New" w:cs="Courier New"/>
-          <w:b/>
-          <w:bCs/>
-          <w:color w:val="5B3FA6"/>
-          <w:sz w:val="17"/>
-          <w:szCs w:val="17"/>
-        </w:rPr>
-        <w:t>5</w:t>
-      </w:r>
-      <w:r>
-        <w:rPr>
-          <w:rFonts w:ascii="Courier New" w:eastAsia="Courier New" w:hAnsi="Courier New" w:cs="Courier New"/>
-          <w:color w:val="222222"/>
-          <w:sz w:val="17"/>
-          <w:szCs w:val="17"/>
-        </w:rPr>
-        <w:t>--</w:t>
-      </w:r>
-      <w:r>
-        <w:rPr>
-          <w:rFonts w:ascii="Courier New" w:eastAsia="Courier New" w:hAnsi="Courier New" w:cs="Courier New"/>
-          <w:b/>
-          <w:bCs/>
-          <w:color w:val="5B3FA6"/>
-          <w:sz w:val="17"/>
-          <w:szCs w:val="17"/>
-        </w:rPr>
-        <w:t>7</w:t>
-      </w:r>
-      <w:r>
-        <w:rPr>
-          <w:rFonts w:ascii="Courier New" w:eastAsia="Courier New" w:hAnsi="Courier New" w:cs="Courier New"/>
-          <w:color w:val="222222"/>
-          <w:sz w:val="17"/>
-          <w:szCs w:val="17"/>
-        </w:rPr>
-        <w:t>----------|----------------|-----</w:t>
-      </w:r>
-      <w:r>
-        <w:rPr>
-          <w:rFonts w:ascii="Courier New" w:eastAsia="Courier New" w:hAnsi="Courier New" w:cs="Courier New"/>
-          <w:b/>
-          <w:bCs/>
-          <w:color w:val="5B3FA6"/>
-          <w:sz w:val="17"/>
-          <w:szCs w:val="17"/>
-        </w:rPr>
-        <w:t>7</w:t>
-      </w:r>
-      <w:r>
-        <w:rPr>
-          <w:rFonts w:ascii="Courier New" w:eastAsia="Courier New" w:hAnsi="Courier New" w:cs="Courier New"/>
-          <w:color w:val="222222"/>
-          <w:sz w:val="17"/>
-          <w:szCs w:val="17"/>
-        </w:rPr>
-        <w:t>--</w:t>
-      </w:r>
-      <w:r>
-        <w:rPr>
-          <w:rFonts w:ascii="Courier New" w:eastAsia="Courier New" w:hAnsi="Courier New" w:cs="Courier New"/>
-          <w:b/>
-          <w:bCs/>
-          <w:color w:val="5B3FA6"/>
-          <w:sz w:val="17"/>
-          <w:szCs w:val="17"/>
-        </w:rPr>
-        <w:t>5</w:t>
-      </w:r>
-      <w:r>
-        <w:rPr>
-          <w:rFonts w:ascii="Courier New" w:eastAsia="Courier New" w:hAnsi="Courier New" w:cs="Courier New"/>
-          <w:color w:val="222222"/>
-          <w:sz w:val="17"/>
-          <w:szCs w:val="17"/>
-        </w:rPr>
-        <w:t>--</w:t>
-      </w:r>
-      <w:r>
-        <w:rPr>
-          <w:rFonts w:ascii="Courier New" w:eastAsia="Courier New" w:hAnsi="Courier New" w:cs="Courier New"/>
-          <w:b/>
-          <w:bCs/>
-          <w:color w:val="5B3FA6"/>
-          <w:sz w:val="17"/>
-          <w:szCs w:val="17"/>
-        </w:rPr>
-        <w:t>7</w:t>
-      </w:r>
-      <w:r>
-        <w:rPr>
-          <w:rFonts w:ascii="Courier New" w:eastAsia="Courier New" w:hAnsi="Courier New" w:cs="Courier New"/>
-          <w:color w:val="222222"/>
-          <w:sz w:val="17"/>
-          <w:szCs w:val="17"/>
-        </w:rPr>
-        <w:t>----|--</w:t>
-      </w:r>
-      <w:r>
-        <w:rPr>
-          <w:rFonts w:ascii="Courier New" w:eastAsia="Courier New" w:hAnsi="Courier New" w:cs="Courier New"/>
-          <w:b/>
-          <w:bCs/>
-          <w:color w:val="5B3FA6"/>
-          <w:sz w:val="17"/>
-          <w:szCs w:val="17"/>
-        </w:rPr>
-        <w:t>7</w:t>
-      </w:r>
-      <w:r>
-        <w:rPr>
-          <w:rFonts w:ascii="Courier New" w:eastAsia="Courier New" w:hAnsi="Courier New" w:cs="Courier New"/>
-          <w:color w:val="222222"/>
-          <w:sz w:val="17"/>
-          <w:szCs w:val="17"/>
-        </w:rPr>
         <w:t>-------------|</w:t>
       </w:r>
     </w:p>
@@ -4719,6 +4744,7 @@
     </w:p>
     <w:p>
       <w:pPr>
+        <w:keepNext/>
         <w:keepLines/>
         <w:pBdr>
           <w:left w:val="single" w:sz="18" w:space="8" w:color="5B3FA6"/>
@@ -4737,6 +4763,7 @@
     </w:p>
     <w:p>
       <w:pPr>
+        <w:keepNext/>
         <w:spacing w:after="60"/>
       </w:pPr>
     </w:p>
@@ -4809,7 +4836,7 @@
           <w:left w:w="10" w:type="dxa"/>
           <w:right w:w="10" w:type="dxa"/>
         </w:tblCellMar>
-        <w:tblLook w:val="0000" w:firstRow="0" w:lastRow="0" w:firstColumn="0" w:lastColumn="0" w:noHBand="0" w:noVBand="0"/>
+        <w:tblLook w:val="04A0" w:firstRow="1" w:lastRow="0" w:firstColumn="1" w:lastColumn="0" w:noHBand="0" w:noVBand="1"/>
       </w:tblPr>
       <w:tblGrid>
         <w:gridCol w:w="2088"/>
@@ -5241,6 +5268,7 @@
     </w:p>
     <w:p>
       <w:pPr>
+        <w:keepNext/>
         <w:keepLines/>
         <w:pBdr>
           <w:left w:val="single" w:sz="18" w:space="8" w:color="5B3FA6"/>
@@ -5259,6 +5287,7 @@
     </w:p>
     <w:p>
       <w:pPr>
+        <w:keepNext/>
         <w:spacing w:after="60"/>
       </w:pPr>
     </w:p>
@@ -5364,7 +5393,13 @@
         <w:rPr>
           <w:color w:val="222222"/>
         </w:rPr>
-        <w:t>Or play with a partner: you strum, your partner solos Layer 4 over you.</w:t>
+        <w:t>Or play with a partner: you strum</w:t>
+      </w:r>
+      <w:r>
+        <w:rPr>
+          <w:color w:val="222222"/>
+        </w:rPr>
+        <w:t>, your partner solos Layer 4 over you.</w:t>
       </w:r>
     </w:p>
     <w:p>
@@ -5403,16 +5438,7 @@
           <w:sz w:val="17"/>
           <w:szCs w:val="17"/>
         </w:rPr>
-        <w:t xml:space="preserve">|  Am      </w:t>
-      </w:r>
-      <w:r>
-        <w:rPr>
-          <w:rFonts w:ascii="Courier New" w:eastAsia="Courier New" w:hAnsi="Courier New" w:cs="Courier New"/>
-          <w:color w:val="222222"/>
-          <w:sz w:val="17"/>
-          <w:szCs w:val="17"/>
-        </w:rPr>
-        <w:t xml:space="preserve">                    |  C                           |</w:t>
+        <w:t>|  Am                          |  C                           |</w:t>
       </w:r>
     </w:p>
     <w:p>
@@ -5450,85 +5476,87 @@
           <w:sz w:val="17"/>
           <w:szCs w:val="17"/>
         </w:rPr>
+        <w:t xml:space="preserve">   D   D   U       U   D   U      D   D   U       U</w:t>
+      </w:r>
+      <w:r>
+        <w:rPr>
+          <w:rFonts w:ascii="Courier New" w:eastAsia="Courier New" w:hAnsi="Courier New" w:cs="Courier New"/>
+          <w:color w:val="222222"/>
+          <w:sz w:val="17"/>
+          <w:szCs w:val="17"/>
+        </w:rPr>
+        <w:t xml:space="preserve">   D   U</w:t>
+      </w:r>
+    </w:p>
+    <w:p>
+      <w:pPr>
+        <w:keepNext/>
+        <w:pBdr>
+          <w:left w:val="single" w:sz="18" w:space="8" w:color="5B3FA6"/>
+        </w:pBdr>
+        <w:ind w:left="120"/>
+      </w:pPr>
+    </w:p>
+    <w:p>
+      <w:pPr>
+        <w:keepNext/>
+        <w:keepLines/>
+        <w:pBdr>
+          <w:left w:val="single" w:sz="18" w:space="8" w:color="5B3FA6"/>
+        </w:pBdr>
+        <w:ind w:left="120"/>
+      </w:pPr>
+      <w:r>
+        <w:rPr>
+          <w:rFonts w:ascii="Courier New" w:eastAsia="Courier New" w:hAnsi="Courier New" w:cs="Courier New"/>
+          <w:color w:val="222222"/>
+          <w:sz w:val="17"/>
+          <w:szCs w:val="17"/>
+        </w:rPr>
+        <w:t>|  F                           |  C                           |</w:t>
+      </w:r>
+    </w:p>
+    <w:p>
+      <w:pPr>
+        <w:keepNext/>
+        <w:keepLines/>
+        <w:pBdr>
+          <w:left w:val="single" w:sz="18" w:space="8" w:color="5B3FA6"/>
+        </w:pBdr>
+        <w:ind w:left="120"/>
+      </w:pPr>
+      <w:r>
+        <w:rPr>
+          <w:rFonts w:ascii="Courier New" w:eastAsia="Courier New" w:hAnsi="Courier New" w:cs="Courier New"/>
+          <w:color w:val="222222"/>
+          <w:sz w:val="17"/>
+          <w:szCs w:val="17"/>
+        </w:rPr>
+        <w:t xml:space="preserve">   1   2   &amp;   3   &amp;   4   &amp;      1   2   &amp;   3   &amp;   4   &amp;</w:t>
+      </w:r>
+    </w:p>
+    <w:p>
+      <w:pPr>
+        <w:keepNext/>
+        <w:keepLines/>
+        <w:pBdr>
+          <w:left w:val="single" w:sz="18" w:space="8" w:color="5B3FA6"/>
+        </w:pBdr>
+        <w:ind w:left="120"/>
+      </w:pPr>
+      <w:r>
+        <w:rPr>
+          <w:rFonts w:ascii="Courier New" w:eastAsia="Courier New" w:hAnsi="Courier New" w:cs="Courier New"/>
+          <w:color w:val="222222"/>
+          <w:sz w:val="17"/>
+          <w:szCs w:val="17"/>
+        </w:rPr>
         <w:t xml:space="preserve">   D   D   U       U   D   U      D   D   U       U   D   U</w:t>
       </w:r>
     </w:p>
     <w:p>
       <w:pPr>
         <w:keepNext/>
-        <w:pBdr>
-          <w:left w:val="single" w:sz="18" w:space="8" w:color="5B3FA6"/>
-        </w:pBdr>
-        <w:ind w:left="120"/>
-      </w:pPr>
-    </w:p>
-    <w:p>
-      <w:pPr>
-        <w:keepNext/>
-        <w:keepLines/>
-        <w:pBdr>
-          <w:left w:val="single" w:sz="18" w:space="8" w:color="5B3FA6"/>
-        </w:pBdr>
-        <w:ind w:left="120"/>
-      </w:pPr>
-      <w:r>
-        <w:rPr>
-          <w:rFonts w:ascii="Courier New" w:eastAsia="Courier New" w:hAnsi="Courier New" w:cs="Courier New"/>
-          <w:color w:val="222222"/>
-          <w:sz w:val="17"/>
-          <w:szCs w:val="17"/>
-        </w:rPr>
-        <w:t>|  F                           |  C                           |</w:t>
-      </w:r>
-    </w:p>
-    <w:p>
-      <w:pPr>
-        <w:keepNext/>
-        <w:keepLines/>
-        <w:pBdr>
-          <w:left w:val="single" w:sz="18" w:space="8" w:color="5B3FA6"/>
-        </w:pBdr>
-        <w:ind w:left="120"/>
-      </w:pPr>
-      <w:r>
-        <w:rPr>
-          <w:rFonts w:ascii="Courier New" w:eastAsia="Courier New" w:hAnsi="Courier New" w:cs="Courier New"/>
-          <w:color w:val="222222"/>
-          <w:sz w:val="17"/>
-          <w:szCs w:val="17"/>
-        </w:rPr>
-        <w:t xml:space="preserve">   1   2   &amp;   3  </w:t>
-      </w:r>
-      <w:r>
-        <w:rPr>
-          <w:rFonts w:ascii="Courier New" w:eastAsia="Courier New" w:hAnsi="Courier New" w:cs="Courier New"/>
-          <w:color w:val="222222"/>
-          <w:sz w:val="17"/>
-          <w:szCs w:val="17"/>
-        </w:rPr>
-        <w:t xml:space="preserve"> &amp;   4   &amp;      1   2   &amp;   3   &amp;   4   &amp;</w:t>
-      </w:r>
-    </w:p>
-    <w:p>
-      <w:pPr>
-        <w:keepLines/>
-        <w:pBdr>
-          <w:left w:val="single" w:sz="18" w:space="8" w:color="5B3FA6"/>
-        </w:pBdr>
-        <w:ind w:left="120"/>
-      </w:pPr>
-      <w:r>
-        <w:rPr>
-          <w:rFonts w:ascii="Courier New" w:eastAsia="Courier New" w:hAnsi="Courier New" w:cs="Courier New"/>
-          <w:color w:val="222222"/>
-          <w:sz w:val="17"/>
-          <w:szCs w:val="17"/>
-        </w:rPr>
-        <w:t xml:space="preserve">   D   D   U       U   D   U      D   D   U       U   D   U</w:t>
-      </w:r>
-    </w:p>
-    <w:p>
-      <w:pPr>
         <w:spacing w:after="60"/>
       </w:pPr>
     </w:p>
@@ -5550,7 +5578,6 @@
           <w:sz w:val="20"/>
           <w:szCs w:val="20"/>
         </w:rPr>
-        <w:lastRenderedPageBreak/>
         <w:t xml:space="preserve">LAYER 6  </w:t>
       </w:r>
       <w:r>
@@ -5599,6 +5626,7 @@
           <w:sz w:val="22"/>
           <w:szCs w:val="22"/>
         </w:rPr>
+        <w:lastRenderedPageBreak/>
         <w:t>No strumming. Pick 8 notes per bar: p i m a m i m i. Two notes per beat.</w:t>
       </w:r>
     </w:p>
@@ -5631,7 +5659,7 @@
           <w:left w:w="10" w:type="dxa"/>
           <w:right w:w="10" w:type="dxa"/>
         </w:tblCellMar>
-        <w:tblLook w:val="0000" w:firstRow="0" w:lastRow="0" w:firstColumn="0" w:lastColumn="0" w:noHBand="0" w:noVBand="0"/>
+        <w:tblLook w:val="04A0" w:firstRow="1" w:lastRow="0" w:firstColumn="1" w:lastColumn="0" w:noHBand="0" w:noVBand="1"/>
       </w:tblPr>
       <w:tblGrid>
         <w:gridCol w:w="3480"/>
@@ -5866,15 +5894,7 @@
                 <w:sz w:val="16"/>
                 <w:szCs w:val="16"/>
               </w:rPr>
-              <w:t>thumb: D string,</w:t>
-            </w:r>
-            <w:r>
-              <w:rPr>
-                <w:color w:val="666666"/>
-                <w:sz w:val="16"/>
-                <w:szCs w:val="16"/>
-              </w:rPr>
-              <w:t xml:space="preserve"> fret 3</w:t>
+              <w:t>thumb: D string, fret 3</w:t>
             </w:r>
           </w:p>
         </w:tc>
@@ -6162,6 +6182,7 @@
     </w:p>
     <w:p>
       <w:pPr>
+        <w:keepNext/>
         <w:keepLines/>
         <w:pBdr>
           <w:left w:val="single" w:sz="18" w:space="8" w:color="5B3FA6"/>
@@ -6180,6 +6201,7 @@
     </w:p>
     <w:p>
       <w:pPr>
+        <w:keepNext/>
         <w:spacing w:after="60"/>
       </w:pPr>
     </w:p>
@@ -6301,16 +6323,7 @@
           <w:sz w:val="17"/>
           <w:szCs w:val="17"/>
         </w:rPr>
-        <w:t>--------------|-------</w:t>
-      </w:r>
-      <w:r>
-        <w:rPr>
-          <w:rFonts w:ascii="Courier New" w:eastAsia="Courier New" w:hAnsi="Courier New" w:cs="Courier New"/>
-          <w:color w:val="222222"/>
-          <w:sz w:val="17"/>
-          <w:szCs w:val="17"/>
-        </w:rPr>
-        <w:t>----</w:t>
+        <w:t>--------------|-----------</w:t>
       </w:r>
       <w:r>
         <w:rPr>
@@ -6627,7 +6640,16 @@
           <w:sz w:val="17"/>
           <w:szCs w:val="17"/>
         </w:rPr>
-        <w:t>D |--------------------------|--------------------------|</w:t>
+        <w:t>D |--------------------------|------------------</w:t>
+      </w:r>
+      <w:r>
+        <w:rPr>
+          <w:rFonts w:ascii="Courier New" w:eastAsia="Courier New" w:hAnsi="Courier New" w:cs="Courier New"/>
+          <w:color w:val="222222"/>
+          <w:sz w:val="17"/>
+          <w:szCs w:val="17"/>
+        </w:rPr>
+        <w:t>--------|</w:t>
       </w:r>
     </w:p>
     <w:p>
@@ -7153,24 +7175,35 @@
     </w:p>
     <w:p>
       <w:pPr>
-        <w:keepLines/>
-        <w:pBdr>
-          <w:left w:val="single" w:sz="18" w:space="8" w:color="5B3FA6"/>
-        </w:pBdr>
-        <w:ind w:left="120"/>
-      </w:pPr>
-      <w:r>
-        <w:rPr>
-          <w:rFonts w:ascii="Courier New" w:eastAsia="Courier New" w:hAnsi="Courier New" w:cs="Courier New"/>
-          <w:color w:val="222222"/>
-          <w:sz w:val="17"/>
-          <w:szCs w:val="17"/>
-        </w:rPr>
-        <w:t>E |--------------------------|--------------------------|</w:t>
-      </w:r>
-    </w:p>
-    <w:p>
-      <w:pPr>
+        <w:keepNext/>
+        <w:keepLines/>
+        <w:pBdr>
+          <w:left w:val="single" w:sz="18" w:space="8" w:color="5B3FA6"/>
+        </w:pBdr>
+        <w:ind w:left="120"/>
+      </w:pPr>
+      <w:r>
+        <w:rPr>
+          <w:rFonts w:ascii="Courier New" w:eastAsia="Courier New" w:hAnsi="Courier New" w:cs="Courier New"/>
+          <w:color w:val="222222"/>
+          <w:sz w:val="17"/>
+          <w:szCs w:val="17"/>
+        </w:rPr>
+        <w:t>E |--------------------------|------------------</w:t>
+      </w:r>
+      <w:r>
+        <w:rPr>
+          <w:rFonts w:ascii="Courier New" w:eastAsia="Courier New" w:hAnsi="Courier New" w:cs="Courier New"/>
+          <w:color w:val="222222"/>
+          <w:sz w:val="17"/>
+          <w:szCs w:val="17"/>
+        </w:rPr>
+        <w:t>--------|</w:t>
+      </w:r>
+    </w:p>
+    <w:p>
+      <w:pPr>
+        <w:keepNext/>
         <w:spacing w:after="60"/>
       </w:pPr>
     </w:p>
@@ -7191,13 +7224,7 @@
         <w:rPr>
           <w:color w:val="222222"/>
         </w:rPr>
-        <w:t>The verse loop Am · C · F · C runs at 60 BPM witho</w:t>
-      </w:r>
-      <w:r>
-        <w:rPr>
-          <w:color w:val="222222"/>
-        </w:rPr>
-        <w:t>ut stopping.</w:t>
+        <w:t>The verse loop Am · C · F · C runs at 60 BPM without stopping.</w:t>
       </w:r>
     </w:p>
     <w:p>
@@ -7213,7 +7240,6 @@
           <w:sz w:val="22"/>
           <w:szCs w:val="22"/>
         </w:rPr>
-        <w:lastRenderedPageBreak/>
         <w:t>Level up</w:t>
       </w:r>
     </w:p>
@@ -7260,7 +7286,17 @@
           <w:sz w:val="18"/>
           <w:szCs w:val="18"/>
         </w:rPr>
-        <w:t>Level up · the chorus · one bar per chord</w:t>
+        <w:t>Level up · the</w:t>
+      </w:r>
+      <w:r>
+        <w:rPr>
+          <w:b/>
+          <w:bCs/>
+          <w:color w:val="5B3FA6"/>
+          <w:sz w:val="18"/>
+          <w:szCs w:val="18"/>
+        </w:rPr>
+        <w:t xml:space="preserve"> chorus · one bar per chord</w:t>
       </w:r>
     </w:p>
     <w:p>
@@ -7318,16 +7354,7 @@
           <w:sz w:val="17"/>
           <w:szCs w:val="17"/>
         </w:rPr>
-        <w:t>----</w:t>
-      </w:r>
-      <w:r>
-        <w:rPr>
-          <w:rFonts w:ascii="Courier New" w:eastAsia="Courier New" w:hAnsi="Courier New" w:cs="Courier New"/>
-          <w:color w:val="222222"/>
-          <w:sz w:val="17"/>
-          <w:szCs w:val="17"/>
-        </w:rPr>
-        <w:t>----------|-----------</w:t>
+        <w:t>--------------|-----------</w:t>
       </w:r>
       <w:r>
         <w:rPr>
@@ -7809,7 +7836,16 @@
           <w:sz w:val="17"/>
           <w:szCs w:val="17"/>
         </w:rPr>
-        <w:t>--------------|</w:t>
+        <w:t>---------</w:t>
+      </w:r>
+      <w:r>
+        <w:rPr>
+          <w:rFonts w:ascii="Courier New" w:eastAsia="Courier New" w:hAnsi="Courier New" w:cs="Courier New"/>
+          <w:color w:val="222222"/>
+          <w:sz w:val="17"/>
+          <w:szCs w:val="17"/>
+        </w:rPr>
+        <w:t>-----|</w:t>
       </w:r>
     </w:p>
     <w:p>
@@ -8170,24 +8206,35 @@
     </w:p>
     <w:p>
       <w:pPr>
-        <w:keepLines/>
-        <w:pBdr>
-          <w:left w:val="single" w:sz="18" w:space="8" w:color="5B3FA6"/>
-        </w:pBdr>
-        <w:ind w:left="120"/>
-      </w:pPr>
-      <w:r>
-        <w:rPr>
-          <w:rFonts w:ascii="Courier New" w:eastAsia="Courier New" w:hAnsi="Courier New" w:cs="Courier New"/>
-          <w:color w:val="222222"/>
-          <w:sz w:val="17"/>
-          <w:szCs w:val="17"/>
-        </w:rPr>
-        <w:t>E |--------------------------|--------------------------|</w:t>
-      </w:r>
-    </w:p>
-    <w:p>
-      <w:pPr>
+        <w:keepNext/>
+        <w:keepLines/>
+        <w:pBdr>
+          <w:left w:val="single" w:sz="18" w:space="8" w:color="5B3FA6"/>
+        </w:pBdr>
+        <w:ind w:left="120"/>
+      </w:pPr>
+      <w:r>
+        <w:rPr>
+          <w:rFonts w:ascii="Courier New" w:eastAsia="Courier New" w:hAnsi="Courier New" w:cs="Courier New"/>
+          <w:color w:val="222222"/>
+          <w:sz w:val="17"/>
+          <w:szCs w:val="17"/>
+        </w:rPr>
+        <w:t>E |--------------</w:t>
+      </w:r>
+      <w:r>
+        <w:rPr>
+          <w:rFonts w:ascii="Courier New" w:eastAsia="Courier New" w:hAnsi="Courier New" w:cs="Courier New"/>
+          <w:color w:val="222222"/>
+          <w:sz w:val="17"/>
+          <w:szCs w:val="17"/>
+        </w:rPr>
+        <w:t>------------|--------------------------|</w:t>
+      </w:r>
+    </w:p>
+    <w:p>
+      <w:pPr>
+        <w:keepNext/>
         <w:spacing w:after="60"/>
       </w:pPr>
     </w:p>
@@ -8383,7 +8430,7 @@
           <w:left w:w="10" w:type="dxa"/>
           <w:right w:w="10" w:type="dxa"/>
         </w:tblCellMar>
-        <w:tblLook w:val="0000" w:firstRow="0" w:lastRow="0" w:firstColumn="0" w:lastColumn="0" w:noHBand="0" w:noVBand="0"/>
+        <w:tblLook w:val="04A0" w:firstRow="1" w:lastRow="0" w:firstColumn="1" w:lastColumn="0" w:noHBand="0" w:noVBand="1"/>
       </w:tblPr>
       <w:tblGrid>
         <w:gridCol w:w="2088"/>
@@ -8466,14 +8513,6 @@
               <w:spacing w:after="60"/>
               <w:jc w:val="center"/>
             </w:pPr>
-            <w:r>
-              <w:rPr>
-                <w:color w:val="666666"/>
-                <w:sz w:val="16"/>
-                <w:szCs w:val="16"/>
-              </w:rPr>
-              <w:t>Am</w:t>
-            </w:r>
           </w:p>
         </w:tc>
         <w:tc>
@@ -8540,14 +8579,6 @@
               <w:spacing w:after="60"/>
               <w:jc w:val="center"/>
             </w:pPr>
-            <w:r>
-              <w:rPr>
-                <w:color w:val="666666"/>
-                <w:sz w:val="16"/>
-                <w:szCs w:val="16"/>
-              </w:rPr>
-              <w:t>C</w:t>
-            </w:r>
           </w:p>
         </w:tc>
         <w:tc>
@@ -8614,14 +8645,6 @@
               <w:spacing w:after="60"/>
               <w:jc w:val="center"/>
             </w:pPr>
-            <w:r>
-              <w:rPr>
-                <w:color w:val="666666"/>
-                <w:sz w:val="16"/>
-                <w:szCs w:val="16"/>
-              </w:rPr>
-              <w:t>F</w:t>
-            </w:r>
           </w:p>
         </w:tc>
         <w:tc>
@@ -8688,14 +8711,6 @@
               <w:spacing w:after="60"/>
               <w:jc w:val="center"/>
             </w:pPr>
-            <w:r>
-              <w:rPr>
-                <w:color w:val="666666"/>
-                <w:sz w:val="16"/>
-                <w:szCs w:val="16"/>
-              </w:rPr>
-              <w:t>Dm</w:t>
-            </w:r>
           </w:p>
         </w:tc>
         <w:tc>
@@ -8762,14 +8777,6 @@
               <w:spacing w:after="60"/>
               <w:jc w:val="center"/>
             </w:pPr>
-            <w:r>
-              <w:rPr>
-                <w:color w:val="666666"/>
-                <w:sz w:val="16"/>
-                <w:szCs w:val="16"/>
-              </w:rPr>
-              <w:t>G</w:t>
-            </w:r>
           </w:p>
         </w:tc>
       </w:tr>
@@ -9045,7 +9052,15 @@
           <w:sz w:val="19"/>
           <w:szCs w:val="19"/>
         </w:rPr>
-        <w:t>The ending. Listen to the record and follow it.</w:t>
+        <w:t>The ending. Listen to the</w:t>
+      </w:r>
+      <w:r>
+        <w:rPr>
+          <w:color w:val="666666"/>
+          <w:sz w:val="19"/>
+          <w:szCs w:val="19"/>
+        </w:rPr>
+        <w:t xml:space="preserve"> record and follow it.</w:t>
       </w:r>
     </w:p>
     <w:p>
@@ -9060,17 +9075,7 @@
           <w:sz w:val="17"/>
           <w:szCs w:val="17"/>
         </w:rPr>
-        <w:t>Teaching chart — simplified to match the Jou</w:t>
-      </w:r>
-      <w:r>
-        <w:rPr>
-          <w:i/>
-          <w:iCs/>
-          <w:color w:val="666666"/>
-          <w:sz w:val="17"/>
-          <w:szCs w:val="17"/>
-        </w:rPr>
-        <w:t>rney layers. Chord names are what the class plays in standard tuning.</w:t>
+        <w:t>Teaching chart — simplified to match the Journey layers. Chord names are what the class plays in standard tuning.</w:t>
       </w:r>
     </w:p>
     <w:p>
@@ -9573,10 +9578,10 @@
 <file path=word/numbering.xml><?xml version="1.0" encoding="utf-8"?>
 <w:numbering xmlns:wpc="http://schemas.microsoft.com/office/word/2010/wordprocessingCanvas" xmlns:cx="http://schemas.microsoft.com/office/drawing/2014/chartex" xmlns:cx1="http://schemas.microsoft.com/office/drawing/2015/9/8/chartex" xmlns:mc="http://schemas.openxmlformats.org/markup-compatibility/2006" xmlns:o="urn:schemas-microsoft-com:office:office" xmlns:r="http://schemas.openxmlformats.org/officeDocument/2006/relationships" xmlns:m="http://schemas.openxmlformats.org/officeDocument/2006/math" xmlns:v="urn:schemas-microsoft-com:vml" xmlns:wp14="http://schemas.microsoft.com/office/word/2010/wordprocessingDrawing" xmlns:wp="http://schemas.openxmlformats.org/drawingml/2006/wordprocessingDrawing" xmlns:w10="urn:schemas-microsoft-com:office:word" xmlns:w="http://schemas.openxmlformats.org/wordprocessingml/2006/main" xmlns:w14="http://schemas.microsoft.com/office/word/2010/wordml" xmlns:w15="http://schemas.microsoft.com/office/word/2012/wordml" xmlns:w16se="http://schemas.microsoft.com/office/word/2015/wordml/symex" xmlns:wpg="http://schemas.microsoft.com/office/word/2010/wordprocessingGroup" xmlns:wpi="http://schemas.microsoft.com/office/word/2010/wordprocessingInk" xmlns:wne="http://schemas.microsoft.com/office/word/2006/wordml" xmlns:wps="http://schemas.microsoft.com/office/word/2010/wordprocessingShape" mc:Ignorable="w14 w15 w16se wp14">
   <w:abstractNum w:abstractNumId="0" w15:restartNumberingAfterBreak="0">
-    <w:nsid w:val="583D6EC1"/>
+    <w:nsid w:val="58F60EE7"/>
     <w:multiLevelType w:val="hybridMultilevel"/>
-    <w:tmpl w:val="7ABC17E2"/>
-    <w:lvl w:ilvl="0" w:tplc="BF187DDE">
+    <w:tmpl w:val="E5F0BA66"/>
+    <w:lvl w:ilvl="0" w:tplc="4C12A57E">
       <w:start w:val="1"/>
       <w:numFmt w:val="bullet"/>
       <w:lvlText w:val="●"/>
@@ -9585,7 +9590,7 @@
         <w:ind w:left="720" w:hanging="360"/>
       </w:pPr>
     </w:lvl>
-    <w:lvl w:ilvl="1" w:tplc="0A083DE4">
+    <w:lvl w:ilvl="1" w:tplc="86EC959C">
       <w:start w:val="1"/>
       <w:numFmt w:val="bullet"/>
       <w:lvlText w:val="○"/>
@@ -9594,7 +9599,7 @@
         <w:ind w:left="1440" w:hanging="360"/>
       </w:pPr>
     </w:lvl>
-    <w:lvl w:ilvl="2" w:tplc="ADB0B426">
+    <w:lvl w:ilvl="2" w:tplc="F2D449BC">
       <w:start w:val="1"/>
       <w:numFmt w:val="bullet"/>
       <w:lvlText w:val="■"/>
@@ -9603,7 +9608,7 @@
         <w:ind w:left="2160" w:hanging="360"/>
       </w:pPr>
     </w:lvl>
-    <w:lvl w:ilvl="3" w:tplc="AFD4FE26">
+    <w:lvl w:ilvl="3" w:tplc="11A89F06">
       <w:start w:val="1"/>
       <w:numFmt w:val="bullet"/>
       <w:lvlText w:val="●"/>
@@ -9612,7 +9617,7 @@
         <w:ind w:left="2880" w:hanging="360"/>
       </w:pPr>
     </w:lvl>
-    <w:lvl w:ilvl="4" w:tplc="A0045136">
+    <w:lvl w:ilvl="4" w:tplc="21F6361E">
       <w:start w:val="1"/>
       <w:numFmt w:val="bullet"/>
       <w:lvlText w:val="○"/>
@@ -9621,7 +9626,7 @@
         <w:ind w:left="3600" w:hanging="360"/>
       </w:pPr>
     </w:lvl>
-    <w:lvl w:ilvl="5" w:tplc="1340C224">
+    <w:lvl w:ilvl="5" w:tplc="848C6278">
       <w:start w:val="1"/>
       <w:numFmt w:val="bullet"/>
       <w:lvlText w:val="■"/>
@@ -9630,7 +9635,7 @@
         <w:ind w:left="4320" w:hanging="360"/>
       </w:pPr>
     </w:lvl>
-    <w:lvl w:ilvl="6" w:tplc="8450726E">
+    <w:lvl w:ilvl="6" w:tplc="15DE59C0">
       <w:start w:val="1"/>
       <w:numFmt w:val="bullet"/>
       <w:lvlText w:val="●"/>
@@ -9639,7 +9644,7 @@
         <w:ind w:left="5040" w:hanging="360"/>
       </w:pPr>
     </w:lvl>
-    <w:lvl w:ilvl="7" w:tplc="434AC9B0">
+    <w:lvl w:ilvl="7" w:tplc="6D20DC28">
       <w:start w:val="1"/>
       <w:numFmt w:val="bullet"/>
       <w:lvlText w:val="●"/>
@@ -9648,7 +9653,7 @@
         <w:ind w:left="5760" w:hanging="360"/>
       </w:pPr>
     </w:lvl>
-    <w:lvl w:ilvl="8" w:tplc="F4923D32">
+    <w:lvl w:ilvl="8" w:tplc="8196F4D8">
       <w:start w:val="1"/>
       <w:numFmt w:val="bullet"/>
       <w:lvlText w:val="●"/>
